--- a/assets/downloads/simulation-6/information-for-proctor-for-anaphylaxis-sp.docx
+++ b/assets/downloads/simulation-6/information-for-proctor-for-anaphylaxis-sp.docx
@@ -1,6 +1,6 @@
 
 <file path=word/document.xml><?xml version="1.0" encoding="utf-8"?>
-<w:document xmlns:wpc="http://schemas.microsoft.com/office/word/2010/wordprocessingCanvas" xmlns:cx="http://schemas.microsoft.com/office/drawing/2014/chartex" xmlns:cx1="http://schemas.microsoft.com/office/drawing/2015/9/8/chartex" xmlns:cx2="http://schemas.microsoft.com/office/drawing/2015/10/21/chartex" xmlns:cx3="http://schemas.microsoft.com/office/drawing/2016/5/9/chartex" xmlns:cx4="http://schemas.microsoft.com/office/drawing/2016/5/10/chartex" xmlns:cx5="http://schemas.microsoft.com/office/drawing/2016/5/11/chartex" xmlns:cx6="http://schemas.microsoft.com/office/drawing/2016/5/12/chartex" xmlns:cx7="http://schemas.microsoft.com/office/drawing/2016/5/13/chartex" xmlns:cx8="http://schemas.microsoft.com/office/drawing/2016/5/14/chartex" xmlns:mc="http://schemas.openxmlformats.org/markup-compatibility/2006" xmlns:aink="http://schemas.microsoft.com/office/drawing/2016/ink" xmlns:am3d="http://schemas.microsoft.com/office/drawing/2017/model3d" xmlns:o="urn:schemas-microsoft-com:office:office" xmlns:oel="http://schemas.microsoft.com/office/2019/extlst" xmlns:r="http://schemas.openxmlformats.org/officeDocument/2006/relationships" xmlns:m="http://schemas.openxmlformats.org/officeDocument/2006/math" xmlns:v="urn:schemas-microsoft-com:vml" xmlns:wp14="http://schemas.microsoft.com/office/word/2010/wordprocessingDrawing" xmlns:wp="http://schemas.openxmlformats.org/drawingml/2006/wordprocessingDrawing" xmlns:w10="urn:schemas-microsoft-com:office:word" xmlns:w="http://schemas.openxmlformats.org/wordprocessingml/2006/main" xmlns:w14="http://schemas.microsoft.com/office/word/2010/wordml" xmlns:w15="http://schemas.microsoft.com/office/word/2012/wordml" xmlns:w16cei="http://schemas.microsoft.com/office/word/2026/wordml/cei" xmlns:w16cex="http://schemas.microsoft.com/office/word/2018/wordml/cex" xmlns:w16cid="http://schemas.microsoft.com/office/word/2016/wordml/cid" xmlns:w16="http://schemas.microsoft.com/office/word/2018/wordml" xmlns:w16du="http://schemas.microsoft.com/office/word/2023/wordml/word16du" xmlns:w16sdtdh="http://schemas.microsoft.com/office/word/2020/wordml/sdtdatahash" xmlns:w16sdtfl="http://schemas.microsoft.com/office/word/2024/wordml/sdtformatlock" xmlns:w16se="http://schemas.microsoft.com/office/word/2015/wordml/symex" xmlns:wpg="http://schemas.microsoft.com/office/word/2010/wordprocessingGroup" xmlns:wpi="http://schemas.microsoft.com/office/word/2010/wordprocessingInk" xmlns:wne="http://schemas.microsoft.com/office/word/2006/wordml" xmlns:wps="http://schemas.microsoft.com/office/word/2010/wordprocessingShape" mc:Ignorable="w14 w15 w16se w16cid w16 w16cex w16sdtdh w16sdtfl w16du wp14">
+<w:document xmlns:wpc="http://schemas.microsoft.com/office/word/2010/wordprocessingCanvas" xmlns:cx="http://schemas.microsoft.com/office/drawing/2014/chartex" xmlns:cx1="http://schemas.microsoft.com/office/drawing/2015/9/8/chartex" xmlns:cx2="http://schemas.microsoft.com/office/drawing/2015/10/21/chartex" xmlns:cx3="http://schemas.microsoft.com/office/drawing/2016/5/9/chartex" xmlns:cx4="http://schemas.microsoft.com/office/drawing/2016/5/10/chartex" xmlns:cx5="http://schemas.microsoft.com/office/drawing/2016/5/11/chartex" xmlns:cx6="http://schemas.microsoft.com/office/drawing/2016/5/12/chartex" xmlns:cx7="http://schemas.microsoft.com/office/drawing/2016/5/13/chartex" xmlns:cx8="http://schemas.microsoft.com/office/drawing/2016/5/14/chartex" xmlns:mc="http://schemas.openxmlformats.org/markup-compatibility/2006" xmlns:aink="http://schemas.microsoft.com/office/drawing/2016/ink" xmlns:am3d="http://schemas.microsoft.com/office/drawing/2017/model3d" xmlns:o="urn:schemas-microsoft-com:office:office" xmlns:oel="http://schemas.microsoft.com/office/2019/extlst" xmlns:r="http://schemas.openxmlformats.org/officeDocument/2006/relationships" xmlns:m="http://schemas.openxmlformats.org/officeDocument/2006/math" xmlns:v="urn:schemas-microsoft-com:vml" xmlns:wp14="http://schemas.microsoft.com/office/word/2010/wordprocessingDrawing" xmlns:wp="http://schemas.openxmlformats.org/drawingml/2006/wordprocessingDrawing" xmlns:w10="urn:schemas-microsoft-com:office:word" xmlns:w="http://schemas.openxmlformats.org/wordprocessingml/2006/main" xmlns:w14="http://schemas.microsoft.com/office/word/2010/wordml" xmlns:w15="http://schemas.microsoft.com/office/word/2012/wordml" xmlns:w16cex="http://schemas.microsoft.com/office/word/2018/wordml/cex" xmlns:w16cid="http://schemas.microsoft.com/office/word/2016/wordml/cid" xmlns:w16="http://schemas.microsoft.com/office/word/2018/wordml" xmlns:w16du="http://schemas.microsoft.com/office/word/2023/wordml/word16du" xmlns:w16sdtdh="http://schemas.microsoft.com/office/word/2020/wordml/sdtdatahash" xmlns:w16sdtfl="http://schemas.microsoft.com/office/word/2024/wordml/sdtformatlock" xmlns:w16se="http://schemas.microsoft.com/office/word/2015/wordml/symex" xmlns:wpg="http://schemas.microsoft.com/office/word/2010/wordprocessingGroup" xmlns:wpi="http://schemas.microsoft.com/office/word/2010/wordprocessingInk" xmlns:wne="http://schemas.microsoft.com/office/word/2006/wordml" xmlns:wps="http://schemas.microsoft.com/office/word/2010/wordprocessingShape" mc:Ignorable="w14 w15 w16se w16cid w16 w16cex w16sdtdh w16sdtfl w16du wp14">
   <w:body>
     <w:p>
       <w:pPr>
@@ -8,9 +8,7 @@
       </w:pPr>
       <w:r>
         <w:rPr>
-          <w:rFonts w:ascii="Aptos" w:hAnsi="Aptos" w:eastAsia="Aptos" w:cs="Aptos"/>
-          <w:sz w:val="40"/>
-          <w:szCs w:val="40"/>
+          <w:rFonts w:ascii="Aptos" w:eastAsia="Aptos" w:hAnsi="Aptos" w:cs="Aptos"/>
         </w:rPr>
         <w:t>Information for Proctor for Anaphylaxis SP</w:t>
       </w:r>
@@ -26,37 +24,8 @@
       </w:pPr>
       <w:r>
         <w:rPr>
-          <w:rFonts w:ascii="Aptos" w:hAnsi="Aptos" w:cs="Aptos" w:eastAsia="Aptos"/>
-          <w:color w:val="000000"/>
-          <w:sz w:val="40"/>
-          <w:szCs w:val="40"/>
-        </w:rPr>
-        <w:t/>
-      </w:r>
-      <w:r>
-        <w:rPr>
-          <w:rFonts w:ascii="Aptos" w:hAnsi="Aptos" w:cs="Aptos" w:eastAsia="Aptos"/>
-          <w:color w:val="000000"/>
-          <w:sz w:val="40"/>
-          <w:szCs w:val="40"/>
-        </w:rPr>
-        <w:t/>
-      </w:r>
-      <w:r>
-        <w:rPr>
-          <w:rFonts w:ascii="Aptos" w:hAnsi="Aptos" w:cs="Aptos" w:eastAsia="Aptos"/>
-          <w:color w:val="000000"/>
-          <w:sz w:val="40"/>
-          <w:szCs w:val="40"/>
-        </w:rPr>
-        <w:t/>
-      </w:r>
-      <w:r>
-        <w:rPr>
-          <w:rFonts w:ascii="Aptos" w:hAnsi="Aptos" w:cs="Aptos" w:eastAsia="Aptos"/>
-          <w:color w:val="000000"/>
-          <w:sz w:val="40"/>
-          <w:szCs w:val="40"/>
+          <w:rFonts w:ascii="Aptos" w:eastAsia="Aptos" w:hAnsi="Aptos" w:cs="Aptos"/>
+          <w:color w:val="000000"/>
         </w:rPr>
         <w:t>Rubric</w:t>
       </w:r>
@@ -76,13 +45,13 @@
         <w:tblLook w:val="04A0" w:firstRow="1" w:lastRow="0" w:firstColumn="1" w:lastColumn="0" w:noHBand="0" w:noVBand="1"/>
       </w:tblPr>
       <w:tblGrid>
-        <w:gridCol w:w="777"/>
+        <w:gridCol w:w="776"/>
         <w:gridCol w:w="2039"/>
         <w:gridCol w:w="1679"/>
         <w:gridCol w:w="473"/>
         <w:gridCol w:w="1080"/>
         <w:gridCol w:w="429"/>
-        <w:gridCol w:w="1306"/>
+        <w:gridCol w:w="1307"/>
         <w:gridCol w:w="1793"/>
       </w:tblGrid>
       <w:tr>
@@ -100,7 +69,6 @@
             </w:pPr>
             <w:r>
               <w:rPr>
-                <w:rFonts w:ascii="Aptos" w:hAnsi="Aptos" w:cs="Aptos" w:eastAsia="Aptos"/>
                 <w:bCs/>
                 <w:color w:val="000000"/>
               </w:rPr>
@@ -136,7 +104,6 @@
             </w:pPr>
             <w:r>
               <w:rPr>
-                <w:rFonts w:ascii="Aptos" w:hAnsi="Aptos" w:cs="Aptos" w:eastAsia="Aptos"/>
                 <w:bCs/>
                 <w:color w:val="000000"/>
               </w:rPr>
@@ -173,7 +140,6 @@
             </w:pPr>
             <w:r>
               <w:rPr>
-                <w:rFonts w:ascii="Aptos" w:hAnsi="Aptos" w:cs="Aptos" w:eastAsia="Aptos"/>
                 <w:bCs/>
                 <w:color w:val="000000"/>
               </w:rPr>
@@ -220,7 +186,6 @@
             </w:pPr>
             <w:r>
               <w:rPr>
-                <w:rFonts w:ascii="Aptos" w:hAnsi="Aptos" w:cs="Aptos" w:eastAsia="Aptos"/>
                 <w:b/>
                 <w:color w:val="FFFFFF" w:themeColor="background1"/>
               </w:rPr>
@@ -250,7 +215,6 @@
             </w:pPr>
             <w:r>
               <w:rPr>
-                <w:rFonts w:ascii="Aptos" w:hAnsi="Aptos" w:cs="Aptos" w:eastAsia="Aptos"/>
                 <w:b/>
                 <w:color w:val="FFFFFF" w:themeColor="background1"/>
               </w:rPr>
@@ -281,7 +245,6 @@
             </w:pPr>
             <w:r>
               <w:rPr>
-                <w:rFonts w:ascii="Aptos" w:hAnsi="Aptos" w:cs="Aptos" w:eastAsia="Aptos"/>
                 <w:b/>
                 <w:color w:val="FFFFFF" w:themeColor="background1"/>
               </w:rPr>
@@ -314,7 +277,6 @@
             </w:pPr>
             <w:r>
               <w:rPr>
-                <w:rFonts w:ascii="Aptos" w:hAnsi="Aptos" w:cs="Aptos" w:eastAsia="Aptos"/>
                 <w:color w:val="000000"/>
               </w:rPr>
               <w:t>Appropriate primary assessment (addresses potential life threats, emergencies)</w:t>
@@ -390,7 +352,7 @@
             </w:pPr>
             <w:r>
               <w:rPr>
-                <w:rFonts w:ascii="Aptos" w:hAnsi="Aptos" w:cs="Aptos" w:eastAsia="Aptos"/>
+                <w:rFonts w:ascii="Aptos" w:hAnsi="Aptos"/>
                 <w:color w:val="000000"/>
               </w:rPr>
               <w:t>Uses pertinent negatives, tests, or other information to rule out three of four possible presentations of asthma, anxiety, anaphylaxis, and allergy</w:t>
@@ -406,10 +368,8 @@
             </w:pPr>
             <w:r>
               <w:rPr>
-                <w:rFonts w:ascii="Aptos" w:hAnsi="Aptos" w:cs="Aptos" w:eastAsia="Aptos"/>
                 <w:color w:val="000000"/>
               </w:rPr>
-              <w:lastRenderedPageBreak/>
               <w:t>Proctor may ask, if not obvious</w:t>
             </w:r>
           </w:p>
@@ -482,7 +442,6 @@
             </w:pPr>
             <w:r>
               <w:rPr>
-                <w:rFonts w:ascii="Aptos" w:hAnsi="Aptos" w:cs="Aptos" w:eastAsia="Aptos"/>
                 <w:color w:val="000000"/>
               </w:rPr>
               <w:t>Asks appropriate or thorough history to refine differential diagnosis</w:t>
@@ -557,7 +516,6 @@
             </w:pPr>
             <w:r>
               <w:rPr>
-                <w:rFonts w:ascii="Aptos" w:hAnsi="Aptos" w:cs="Aptos" w:eastAsia="Aptos"/>
                 <w:color w:val="000000"/>
               </w:rPr>
               <w:t>Reassessment: Reassess relevant vital signs to confirm the differential and ask relevant follow-up questions to confirm the differential</w:t>
@@ -632,7 +590,6 @@
             </w:pPr>
             <w:r>
               <w:rPr>
-                <w:rFonts w:ascii="Aptos" w:hAnsi="Aptos" w:cs="Aptos" w:eastAsia="Aptos"/>
                 <w:color w:val="000000"/>
               </w:rPr>
               <w:t>Performed available interventions</w:t>
@@ -707,7 +664,7 @@
             </w:pPr>
             <w:r>
               <w:rPr>
-                <w:rFonts w:ascii="Aptos" w:hAnsi="Aptos" w:cs="Aptos" w:eastAsia="Aptos"/>
+                <w:rFonts w:ascii="Aptos" w:eastAsia="Aptos" w:hAnsi="Aptos" w:cs="Aptos"/>
                 <w:lang w:bidi="ar-SA"/>
               </w:rPr>
               <w:t>Answers proctor questions correctly:</w:t>
@@ -727,7 +684,7 @@
             </w:pPr>
             <w:r>
               <w:rPr>
-                <w:rFonts w:ascii="Aptos" w:hAnsi="Aptos" w:cs="Aptos" w:eastAsia="Aptos"/>
+                <w:rFonts w:ascii="Aptos" w:eastAsia="Aptos" w:hAnsi="Aptos" w:cs="Aptos"/>
               </w:rPr>
               <w:t>What is the body system affected?</w:t>
             </w:r>
@@ -746,7 +703,7 @@
             </w:pPr>
             <w:r>
               <w:rPr>
-                <w:rFonts w:ascii="Aptos" w:hAnsi="Aptos" w:cs="Aptos" w:eastAsia="Aptos"/>
+                <w:rFonts w:ascii="Aptos" w:eastAsia="Aptos" w:hAnsi="Aptos" w:cs="Aptos"/>
               </w:rPr>
               <w:t>What is your primary differential diagnoses?</w:t>
             </w:r>
@@ -765,7 +722,7 @@
             </w:pPr>
             <w:r>
               <w:rPr>
-                <w:rFonts w:ascii="Aptos" w:hAnsi="Aptos" w:cs="Aptos" w:eastAsia="Aptos"/>
+                <w:rFonts w:ascii="Aptos" w:eastAsia="Aptos" w:hAnsi="Aptos" w:cs="Aptos"/>
               </w:rPr>
               <w:t>What are your other differential diagnoses?</w:t>
             </w:r>
@@ -784,7 +741,7 @@
             </w:pPr>
             <w:r>
               <w:rPr>
-                <w:rFonts w:ascii="Aptos" w:hAnsi="Aptos" w:cs="Aptos" w:eastAsia="Aptos"/>
+                <w:rFonts w:ascii="Aptos" w:eastAsia="Aptos" w:hAnsi="Aptos" w:cs="Aptos"/>
               </w:rPr>
               <w:t>Anything else you would like to add?</w:t>
             </w:r>
@@ -848,51 +805,37 @@
           <w:szCs w:val="20"/>
         </w:rPr>
       </w:pPr>
-      <w:bookmarkStart w:id="8" w:name="_Hlk222486151"/>
-      <w:bookmarkStart w:id="9" w:name="_Hlk222489860"/>
-      <w:r>
-        <w:rPr>
-          <w:rFonts w:ascii="Aptos" w:hAnsi="Aptos" w:cs="Aptos" w:eastAsia="Aptos"/>
+      <w:bookmarkStart w:id="0" w:name="_Hlk222489860"/>
+      <w:r>
+        <w:rPr>
           <w:color w:val="000000"/>
           <w:sz w:val="20"/>
           <w:szCs w:val="20"/>
         </w:rPr>
-        <w:t>0 = not performed or dangerous</w:t>
-      </w:r>
-      <w:bookmarkStart w:id="10" w:name="_Hlk222415029"/>
-      <w:r>
-        <w:rPr>
-          <w:rFonts w:ascii="Aptos" w:hAnsi="Aptos" w:cs="Aptos" w:eastAsia="Aptos"/>
+        <w:t xml:space="preserve">0 = not performed or dangerous; 1 = inadequate; 2 = </w:t>
+      </w:r>
+      <w:bookmarkStart w:id="1" w:name="_Hlk222480168"/>
+      <w:bookmarkStart w:id="2" w:name="_Hlk222480202"/>
+      <w:r>
+        <w:rPr>
+          <w:bCs/>
           <w:color w:val="000000"/>
           <w:sz w:val="20"/>
           <w:szCs w:val="20"/>
         </w:rPr>
-        <w:t xml:space="preserve">; 1 = inadequate; 2 = </w:t>
-      </w:r>
-      <w:bookmarkStart w:id="11" w:name="_Hlk222480168"/>
-      <w:bookmarkStart w:id="12" w:name="_Hlk222480202"/>
-      <w:r>
-        <w:rPr>
-          <w:rFonts w:ascii="Aptos" w:hAnsi="Aptos" w:cs="Aptos" w:eastAsia="Aptos"/>
+        <w:t>minimum standard of care or above</w:t>
+      </w:r>
+      <w:bookmarkEnd w:id="1"/>
+      <w:r>
+        <w:rPr>
           <w:bCs/>
           <w:color w:val="000000"/>
           <w:sz w:val="20"/>
           <w:szCs w:val="20"/>
         </w:rPr>
-        <w:t>minimum standard of care or above</w:t>
-      </w:r>
-      <w:bookmarkEnd w:id="11"/>
-      <w:r>
-        <w:rPr>
-          <w:rFonts w:ascii="Aptos" w:hAnsi="Aptos" w:cs="Aptos" w:eastAsia="Aptos"/>
-          <w:bCs/>
-          <w:color w:val="000000"/>
-          <w:sz w:val="20"/>
-          <w:szCs w:val="20"/>
-        </w:rPr>
         <w:t>.</w:t>
       </w:r>
-      <w:bookmarkEnd w:id="12"/>
+      <w:bookmarkEnd w:id="2"/>
     </w:p>
     <w:p>
       <w:pPr>
@@ -902,12 +845,11 @@
       </w:pPr>
       <w:r>
         <w:rPr>
-          <w:rFonts w:ascii="Aptos" w:hAnsi="Aptos" w:cs="Aptos" w:eastAsia="Aptos"/>
           <w:color w:val="000000"/>
         </w:rPr>
         <w:t>Other comments:</w:t>
       </w:r>
-      <w:bookmarkEnd w:id="9"/>
+      <w:bookmarkEnd w:id="0"/>
     </w:p>
     <w:p>
       <w:r>
@@ -923,25 +865,13 @@
           <w:color w:val="000000"/>
         </w:rPr>
       </w:pPr>
-      <w:proofErr w:type="gramStart"/>
-      <w:r>
-        <w:rPr>
-          <w:rFonts w:ascii="Aptos" w:hAnsi="Aptos" w:cs="Aptos" w:eastAsia="Aptos"/>
-          <w:color w:val="000000"/>
-          <w:sz w:val="40"/>
-          <w:szCs w:val="40"/>
-        </w:rPr>
-        <w:t> Situation</w:t>
-      </w:r>
-      <w:proofErr w:type="gramEnd"/>
-      <w:r>
-        <w:rPr>
-          <w:rFonts w:ascii="Aptos" w:hAnsi="Aptos" w:cs="Aptos" w:eastAsia="Aptos"/>
-          <w:color w:val="000000"/>
-          <w:sz w:val="40"/>
-          <w:szCs w:val="40"/>
-        </w:rPr>
-        <w:t xml:space="preserve"> and Setting</w:t>
+      <w:r>
+        <w:rPr>
+          <w:rFonts w:ascii="Aptos" w:eastAsia="Aptos" w:hAnsi="Aptos" w:cs="Aptos"/>
+          <w:color w:val="000000"/>
+        </w:rPr>
+        <w:lastRenderedPageBreak/>
+        <w:t>Situation and Setting</w:t>
       </w:r>
     </w:p>
     <w:p>
@@ -954,28 +884,6 @@
       </w:pPr>
       <w:r>
         <w:rPr>
-          <w:rFonts w:ascii="Aptos" w:hAnsi="Aptos" w:cs="Aptos" w:eastAsia="Aptos"/>
-          <w:color w:val="000000"/>
-        </w:rPr>
-        <w:t/>
-      </w:r>
-      <w:r>
-        <w:rPr>
-          <w:rFonts w:ascii="Aptos" w:hAnsi="Aptos" w:cs="Aptos" w:eastAsia="Aptos"/>
-          <w:color w:val="000000"/>
-        </w:rPr>
-        <w:t/>
-      </w:r>
-      <w:r>
-        <w:rPr>
-          <w:rFonts w:ascii="Aptos" w:hAnsi="Aptos" w:cs="Aptos" w:eastAsia="Aptos"/>
-          <w:color w:val="000000"/>
-        </w:rPr>
-        <w:t/>
-      </w:r>
-      <w:r>
-        <w:rPr>
-          <w:rFonts w:ascii="Aptos" w:hAnsi="Aptos" w:cs="Aptos" w:eastAsia="Aptos"/>
           <w:color w:val="000000"/>
         </w:rPr>
         <w:t>Simulation Situation</w:t>
@@ -993,16 +901,6 @@
       </w:pPr>
       <w:r>
         <w:rPr>
-          <w:rFonts w:ascii="Aptos" w:eastAsia="Aptos" w:hAnsi="Aptos" w:cs="Aptos"/>
-          <w:color w:val="000000"/>
-          <w:kern w:val="0"/>
-          <w14:ligatures w14:val="none"/>
-        </w:rPr>
-        <w:t/>
-      </w:r>
-      <w:r>
-        <w:rPr>
-          <w:rFonts w:ascii="Aptos" w:eastAsia="Aptos" w:hAnsi="Aptos" w:cs="Aptos"/>
           <w:color w:val="000000"/>
           <w:kern w:val="0"/>
           <w14:ligatures w14:val="none"/>
@@ -1022,16 +920,6 @@
       </w:pPr>
       <w:r>
         <w:rPr>
-          <w:rFonts w:ascii="Aptos" w:eastAsia="Aptos" w:hAnsi="Aptos" w:cs="Aptos"/>
-          <w:color w:val="000000"/>
-          <w:kern w:val="0"/>
-          <w14:ligatures w14:val="none"/>
-        </w:rPr>
-        <w:t/>
-      </w:r>
-      <w:r>
-        <w:rPr>
-          <w:rFonts w:ascii="Aptos" w:eastAsia="Aptos" w:hAnsi="Aptos" w:cs="Aptos"/>
           <w:color w:val="000000"/>
           <w:kern w:val="0"/>
           <w14:ligatures w14:val="none"/>
@@ -1051,7 +939,6 @@
       </w:pPr>
       <w:r>
         <w:rPr>
-          <w:rFonts w:ascii="Aptos" w:eastAsia="Aptos" w:hAnsi="Aptos" w:cs="Aptos"/>
           <w:color w:val="000000"/>
           <w:kern w:val="0"/>
           <w14:ligatures w14:val="none"/>
@@ -1071,17 +958,6 @@
       </w:pPr>
       <w:r>
         <w:rPr>
-          <w:rFonts w:ascii="Aptos" w:eastAsia="Aptos" w:hAnsi="Aptos" w:cs="Aptos"/>
-          <w:color w:val="000000"/>
-          <w:kern w:val="0"/>
-          <w14:ligatures w14:val="none"/>
-        </w:rPr>
-        <w:lastRenderedPageBreak/>
-        <w:t/>
-      </w:r>
-      <w:r>
-        <w:rPr>
-          <w:rFonts w:ascii="Aptos" w:eastAsia="Aptos" w:hAnsi="Aptos" w:cs="Aptos"/>
           <w:color w:val="000000"/>
           <w:kern w:val="0"/>
           <w14:ligatures w14:val="none"/>
@@ -1101,16 +977,6 @@
       </w:pPr>
       <w:r>
         <w:rPr>
-          <w:rFonts w:ascii="Aptos" w:eastAsia="Aptos" w:hAnsi="Aptos" w:cs="Aptos"/>
-          <w:color w:val="000000"/>
-          <w:kern w:val="0"/>
-          <w14:ligatures w14:val="none"/>
-        </w:rPr>
-        <w:t/>
-      </w:r>
-      <w:r>
-        <w:rPr>
-          <w:rFonts w:ascii="Aptos" w:eastAsia="Aptos" w:hAnsi="Aptos" w:cs="Aptos"/>
           <w:color w:val="000000"/>
           <w:kern w:val="0"/>
           <w14:ligatures w14:val="none"/>
@@ -1130,7 +996,6 @@
       </w:pPr>
       <w:r>
         <w:rPr>
-          <w:rFonts w:ascii="Aptos" w:eastAsia="Aptos" w:hAnsi="Aptos" w:cs="Aptos"/>
           <w:color w:val="000000"/>
           <w:kern w:val="0"/>
           <w14:ligatures w14:val="none"/>
@@ -1150,16 +1015,6 @@
       </w:pPr>
       <w:r>
         <w:rPr>
-          <w:rFonts w:ascii="Aptos" w:eastAsia="Aptos" w:hAnsi="Aptos" w:cs="Aptos"/>
-          <w:color w:val="000000"/>
-          <w:kern w:val="0"/>
-          <w14:ligatures w14:val="none"/>
-        </w:rPr>
-        <w:t/>
-      </w:r>
-      <w:r>
-        <w:rPr>
-          <w:rFonts w:ascii="Aptos" w:eastAsia="Aptos" w:hAnsi="Aptos" w:cs="Aptos"/>
           <w:color w:val="000000"/>
           <w:kern w:val="0"/>
           <w14:ligatures w14:val="none"/>
@@ -1179,16 +1034,6 @@
       </w:pPr>
       <w:r>
         <w:rPr>
-          <w:rFonts w:ascii="Aptos" w:eastAsia="Aptos" w:hAnsi="Aptos" w:cs="Aptos"/>
-          <w:color w:val="000000"/>
-          <w:kern w:val="0"/>
-          <w14:ligatures w14:val="none"/>
-        </w:rPr>
-        <w:t/>
-      </w:r>
-      <w:r>
-        <w:rPr>
-          <w:rFonts w:ascii="Aptos" w:eastAsia="Aptos" w:hAnsi="Aptos" w:cs="Aptos"/>
           <w:color w:val="000000"/>
           <w:kern w:val="0"/>
           <w14:ligatures w14:val="none"/>
@@ -1208,7 +1053,6 @@
       </w:pPr>
       <w:r>
         <w:rPr>
-          <w:rFonts w:ascii="Aptos" w:eastAsia="Aptos" w:hAnsi="Aptos" w:cs="Aptos"/>
           <w:color w:val="000000"/>
           <w:kern w:val="0"/>
           <w14:ligatures w14:val="none"/>
@@ -1228,16 +1072,6 @@
       </w:pPr>
       <w:r>
         <w:rPr>
-          <w:rFonts w:ascii="Aptos" w:eastAsia="Aptos" w:hAnsi="Aptos" w:cs="Aptos"/>
-          <w:color w:val="000000"/>
-          <w:kern w:val="0"/>
-          <w14:ligatures w14:val="none"/>
-        </w:rPr>
-        <w:t/>
-      </w:r>
-      <w:r>
-        <w:rPr>
-          <w:rFonts w:ascii="Aptos" w:eastAsia="Aptos" w:hAnsi="Aptos" w:cs="Aptos"/>
           <w:color w:val="000000"/>
           <w:kern w:val="0"/>
           <w14:ligatures w14:val="none"/>
@@ -1257,16 +1091,6 @@
       </w:pPr>
       <w:r>
         <w:rPr>
-          <w:rFonts w:ascii="Aptos" w:eastAsia="Aptos" w:hAnsi="Aptos" w:cs="Aptos"/>
-          <w:color w:val="000000"/>
-          <w:kern w:val="0"/>
-          <w14:ligatures w14:val="none"/>
-        </w:rPr>
-        <w:t/>
-      </w:r>
-      <w:r>
-        <w:rPr>
-          <w:rFonts w:ascii="Aptos" w:eastAsia="Aptos" w:hAnsi="Aptos" w:cs="Aptos"/>
           <w:color w:val="000000"/>
           <w:kern w:val="0"/>
           <w14:ligatures w14:val="none"/>
@@ -1286,7 +1110,6 @@
       </w:pPr>
       <w:r>
         <w:rPr>
-          <w:rFonts w:ascii="Aptos" w:eastAsia="Aptos" w:hAnsi="Aptos" w:cs="Aptos"/>
           <w:color w:val="000000"/>
           <w:kern w:val="0"/>
           <w14:ligatures w14:val="none"/>
@@ -1304,28 +1127,6 @@
       </w:pPr>
       <w:r>
         <w:rPr>
-          <w:rFonts w:ascii="Aptos" w:eastAsia="Aptos" w:hAnsi="Aptos" w:cs="Aptos"/>
-          <w:color w:val="000000"/>
-        </w:rPr>
-        <w:t/>
-      </w:r>
-      <w:r>
-        <w:rPr>
-          <w:rFonts w:ascii="Aptos" w:eastAsia="Aptos" w:hAnsi="Aptos" w:cs="Aptos"/>
-          <w:color w:val="000000"/>
-        </w:rPr>
-        <w:t/>
-      </w:r>
-      <w:r>
-        <w:rPr>
-          <w:rFonts w:ascii="Aptos" w:eastAsia="Aptos" w:hAnsi="Aptos" w:cs="Aptos"/>
-          <w:color w:val="000000"/>
-        </w:rPr>
-        <w:t/>
-      </w:r>
-      <w:r>
-        <w:rPr>
-          <w:rFonts w:ascii="Aptos" w:eastAsia="Aptos" w:hAnsi="Aptos" w:cs="Aptos"/>
           <w:color w:val="000000"/>
         </w:rPr>
         <w:t>Setting</w:t>
@@ -1343,7 +1144,6 @@
       </w:pPr>
       <w:r>
         <w:rPr>
-          <w:rFonts w:ascii="Aptos" w:eastAsia="Aptos" w:hAnsi="Aptos" w:cs="Aptos"/>
           <w:color w:val="000000"/>
           <w:kern w:val="0"/>
           <w14:ligatures w14:val="none"/>
@@ -1370,38 +1170,10 @@
       </w:pPr>
       <w:r>
         <w:rPr>
-          <w:rFonts w:ascii="Aptos" w:hAnsi="Aptos" w:cs="Aptos" w:eastAsia="Aptos"/>
-          <w:color w:val="000000"/>
-          <w:sz w:val="40"/>
-          <w:szCs w:val="40"/>
-        </w:rPr>
-        <w:t/>
-      </w:r>
-      <w:r>
-        <w:rPr>
-          <w:rFonts w:ascii="Aptos" w:hAnsi="Aptos" w:cs="Aptos" w:eastAsia="Aptos"/>
-          <w:color w:val="000000"/>
-          <w:sz w:val="40"/>
-          <w:szCs w:val="40"/>
-        </w:rPr>
-        <w:t/>
-      </w:r>
-      <w:r>
-        <w:rPr>
-          <w:rFonts w:ascii="Aptos" w:hAnsi="Aptos" w:cs="Aptos" w:eastAsia="Aptos"/>
-          <w:color w:val="000000"/>
-          <w:sz w:val="40"/>
-          <w:szCs w:val="40"/>
-        </w:rPr>
-        <w:t/>
-      </w:r>
-      <w:r>
-        <w:rPr>
-          <w:rFonts w:ascii="Aptos" w:hAnsi="Aptos" w:cs="Aptos" w:eastAsia="Aptos"/>
-          <w:color w:val="000000"/>
-          <w:sz w:val="40"/>
-          <w:szCs w:val="40"/>
-        </w:rPr>
+          <w:rFonts w:ascii="Aptos" w:eastAsia="Aptos" w:hAnsi="Aptos" w:cs="Aptos"/>
+          <w:color w:val="000000"/>
+        </w:rPr>
+        <w:lastRenderedPageBreak/>
         <w:t>Instructions for SP Anaphylaxis</w:t>
       </w:r>
     </w:p>
@@ -1415,100 +1187,72 @@
       </w:pPr>
       <w:r>
         <w:rPr>
-          <w:rFonts w:ascii="Aptos" w:hAnsi="Aptos" w:cs="Aptos" w:eastAsia="Aptos"/>
           <w:color w:val="000000"/>
         </w:rPr>
         <w:t xml:space="preserve">Please memorize your story and the </w:t>
       </w:r>
       <w:r>
         <w:rPr>
-          <w:rFonts w:ascii="Aptos" w:hAnsi="Aptos" w:cs="Aptos" w:eastAsia="Aptos"/>
           <w:color w:val="000000"/>
         </w:rPr>
         <w:t xml:space="preserve">following </w:t>
       </w:r>
       <w:r>
         <w:rPr>
-          <w:rFonts w:ascii="Aptos" w:hAnsi="Aptos" w:cs="Aptos" w:eastAsia="Aptos"/>
           <w:color w:val="000000"/>
         </w:rPr>
         <w:t>information. When we meet, please be prepared with questions, problems, or concerns from this simulation.</w:t>
       </w:r>
       <w:r>
         <w:rPr>
-          <w:rFonts w:ascii="Aptos" w:hAnsi="Aptos" w:cs="Aptos" w:eastAsia="Aptos"/>
           <w:color w:val="000000"/>
         </w:rPr>
         <w:t xml:space="preserve"> If</w:t>
       </w:r>
       <w:r>
         <w:rPr>
-          <w:rFonts w:ascii="Aptos" w:hAnsi="Aptos" w:cs="Aptos" w:eastAsia="Aptos"/>
           <w:color w:val="000000"/>
         </w:rPr>
         <w:t xml:space="preserve"> you are</w:t>
       </w:r>
       <w:r>
         <w:rPr>
-          <w:rFonts w:ascii="Aptos" w:hAnsi="Aptos" w:cs="Aptos" w:eastAsia="Aptos"/>
-          <w:color w:val="000000"/>
-        </w:rPr>
-        <w:t xml:space="preserve"> </w:t>
-      </w:r>
-      <w:proofErr w:type="gramStart"/>
-      <w:r>
-        <w:rPr>
-          <w:rFonts w:ascii="Aptos" w:hAnsi="Aptos" w:cs="Aptos" w:eastAsia="Aptos"/>
-          <w:color w:val="000000"/>
-        </w:rPr>
-        <w:t>provide</w:t>
-      </w:r>
-      <w:r>
-        <w:rPr>
-          <w:rFonts w:ascii="Aptos" w:hAnsi="Aptos" w:cs="Aptos" w:eastAsia="Aptos"/>
-          <w:color w:val="000000"/>
-        </w:rPr>
-        <w:t>d</w:t>
-      </w:r>
-      <w:proofErr w:type="gramEnd"/>
-      <w:r>
-        <w:rPr>
-          <w:rFonts w:ascii="Aptos" w:hAnsi="Aptos" w:cs="Aptos" w:eastAsia="Aptos"/>
-          <w:color w:val="000000"/>
-        </w:rPr>
-        <w:t xml:space="preserve"> photos of your </w:t>
-      </w:r>
-      <w:r>
-        <w:rPr>
-          <w:rFonts w:ascii="Aptos" w:hAnsi="Aptos" w:cs="Aptos" w:eastAsia="Aptos"/>
+          <w:color w:val="000000"/>
+        </w:rPr>
+        <w:t xml:space="preserve"> provide</w:t>
+      </w:r>
+      <w:r>
+        <w:rPr>
+          <w:color w:val="000000"/>
+        </w:rPr>
+        <w:t xml:space="preserve">d photos of your </w:t>
+      </w:r>
+      <w:r>
+        <w:rPr>
           <w:color w:val="000000"/>
         </w:rPr>
         <w:t>skin reaction at various stages</w:t>
       </w:r>
       <w:r>
         <w:rPr>
-          <w:rFonts w:ascii="Aptos" w:hAnsi="Aptos" w:cs="Aptos" w:eastAsia="Aptos"/>
           <w:color w:val="000000"/>
         </w:rPr>
         <w:t>, be prepared to show the</w:t>
       </w:r>
       <w:r>
         <w:rPr>
-          <w:rFonts w:ascii="Aptos" w:hAnsi="Aptos" w:cs="Aptos" w:eastAsia="Aptos"/>
           <w:color w:val="000000"/>
         </w:rPr>
         <w:t>se to the</w:t>
       </w:r>
       <w:r>
         <w:rPr>
-          <w:rFonts w:ascii="Aptos" w:hAnsi="Aptos" w:cs="Aptos" w:eastAsia="Aptos"/>
           <w:color w:val="000000"/>
         </w:rPr>
         <w:t xml:space="preserve"> HCP</w:t>
       </w:r>
       <w:r>
         <w:rPr>
-          <w:rFonts w:ascii="Aptos" w:hAnsi="Aptos" w:cs="Aptos" w:eastAsia="Aptos"/>
           <w:color w:val="000000"/>
         </w:rPr>
         <w:t>. Be sure to ask the proctor or facilitator if you have questions about when to show these photos.</w:t>
@@ -1526,7 +1270,6 @@
       </w:pPr>
       <w:r>
         <w:rPr>
-          <w:rFonts w:ascii="Aptos" w:hAnsi="Aptos" w:cs="Aptos" w:eastAsia="Aptos"/>
           <w:b/>
           <w:bCs/>
           <w:color w:val="000000"/>
@@ -1535,7 +1278,6 @@
       </w:r>
       <w:r>
         <w:rPr>
-          <w:rFonts w:ascii="Aptos" w:hAnsi="Aptos" w:cs="Aptos" w:eastAsia="Aptos"/>
           <w:b/>
           <w:bCs/>
           <w:color w:val="000000"/>
@@ -1544,7 +1286,6 @@
       </w:r>
       <w:r>
         <w:rPr>
-          <w:rFonts w:ascii="Aptos" w:hAnsi="Aptos" w:cs="Aptos" w:eastAsia="Aptos"/>
           <w:b/>
           <w:bCs/>
           <w:color w:val="000000"/>
@@ -1553,7 +1294,6 @@
       </w:r>
       <w:r>
         <w:rPr>
-          <w:rFonts w:ascii="Aptos" w:hAnsi="Aptos" w:cs="Aptos" w:eastAsia="Aptos"/>
           <w:b/>
           <w:bCs/>
           <w:color w:val="000000"/>
@@ -1562,7 +1302,6 @@
       </w:r>
       <w:r>
         <w:rPr>
-          <w:rFonts w:ascii="Aptos" w:hAnsi="Aptos" w:cs="Aptos" w:eastAsia="Aptos"/>
           <w:b/>
           <w:bCs/>
           <w:color w:val="000000"/>
@@ -1571,128 +1310,96 @@
       </w:r>
       <w:r>
         <w:rPr>
-          <w:rFonts w:ascii="Aptos" w:hAnsi="Aptos" w:cs="Aptos" w:eastAsia="Aptos"/>
           <w:color w:val="000000"/>
         </w:rPr>
         <w:t xml:space="preserve"> It is </w:t>
       </w:r>
       <w:r>
         <w:rPr>
-          <w:rFonts w:ascii="Aptos" w:hAnsi="Aptos" w:cs="Aptos" w:eastAsia="Aptos"/>
           <w:color w:val="000000"/>
         </w:rPr>
         <w:t>2</w:t>
       </w:r>
       <w:r>
         <w:rPr>
-          <w:rFonts w:ascii="Aptos" w:hAnsi="Aptos" w:cs="Aptos" w:eastAsia="Aptos"/>
           <w:color w:val="000000"/>
         </w:rPr>
         <w:t>:</w:t>
       </w:r>
       <w:r>
         <w:rPr>
-          <w:rFonts w:ascii="Aptos" w:hAnsi="Aptos" w:cs="Aptos" w:eastAsia="Aptos"/>
           <w:color w:val="000000"/>
         </w:rPr>
         <w:t>00</w:t>
       </w:r>
       <w:r>
         <w:rPr>
-          <w:rFonts w:ascii="Aptos" w:hAnsi="Aptos" w:cs="Aptos" w:eastAsia="Aptos"/>
           <w:color w:val="000000"/>
         </w:rPr>
         <w:t xml:space="preserve"> </w:t>
       </w:r>
       <w:r>
         <w:rPr>
-          <w:rFonts w:ascii="Aptos" w:hAnsi="Aptos" w:cs="Aptos" w:eastAsia="Aptos"/>
           <w:color w:val="000000"/>
         </w:rPr>
         <w:t>p</w:t>
       </w:r>
       <w:r>
         <w:rPr>
-          <w:rFonts w:ascii="Aptos" w:hAnsi="Aptos" w:cs="Aptos" w:eastAsia="Aptos"/>
           <w:color w:val="000000"/>
         </w:rPr>
         <w:t>.</w:t>
       </w:r>
       <w:r>
         <w:rPr>
-          <w:rFonts w:ascii="Aptos" w:hAnsi="Aptos" w:cs="Aptos" w:eastAsia="Aptos"/>
           <w:color w:val="000000"/>
         </w:rPr>
         <w:t>m</w:t>
       </w:r>
       <w:r>
         <w:rPr>
-          <w:rFonts w:ascii="Aptos" w:hAnsi="Aptos" w:cs="Aptos" w:eastAsia="Aptos"/>
           <w:color w:val="000000"/>
         </w:rPr>
         <w:t>.</w:t>
       </w:r>
       <w:r>
         <w:rPr>
-          <w:rFonts w:ascii="Aptos" w:hAnsi="Aptos" w:cs="Aptos" w:eastAsia="Aptos"/>
           <w:color w:val="000000"/>
         </w:rPr>
         <w:t xml:space="preserve"> during women’s volleyball practice. Angel, the starting outside hitter</w:t>
       </w:r>
       <w:r>
         <w:rPr>
-          <w:rFonts w:ascii="Aptos" w:hAnsi="Aptos" w:cs="Aptos" w:eastAsia="Aptos"/>
           <w:color w:val="000000"/>
         </w:rPr>
         <w:t>,</w:t>
       </w:r>
       <w:r>
         <w:rPr>
-          <w:rFonts w:ascii="Aptos" w:hAnsi="Aptos" w:cs="Aptos" w:eastAsia="Aptos"/>
-          <w:color w:val="000000"/>
-        </w:rPr>
-        <w:t xml:space="preserve"> approaches you about itching and </w:t>
-      </w:r>
-      <w:proofErr w:type="gramStart"/>
-      <w:r>
-        <w:rPr>
-          <w:rFonts w:ascii="Aptos" w:hAnsi="Aptos" w:cs="Aptos" w:eastAsia="Aptos"/>
-          <w:color w:val="000000"/>
-        </w:rPr>
-        <w:t>bumps</w:t>
-      </w:r>
-      <w:proofErr w:type="gramEnd"/>
-      <w:r>
-        <w:rPr>
-          <w:rFonts w:ascii="Aptos" w:hAnsi="Aptos" w:cs="Aptos" w:eastAsia="Aptos"/>
-          <w:color w:val="000000"/>
-        </w:rPr>
-        <w:t>.</w:t>
-      </w:r>
-      <w:r>
-        <w:rPr>
-          <w:rFonts w:ascii="Aptos" w:hAnsi="Aptos" w:cs="Aptos" w:eastAsia="Aptos"/>
+          <w:color w:val="000000"/>
+        </w:rPr>
+        <w:t xml:space="preserve"> approaches you about itching and bumps.</w:t>
+      </w:r>
+      <w:r>
+        <w:rPr>
           <w:color w:val="000000"/>
         </w:rPr>
         <w:t xml:space="preserve"> </w:t>
       </w:r>
       <w:r>
         <w:rPr>
-          <w:rFonts w:ascii="Aptos" w:hAnsi="Aptos" w:cs="Aptos" w:eastAsia="Aptos"/>
           <w:color w:val="000000"/>
         </w:rPr>
         <w:t xml:space="preserve">It is about </w:t>
       </w:r>
       <w:r>
         <w:rPr>
-          <w:rFonts w:ascii="Aptos" w:hAnsi="Aptos" w:cs="Aptos" w:eastAsia="Aptos"/>
           <w:color w:val="000000"/>
         </w:rPr>
         <w:t>20 minutes</w:t>
       </w:r>
       <w:r>
         <w:rPr>
-          <w:rFonts w:ascii="Aptos" w:hAnsi="Aptos" w:cs="Aptos" w:eastAsia="Aptos"/>
           <w:color w:val="000000"/>
         </w:rPr>
         <w:t xml:space="preserve"> into practice.</w:t>
@@ -1710,34 +1417,6 @@
       </w:pPr>
       <w:r>
         <w:rPr>
-          <w:rFonts w:ascii="Aptos" w:eastAsia="Aptos" w:hAnsi="Aptos" w:cs="Aptos"/>
-          <w:color w:val="000000"/>
-          <w:kern w:val="0"/>
-          <w14:ligatures w14:val="none"/>
-        </w:rPr>
-        <w:t/>
-      </w:r>
-      <w:r>
-        <w:rPr>
-          <w:rFonts w:ascii="Aptos" w:eastAsia="Aptos" w:hAnsi="Aptos" w:cs="Aptos"/>
-          <w:color w:val="000000"/>
-          <w:kern w:val="0"/>
-          <w14:ligatures w14:val="none"/>
-        </w:rPr>
-        <w:t/>
-      </w:r>
-      <w:r>
-        <w:rPr>
-          <w:rFonts w:ascii="Aptos" w:eastAsia="Aptos" w:hAnsi="Aptos" w:cs="Aptos"/>
-          <w:color w:val="000000"/>
-          <w:kern w:val="0"/>
-          <w14:ligatures w14:val="none"/>
-        </w:rPr>
-        <w:t/>
-      </w:r>
-      <w:r>
-        <w:rPr>
-          <w:rFonts w:ascii="Aptos" w:eastAsia="Aptos" w:hAnsi="Aptos" w:cs="Aptos"/>
           <w:color w:val="000000"/>
           <w:kern w:val="0"/>
           <w14:ligatures w14:val="none"/>
@@ -1746,7 +1425,6 @@
       </w:r>
       <w:r>
         <w:rPr>
-          <w:rFonts w:ascii="Aptos" w:eastAsia="Aptos" w:hAnsi="Aptos" w:cs="Aptos"/>
           <w:color w:val="000000"/>
           <w:kern w:val="0"/>
           <w14:ligatures w14:val="none"/>
@@ -1766,7 +1444,6 @@
       </w:pPr>
       <w:r>
         <w:rPr>
-          <w:rFonts w:ascii="Aptos" w:eastAsia="Aptos" w:hAnsi="Aptos" w:cs="Aptos"/>
           <w:b/>
           <w:bCs/>
           <w:color w:val="000000"/>
@@ -1777,7 +1454,6 @@
       </w:r>
       <w:r>
         <w:rPr>
-          <w:rFonts w:ascii="Aptos" w:eastAsia="Aptos" w:hAnsi="Aptos" w:cs="Aptos"/>
           <w:color w:val="000000"/>
           <w:kern w:val="0"/>
           <w14:ligatures w14:val="none"/>
@@ -1797,7 +1473,6 @@
       </w:pPr>
       <w:r>
         <w:rPr>
-          <w:rFonts w:ascii="Aptos" w:eastAsia="Aptos" w:hAnsi="Aptos" w:cs="Aptos"/>
           <w:b/>
           <w:bCs/>
           <w:color w:val="000000"/>
@@ -1808,7 +1483,6 @@
       </w:r>
       <w:r>
         <w:rPr>
-          <w:rFonts w:ascii="Aptos" w:eastAsia="Aptos" w:hAnsi="Aptos" w:cs="Aptos"/>
           <w:b/>
           <w:bCs/>
           <w:color w:val="000000"/>
@@ -1819,7 +1493,6 @@
       </w:r>
       <w:r>
         <w:rPr>
-          <w:rFonts w:ascii="Aptos" w:eastAsia="Aptos" w:hAnsi="Aptos" w:cs="Aptos"/>
           <w:b/>
           <w:bCs/>
           <w:color w:val="000000"/>
@@ -1830,7 +1503,6 @@
       </w:r>
       <w:r>
         <w:rPr>
-          <w:rFonts w:ascii="Aptos" w:eastAsia="Aptos" w:hAnsi="Aptos" w:cs="Aptos"/>
           <w:color w:val="000000"/>
           <w:kern w:val="0"/>
           <w14:ligatures w14:val="none"/>
@@ -1839,7 +1511,6 @@
       </w:r>
       <w:r>
         <w:rPr>
-          <w:rFonts w:ascii="Aptos" w:eastAsia="Aptos" w:hAnsi="Aptos" w:cs="Aptos"/>
           <w:color w:val="000000"/>
           <w:kern w:val="0"/>
           <w14:ligatures w14:val="none"/>
@@ -1848,7 +1519,6 @@
       </w:r>
       <w:r>
         <w:rPr>
-          <w:rFonts w:ascii="Aptos" w:eastAsia="Aptos" w:hAnsi="Aptos" w:cs="Aptos"/>
           <w:color w:val="000000"/>
           <w:kern w:val="0"/>
           <w14:ligatures w14:val="none"/>
@@ -1857,7 +1527,6 @@
       </w:r>
       <w:r>
         <w:rPr>
-          <w:rFonts w:ascii="Aptos" w:eastAsia="Aptos" w:hAnsi="Aptos" w:cs="Aptos"/>
           <w:color w:val="000000"/>
           <w:kern w:val="0"/>
           <w14:ligatures w14:val="none"/>
@@ -1866,7 +1535,6 @@
       </w:r>
       <w:r>
         <w:rPr>
-          <w:rFonts w:ascii="Aptos" w:eastAsia="Aptos" w:hAnsi="Aptos" w:cs="Aptos"/>
           <w:color w:val="000000"/>
           <w:kern w:val="0"/>
           <w14:ligatures w14:val="none"/>
@@ -1875,7 +1543,6 @@
       </w:r>
       <w:r>
         <w:rPr>
-          <w:rFonts w:ascii="Aptos" w:eastAsia="Aptos" w:hAnsi="Aptos" w:cs="Aptos"/>
           <w:color w:val="000000"/>
           <w:kern w:val="0"/>
           <w14:ligatures w14:val="none"/>
@@ -1884,7 +1551,6 @@
       </w:r>
       <w:r>
         <w:rPr>
-          <w:rFonts w:ascii="Aptos" w:eastAsia="Aptos" w:hAnsi="Aptos" w:cs="Aptos"/>
           <w:color w:val="000000"/>
           <w:kern w:val="0"/>
           <w14:ligatures w14:val="none"/>
@@ -1893,7 +1559,6 @@
       </w:r>
       <w:r>
         <w:rPr>
-          <w:rFonts w:ascii="Aptos" w:eastAsia="Aptos" w:hAnsi="Aptos" w:cs="Aptos"/>
           <w:color w:val="000000"/>
           <w:kern w:val="0"/>
           <w14:ligatures w14:val="none"/>
@@ -1902,7 +1567,6 @@
       </w:r>
       <w:r>
         <w:rPr>
-          <w:rFonts w:ascii="Aptos" w:eastAsia="Aptos" w:hAnsi="Aptos" w:cs="Aptos"/>
           <w:color w:val="000000"/>
           <w:kern w:val="0"/>
           <w14:ligatures w14:val="none"/>
@@ -1911,7 +1575,6 @@
       </w:r>
       <w:r>
         <w:rPr>
-          <w:rFonts w:ascii="Aptos" w:eastAsia="Aptos" w:hAnsi="Aptos" w:cs="Aptos"/>
           <w:color w:val="000000"/>
           <w:kern w:val="0"/>
           <w14:ligatures w14:val="none"/>
@@ -1931,7 +1594,6 @@
       </w:pPr>
       <w:r>
         <w:rPr>
-          <w:rFonts w:ascii="Aptos" w:eastAsia="Aptos" w:hAnsi="Aptos" w:cs="Aptos"/>
           <w:b/>
           <w:bCs/>
           <w:color w:val="000000"/>
@@ -1942,7 +1604,6 @@
       </w:r>
       <w:r>
         <w:rPr>
-          <w:rFonts w:ascii="Aptos" w:eastAsia="Aptos" w:hAnsi="Aptos" w:cs="Aptos"/>
           <w:b/>
           <w:bCs/>
           <w:color w:val="000000"/>
@@ -1953,7 +1614,6 @@
       </w:r>
       <w:r>
         <w:rPr>
-          <w:rFonts w:ascii="Aptos" w:eastAsia="Aptos" w:hAnsi="Aptos" w:cs="Aptos"/>
           <w:b/>
           <w:bCs/>
           <w:color w:val="000000"/>
@@ -1964,7 +1624,6 @@
       </w:r>
       <w:r>
         <w:rPr>
-          <w:rFonts w:ascii="Aptos" w:eastAsia="Aptos" w:hAnsi="Aptos" w:cs="Aptos"/>
           <w:color w:val="000000"/>
           <w:kern w:val="0"/>
           <w14:ligatures w14:val="none"/>
@@ -1973,7 +1632,6 @@
       </w:r>
       <w:r>
         <w:rPr>
-          <w:rFonts w:ascii="Aptos" w:eastAsia="Aptos" w:hAnsi="Aptos" w:cs="Aptos"/>
           <w:color w:val="000000"/>
           <w:kern w:val="0"/>
           <w14:ligatures w14:val="none"/>
@@ -1982,7 +1640,6 @@
       </w:r>
       <w:r>
         <w:rPr>
-          <w:rFonts w:ascii="Aptos" w:eastAsia="Aptos" w:hAnsi="Aptos" w:cs="Aptos"/>
           <w:color w:val="000000"/>
           <w:kern w:val="0"/>
           <w14:ligatures w14:val="none"/>
@@ -1991,7 +1648,6 @@
       </w:r>
       <w:r>
         <w:rPr>
-          <w:rFonts w:ascii="Aptos" w:eastAsia="Aptos" w:hAnsi="Aptos" w:cs="Aptos"/>
           <w:color w:val="000000"/>
           <w:kern w:val="0"/>
           <w14:ligatures w14:val="none"/>
@@ -2000,7 +1656,6 @@
       </w:r>
       <w:r>
         <w:rPr>
-          <w:rFonts w:ascii="Aptos" w:eastAsia="Aptos" w:hAnsi="Aptos" w:cs="Aptos"/>
           <w:color w:val="000000"/>
           <w:kern w:val="0"/>
           <w14:ligatures w14:val="none"/>
@@ -2009,7 +1664,6 @@
       </w:r>
       <w:r>
         <w:rPr>
-          <w:rFonts w:ascii="Aptos" w:eastAsia="Aptos" w:hAnsi="Aptos" w:cs="Aptos"/>
           <w:color w:val="000000"/>
           <w:kern w:val="0"/>
           <w14:ligatures w14:val="none"/>
@@ -2018,7 +1672,6 @@
       </w:r>
       <w:r>
         <w:rPr>
-          <w:rFonts w:ascii="Aptos" w:eastAsia="Aptos" w:hAnsi="Aptos" w:cs="Aptos"/>
           <w:color w:val="000000"/>
           <w:kern w:val="0"/>
           <w14:ligatures w14:val="none"/>
@@ -2038,7 +1691,6 @@
       </w:pPr>
       <w:r>
         <w:rPr>
-          <w:rFonts w:ascii="Aptos" w:eastAsia="Aptos" w:hAnsi="Aptos" w:cs="Aptos"/>
           <w:b/>
           <w:bCs/>
           <w:color w:val="000000"/>
@@ -2049,7 +1701,6 @@
       </w:r>
       <w:r>
         <w:rPr>
-          <w:rFonts w:ascii="Aptos" w:eastAsia="Aptos" w:hAnsi="Aptos" w:cs="Aptos"/>
           <w:b/>
           <w:bCs/>
           <w:color w:val="000000"/>
@@ -2060,7 +1711,6 @@
       </w:r>
       <w:r>
         <w:rPr>
-          <w:rFonts w:ascii="Aptos" w:eastAsia="Aptos" w:hAnsi="Aptos" w:cs="Aptos"/>
           <w:b/>
           <w:bCs/>
           <w:color w:val="000000"/>
@@ -2071,7 +1721,6 @@
       </w:r>
       <w:r>
         <w:rPr>
-          <w:rFonts w:ascii="Aptos" w:eastAsia="Aptos" w:hAnsi="Aptos" w:cs="Aptos"/>
           <w:b/>
           <w:bCs/>
           <w:color w:val="000000"/>
@@ -2082,7 +1731,6 @@
       </w:r>
       <w:r>
         <w:rPr>
-          <w:rFonts w:ascii="Aptos" w:eastAsia="Aptos" w:hAnsi="Aptos" w:cs="Aptos"/>
           <w:b/>
           <w:bCs/>
           <w:color w:val="000000"/>
@@ -2093,7 +1741,6 @@
       </w:r>
       <w:r>
         <w:rPr>
-          <w:rFonts w:ascii="Aptos" w:eastAsia="Aptos" w:hAnsi="Aptos" w:cs="Aptos"/>
           <w:b/>
           <w:bCs/>
           <w:color w:val="000000"/>
@@ -2104,7 +1751,6 @@
       </w:r>
       <w:r>
         <w:rPr>
-          <w:rFonts w:ascii="Aptos" w:eastAsia="Aptos" w:hAnsi="Aptos" w:cs="Aptos"/>
           <w:b/>
           <w:bCs/>
           <w:color w:val="000000"/>
@@ -2115,7 +1761,6 @@
       </w:r>
       <w:r>
         <w:rPr>
-          <w:rFonts w:ascii="Aptos" w:eastAsia="Aptos" w:hAnsi="Aptos" w:cs="Aptos"/>
           <w:color w:val="000000"/>
           <w:kern w:val="0"/>
           <w14:ligatures w14:val="none"/>
@@ -2135,7 +1780,6 @@
       </w:pPr>
       <w:r>
         <w:rPr>
-          <w:rFonts w:ascii="Aptos" w:eastAsia="Aptos" w:hAnsi="Aptos" w:cs="Aptos"/>
           <w:b/>
           <w:bCs/>
           <w:color w:val="000000"/>
@@ -2146,7 +1790,6 @@
       </w:r>
       <w:r>
         <w:rPr>
-          <w:rFonts w:ascii="Aptos" w:eastAsia="Aptos" w:hAnsi="Aptos" w:cs="Aptos"/>
           <w:b/>
           <w:bCs/>
           <w:color w:val="000000"/>
@@ -2157,7 +1800,6 @@
       </w:r>
       <w:r>
         <w:rPr>
-          <w:rFonts w:ascii="Aptos" w:eastAsia="Aptos" w:hAnsi="Aptos" w:cs="Aptos"/>
           <w:b/>
           <w:bCs/>
           <w:color w:val="000000"/>
@@ -2168,7 +1810,6 @@
       </w:r>
       <w:r>
         <w:rPr>
-          <w:rFonts w:ascii="Aptos" w:eastAsia="Aptos" w:hAnsi="Aptos" w:cs="Aptos"/>
           <w:color w:val="000000"/>
           <w:kern w:val="0"/>
           <w14:ligatures w14:val="none"/>
@@ -2177,7 +1818,6 @@
       </w:r>
       <w:r>
         <w:rPr>
-          <w:rFonts w:ascii="Aptos" w:eastAsia="Aptos" w:hAnsi="Aptos" w:cs="Aptos"/>
           <w:color w:val="000000"/>
           <w:kern w:val="0"/>
           <w14:ligatures w14:val="none"/>
@@ -2186,7 +1826,6 @@
       </w:r>
       <w:r>
         <w:rPr>
-          <w:rFonts w:ascii="Aptos" w:eastAsia="Aptos" w:hAnsi="Aptos" w:cs="Aptos"/>
           <w:color w:val="000000"/>
           <w:kern w:val="0"/>
           <w14:ligatures w14:val="none"/>
@@ -2195,7 +1834,6 @@
       </w:r>
       <w:r>
         <w:rPr>
-          <w:rFonts w:ascii="Aptos" w:eastAsia="Aptos" w:hAnsi="Aptos" w:cs="Aptos"/>
           <w:color w:val="000000"/>
           <w:kern w:val="0"/>
           <w14:ligatures w14:val="none"/>
@@ -2204,7 +1842,6 @@
       </w:r>
       <w:r>
         <w:rPr>
-          <w:rFonts w:ascii="Aptos" w:eastAsia="Aptos" w:hAnsi="Aptos" w:cs="Aptos"/>
           <w:color w:val="000000"/>
           <w:kern w:val="0"/>
           <w14:ligatures w14:val="none"/>
@@ -2213,7 +1850,6 @@
       </w:r>
       <w:r>
         <w:rPr>
-          <w:rFonts w:ascii="Aptos" w:eastAsia="Aptos" w:hAnsi="Aptos" w:cs="Aptos"/>
           <w:color w:val="000000"/>
           <w:kern w:val="0"/>
           <w14:ligatures w14:val="none"/>
@@ -2222,7 +1858,6 @@
       </w:r>
       <w:r>
         <w:rPr>
-          <w:rFonts w:ascii="Aptos" w:eastAsia="Aptos" w:hAnsi="Aptos" w:cs="Aptos"/>
           <w:color w:val="000000"/>
           <w:kern w:val="0"/>
           <w14:ligatures w14:val="none"/>
@@ -2231,7 +1866,6 @@
       </w:r>
       <w:r>
         <w:rPr>
-          <w:rFonts w:ascii="Aptos" w:eastAsia="Aptos" w:hAnsi="Aptos" w:cs="Aptos"/>
           <w:color w:val="000000"/>
           <w:kern w:val="0"/>
           <w14:ligatures w14:val="none"/>
@@ -2240,7 +1874,6 @@
       </w:r>
       <w:r>
         <w:rPr>
-          <w:rFonts w:ascii="Aptos" w:eastAsia="Aptos" w:hAnsi="Aptos" w:cs="Aptos"/>
           <w:color w:val="000000"/>
           <w:kern w:val="0"/>
           <w14:ligatures w14:val="none"/>
@@ -2249,7 +1882,6 @@
       </w:r>
       <w:r>
         <w:rPr>
-          <w:rFonts w:ascii="Aptos" w:eastAsia="Aptos" w:hAnsi="Aptos" w:cs="Aptos"/>
           <w:color w:val="000000"/>
           <w:kern w:val="0"/>
           <w14:ligatures w14:val="none"/>
@@ -2269,19 +1901,16 @@
       </w:pPr>
       <w:r>
         <w:rPr>
-          <w:rFonts w:ascii="Aptos" w:eastAsia="Aptos" w:hAnsi="Aptos" w:cs="Aptos"/>
           <w:b/>
           <w:bCs/>
           <w:color w:val="000000"/>
           <w:kern w:val="0"/>
           <w14:ligatures w14:val="none"/>
         </w:rPr>
-        <w:lastRenderedPageBreak/>
         <w:t xml:space="preserve">Event </w:t>
       </w:r>
       <w:r>
         <w:rPr>
-          <w:rFonts w:ascii="Aptos" w:eastAsia="Aptos" w:hAnsi="Aptos" w:cs="Aptos"/>
           <w:b/>
           <w:bCs/>
           <w:color w:val="000000"/>
@@ -2292,7 +1921,6 @@
       </w:r>
       <w:r>
         <w:rPr>
-          <w:rFonts w:ascii="Aptos" w:eastAsia="Aptos" w:hAnsi="Aptos" w:cs="Aptos"/>
           <w:b/>
           <w:bCs/>
           <w:color w:val="000000"/>
@@ -2303,7 +1931,6 @@
       </w:r>
       <w:r>
         <w:rPr>
-          <w:rFonts w:ascii="Aptos" w:eastAsia="Aptos" w:hAnsi="Aptos" w:cs="Aptos"/>
           <w:color w:val="000000"/>
           <w:kern w:val="0"/>
           <w14:ligatures w14:val="none"/>
@@ -2312,7 +1939,6 @@
       </w:r>
       <w:r>
         <w:rPr>
-          <w:rFonts w:ascii="Aptos" w:eastAsia="Aptos" w:hAnsi="Aptos" w:cs="Aptos"/>
           <w:color w:val="000000"/>
           <w:kern w:val="0"/>
           <w14:ligatures w14:val="none"/>
@@ -2321,7 +1947,6 @@
       </w:r>
       <w:r>
         <w:rPr>
-          <w:rFonts w:ascii="Aptos" w:eastAsia="Aptos" w:hAnsi="Aptos" w:cs="Aptos"/>
           <w:color w:val="000000"/>
           <w:kern w:val="0"/>
           <w14:ligatures w14:val="none"/>
@@ -2330,7 +1955,6 @@
       </w:r>
       <w:r>
         <w:rPr>
-          <w:rFonts w:ascii="Aptos" w:eastAsia="Aptos" w:hAnsi="Aptos" w:cs="Aptos"/>
           <w:color w:val="000000"/>
           <w:kern w:val="0"/>
           <w14:ligatures w14:val="none"/>
@@ -2339,7 +1963,6 @@
       </w:r>
       <w:r>
         <w:rPr>
-          <w:rFonts w:ascii="Aptos" w:eastAsia="Aptos" w:hAnsi="Aptos" w:cs="Aptos"/>
           <w:color w:val="000000"/>
           <w:kern w:val="0"/>
           <w14:ligatures w14:val="none"/>
@@ -2348,7 +1971,6 @@
       </w:r>
       <w:r>
         <w:rPr>
-          <w:rFonts w:ascii="Aptos" w:eastAsia="Aptos" w:hAnsi="Aptos" w:cs="Aptos"/>
           <w:color w:val="000000"/>
           <w:kern w:val="0"/>
           <w14:ligatures w14:val="none"/>
@@ -2357,7 +1979,6 @@
       </w:r>
       <w:r>
         <w:rPr>
-          <w:rFonts w:ascii="Aptos" w:eastAsia="Aptos" w:hAnsi="Aptos" w:cs="Aptos"/>
           <w:color w:val="000000"/>
           <w:kern w:val="0"/>
           <w14:ligatures w14:val="none"/>
@@ -2366,7 +1987,6 @@
       </w:r>
       <w:r>
         <w:rPr>
-          <w:rFonts w:ascii="Aptos" w:eastAsia="Aptos" w:hAnsi="Aptos" w:cs="Aptos"/>
           <w:color w:val="000000"/>
           <w:kern w:val="0"/>
           <w14:ligatures w14:val="none"/>
@@ -2375,7 +1995,6 @@
       </w:r>
       <w:r>
         <w:rPr>
-          <w:rFonts w:ascii="Aptos" w:eastAsia="Aptos" w:hAnsi="Aptos" w:cs="Aptos"/>
           <w:color w:val="000000"/>
           <w:kern w:val="0"/>
           <w14:ligatures w14:val="none"/>
@@ -2384,7 +2003,6 @@
       </w:r>
       <w:r>
         <w:rPr>
-          <w:rFonts w:ascii="Aptos" w:eastAsia="Aptos" w:hAnsi="Aptos" w:cs="Aptos"/>
           <w:color w:val="000000"/>
           <w:kern w:val="0"/>
           <w14:ligatures w14:val="none"/>
@@ -2393,7 +2011,6 @@
       </w:r>
       <w:r>
         <w:rPr>
-          <w:rFonts w:ascii="Aptos" w:eastAsia="Aptos" w:hAnsi="Aptos" w:cs="Aptos"/>
           <w:color w:val="000000"/>
           <w:kern w:val="0"/>
           <w14:ligatures w14:val="none"/>
@@ -2402,7 +2019,6 @@
       </w:r>
       <w:r>
         <w:rPr>
-          <w:rFonts w:ascii="Aptos" w:eastAsia="Aptos" w:hAnsi="Aptos" w:cs="Aptos"/>
           <w:color w:val="000000"/>
           <w:kern w:val="0"/>
           <w14:ligatures w14:val="none"/>
@@ -2411,7 +2027,6 @@
       </w:r>
       <w:r>
         <w:rPr>
-          <w:rFonts w:ascii="Aptos" w:eastAsia="Aptos" w:hAnsi="Aptos" w:cs="Aptos"/>
           <w:color w:val="000000"/>
           <w:kern w:val="0"/>
           <w14:ligatures w14:val="none"/>
@@ -2420,7 +2035,6 @@
       </w:r>
       <w:r>
         <w:rPr>
-          <w:rFonts w:ascii="Aptos" w:eastAsia="Aptos" w:hAnsi="Aptos" w:cs="Aptos"/>
           <w:color w:val="000000"/>
           <w:kern w:val="0"/>
           <w14:ligatures w14:val="none"/>
@@ -2429,7 +2043,6 @@
       </w:r>
       <w:r>
         <w:rPr>
-          <w:rFonts w:ascii="Aptos" w:eastAsia="Aptos" w:hAnsi="Aptos" w:cs="Aptos"/>
           <w:color w:val="000000"/>
           <w:kern w:val="0"/>
           <w14:ligatures w14:val="none"/>
@@ -2438,16 +2051,23 @@
       </w:r>
       <w:r>
         <w:rPr>
-          <w:rFonts w:ascii="Aptos" w:eastAsia="Aptos" w:hAnsi="Aptos" w:cs="Aptos"/>
-          <w:color w:val="000000"/>
-          <w:kern w:val="0"/>
-          <w14:ligatures w14:val="none"/>
-        </w:rPr>
-        <w:t>, you notice your breathing does not recover when you rest</w:t>
-      </w:r>
-      <w:r>
-        <w:rPr>
-          <w:rFonts w:ascii="Aptos" w:eastAsia="Aptos" w:hAnsi="Aptos" w:cs="Aptos"/>
+          <w:color w:val="000000"/>
+          <w:kern w:val="0"/>
+          <w14:ligatures w14:val="none"/>
+        </w:rPr>
+        <w:t xml:space="preserve">, you notice your breathing does not recover </w:t>
+      </w:r>
+      <w:r>
+        <w:rPr>
+          <w:color w:val="000000"/>
+          <w:kern w:val="0"/>
+          <w14:ligatures w14:val="none"/>
+        </w:rPr>
+        <w:lastRenderedPageBreak/>
+        <w:t>when you rest</w:t>
+      </w:r>
+      <w:r>
+        <w:rPr>
           <w:color w:val="000000"/>
           <w:kern w:val="0"/>
           <w14:ligatures w14:val="none"/>
@@ -2456,7 +2076,6 @@
       </w:r>
       <w:r>
         <w:rPr>
-          <w:rFonts w:ascii="Aptos" w:eastAsia="Aptos" w:hAnsi="Aptos" w:cs="Aptos"/>
           <w:color w:val="000000"/>
           <w:kern w:val="0"/>
           <w14:ligatures w14:val="none"/>
@@ -2465,7 +2084,6 @@
       </w:r>
       <w:r>
         <w:rPr>
-          <w:rFonts w:ascii="Aptos" w:eastAsia="Aptos" w:hAnsi="Aptos" w:cs="Aptos"/>
           <w:color w:val="000000"/>
           <w:kern w:val="0"/>
           <w14:ligatures w14:val="none"/>
@@ -2474,7 +2092,6 @@
       </w:r>
       <w:r>
         <w:rPr>
-          <w:rFonts w:ascii="Aptos" w:eastAsia="Aptos" w:hAnsi="Aptos" w:cs="Aptos"/>
           <w:color w:val="000000"/>
           <w:kern w:val="0"/>
           <w14:ligatures w14:val="none"/>
@@ -2483,7 +2100,6 @@
       </w:r>
       <w:r>
         <w:rPr>
-          <w:rFonts w:ascii="Aptos" w:eastAsia="Aptos" w:hAnsi="Aptos" w:cs="Aptos"/>
           <w:color w:val="000000"/>
           <w:kern w:val="0"/>
           <w14:ligatures w14:val="none"/>
@@ -2492,7 +2108,6 @@
       </w:r>
       <w:r>
         <w:rPr>
-          <w:rFonts w:ascii="Aptos" w:eastAsia="Aptos" w:hAnsi="Aptos" w:cs="Aptos"/>
           <w:color w:val="000000"/>
           <w:kern w:val="0"/>
           <w14:ligatures w14:val="none"/>
@@ -2501,7 +2116,6 @@
       </w:r>
       <w:r>
         <w:rPr>
-          <w:rFonts w:ascii="Aptos" w:eastAsia="Aptos" w:hAnsi="Aptos" w:cs="Aptos"/>
           <w:color w:val="000000"/>
           <w:kern w:val="0"/>
           <w14:ligatures w14:val="none"/>
@@ -2510,7 +2124,6 @@
       </w:r>
       <w:r>
         <w:rPr>
-          <w:rFonts w:ascii="Aptos" w:eastAsia="Aptos" w:hAnsi="Aptos" w:cs="Aptos"/>
           <w:color w:val="000000"/>
           <w:kern w:val="0"/>
           <w14:ligatures w14:val="none"/>
@@ -2519,7 +2132,6 @@
       </w:r>
       <w:r>
         <w:rPr>
-          <w:rFonts w:ascii="Aptos" w:eastAsia="Aptos" w:hAnsi="Aptos" w:cs="Aptos"/>
           <w:color w:val="000000"/>
           <w:kern w:val="0"/>
           <w14:ligatures w14:val="none"/>
@@ -2539,7 +2151,6 @@
       </w:pPr>
       <w:r>
         <w:rPr>
-          <w:rFonts w:ascii="Aptos" w:eastAsia="Aptos" w:hAnsi="Aptos" w:cs="Aptos"/>
           <w:b/>
           <w:bCs/>
           <w:color w:val="000000"/>
@@ -2550,7 +2161,6 @@
       </w:r>
       <w:r>
         <w:rPr>
-          <w:rFonts w:ascii="Aptos" w:eastAsia="Aptos" w:hAnsi="Aptos" w:cs="Aptos"/>
           <w:b/>
           <w:bCs/>
           <w:color w:val="000000"/>
@@ -2561,7 +2171,6 @@
       </w:r>
       <w:r>
         <w:rPr>
-          <w:rFonts w:ascii="Aptos" w:eastAsia="Aptos" w:hAnsi="Aptos" w:cs="Aptos"/>
           <w:b/>
           <w:bCs/>
           <w:color w:val="000000"/>
@@ -2572,7 +2181,6 @@
       </w:r>
       <w:r>
         <w:rPr>
-          <w:rFonts w:ascii="Aptos" w:eastAsia="Aptos" w:hAnsi="Aptos" w:cs="Aptos"/>
           <w:color w:val="000000"/>
           <w:kern w:val="0"/>
           <w14:ligatures w14:val="none"/>
@@ -2581,7 +2189,6 @@
       </w:r>
       <w:r>
         <w:rPr>
-          <w:rFonts w:ascii="Aptos" w:eastAsia="Aptos" w:hAnsi="Aptos" w:cs="Aptos"/>
           <w:color w:val="000000"/>
           <w:kern w:val="0"/>
           <w14:ligatures w14:val="none"/>
@@ -2590,7 +2197,6 @@
       </w:r>
       <w:r>
         <w:rPr>
-          <w:rFonts w:ascii="Aptos" w:eastAsia="Aptos" w:hAnsi="Aptos" w:cs="Aptos"/>
           <w:color w:val="000000"/>
           <w:kern w:val="0"/>
           <w14:ligatures w14:val="none"/>
@@ -2599,7 +2205,6 @@
       </w:r>
       <w:r>
         <w:rPr>
-          <w:rFonts w:ascii="Aptos" w:eastAsia="Aptos" w:hAnsi="Aptos" w:cs="Aptos"/>
           <w:color w:val="000000"/>
           <w:kern w:val="0"/>
           <w14:ligatures w14:val="none"/>
@@ -2608,7 +2213,6 @@
       </w:r>
       <w:r>
         <w:rPr>
-          <w:rFonts w:ascii="Aptos" w:eastAsia="Aptos" w:hAnsi="Aptos" w:cs="Aptos"/>
           <w:color w:val="000000"/>
           <w:kern w:val="0"/>
           <w14:ligatures w14:val="none"/>
@@ -2617,7 +2221,6 @@
       </w:r>
       <w:r>
         <w:rPr>
-          <w:rFonts w:ascii="Aptos" w:eastAsia="Aptos" w:hAnsi="Aptos" w:cs="Aptos"/>
           <w:color w:val="000000"/>
           <w:kern w:val="0"/>
           <w14:ligatures w14:val="none"/>
@@ -2626,7 +2229,6 @@
       </w:r>
       <w:r>
         <w:rPr>
-          <w:rFonts w:ascii="Aptos" w:eastAsia="Aptos" w:hAnsi="Aptos" w:cs="Aptos"/>
           <w:color w:val="000000"/>
           <w:kern w:val="0"/>
           <w14:ligatures w14:val="none"/>
@@ -2646,25 +2248,6 @@
       </w:pPr>
       <w:r>
         <w:rPr>
-          <w:rFonts w:ascii="Aptos" w:eastAsia="Aptos" w:hAnsi="Aptos" w:cs="Aptos"/>
-          <w:color w:val="000000"/>
-          <w:kern w:val="0"/>
-          <w14:ligatures w14:val="none"/>
-        </w:rPr>
-        <w:t/>
-      </w:r>
-      <w:r>
-        <w:rPr>
-          <w:rFonts w:ascii="Aptos" w:eastAsia="Aptos" w:hAnsi="Aptos" w:cs="Aptos"/>
-          <w:color w:val="000000"/>
-          <w:kern w:val="0"/>
-          <w14:ligatures w14:val="none"/>
-        </w:rPr>
-        <w:t/>
-      </w:r>
-      <w:r>
-        <w:rPr>
-          <w:rFonts w:ascii="Aptos" w:eastAsia="Aptos" w:hAnsi="Aptos" w:cs="Aptos"/>
           <w:color w:val="000000"/>
           <w:kern w:val="0"/>
           <w14:ligatures w14:val="none"/>
@@ -2673,7 +2256,6 @@
       </w:r>
       <w:r>
         <w:rPr>
-          <w:rFonts w:ascii="Aptos" w:eastAsia="Aptos" w:hAnsi="Aptos" w:cs="Aptos"/>
           <w:color w:val="000000"/>
           <w:kern w:val="0"/>
           <w14:ligatures w14:val="none"/>
@@ -2693,7 +2275,6 @@
       </w:pPr>
       <w:r>
         <w:rPr>
-          <w:rFonts w:ascii="Aptos" w:eastAsia="Aptos" w:hAnsi="Aptos" w:cs="Aptos"/>
           <w:b/>
           <w:bCs/>
           <w:color w:val="000000"/>
@@ -2704,7 +2285,6 @@
       </w:r>
       <w:r>
         <w:rPr>
-          <w:rFonts w:ascii="Aptos" w:eastAsia="Aptos" w:hAnsi="Aptos" w:cs="Aptos"/>
           <w:b/>
           <w:bCs/>
           <w:color w:val="000000"/>
@@ -2715,7 +2295,6 @@
       </w:r>
       <w:r>
         <w:rPr>
-          <w:rFonts w:ascii="Aptos" w:eastAsia="Aptos" w:hAnsi="Aptos" w:cs="Aptos"/>
           <w:b/>
           <w:bCs/>
           <w:color w:val="000000"/>
@@ -2726,7 +2305,6 @@
       </w:r>
       <w:r>
         <w:rPr>
-          <w:rFonts w:ascii="Aptos" w:eastAsia="Aptos" w:hAnsi="Aptos" w:cs="Aptos"/>
           <w:color w:val="000000"/>
           <w:kern w:val="0"/>
           <w14:ligatures w14:val="none"/>
@@ -2735,7 +2313,6 @@
       </w:r>
       <w:r>
         <w:rPr>
-          <w:rFonts w:ascii="Aptos" w:eastAsia="Aptos" w:hAnsi="Aptos" w:cs="Aptos"/>
           <w:color w:val="000000"/>
           <w:kern w:val="0"/>
           <w14:ligatures w14:val="none"/>
@@ -2744,7 +2321,6 @@
       </w:r>
       <w:r>
         <w:rPr>
-          <w:rFonts w:ascii="Aptos" w:eastAsia="Aptos" w:hAnsi="Aptos" w:cs="Aptos"/>
           <w:color w:val="000000"/>
           <w:kern w:val="0"/>
           <w14:ligatures w14:val="none"/>
@@ -2753,7 +2329,6 @@
       </w:r>
       <w:r>
         <w:rPr>
-          <w:rFonts w:ascii="Aptos" w:eastAsia="Aptos" w:hAnsi="Aptos" w:cs="Aptos"/>
           <w:color w:val="000000"/>
           <w:kern w:val="0"/>
           <w14:ligatures w14:val="none"/>
@@ -2773,7 +2348,6 @@
       </w:pPr>
       <w:r>
         <w:rPr>
-          <w:rFonts w:ascii="Aptos" w:eastAsia="Aptos" w:hAnsi="Aptos" w:cs="Aptos"/>
           <w:b/>
           <w:bCs/>
           <w:color w:val="000000"/>
@@ -2784,7 +2358,6 @@
       </w:r>
       <w:r>
         <w:rPr>
-          <w:rFonts w:ascii="Aptos" w:eastAsia="Aptos" w:hAnsi="Aptos" w:cs="Aptos"/>
           <w:b/>
           <w:bCs/>
           <w:color w:val="000000"/>
@@ -2795,7 +2368,6 @@
       </w:r>
       <w:r>
         <w:rPr>
-          <w:rFonts w:ascii="Aptos" w:eastAsia="Aptos" w:hAnsi="Aptos" w:cs="Aptos"/>
           <w:b/>
           <w:bCs/>
           <w:color w:val="000000"/>
@@ -2806,32 +2378,11 @@
       </w:r>
       <w:r>
         <w:rPr>
-          <w:rFonts w:ascii="Aptos" w:eastAsia="Aptos" w:hAnsi="Aptos" w:cs="Aptos"/>
-          <w:color w:val="000000"/>
-          <w:kern w:val="0"/>
-          <w14:ligatures w14:val="none"/>
-        </w:rPr>
-        <w:t xml:space="preserve"> Lightly scratching arms (you don’t want to scratch through your skin) with visible hives. You </w:t>
-      </w:r>
-      <w:proofErr w:type="gramStart"/>
-      <w:r>
-        <w:rPr>
-          <w:rFonts w:ascii="Aptos" w:eastAsia="Aptos" w:hAnsi="Aptos" w:cs="Aptos"/>
-          <w:color w:val="000000"/>
-          <w:kern w:val="0"/>
-          <w14:ligatures w14:val="none"/>
-        </w:rPr>
-        <w:t>are breathing</w:t>
-      </w:r>
-      <w:proofErr w:type="gramEnd"/>
-      <w:r>
-        <w:rPr>
-          <w:rFonts w:ascii="Aptos" w:eastAsia="Aptos" w:hAnsi="Aptos" w:cs="Aptos"/>
-          <w:color w:val="000000"/>
-          <w:kern w:val="0"/>
-          <w14:ligatures w14:val="none"/>
-        </w:rPr>
-        <w:t xml:space="preserve"> fast and feel restless or uncomfortable. Basically, something is happening to you that is uncomfortable, especially because you are having trouble breathing.</w:t>
+          <w:color w:val="000000"/>
+          <w:kern w:val="0"/>
+          <w14:ligatures w14:val="none"/>
+        </w:rPr>
+        <w:t xml:space="preserve"> Lightly scratching arms (you don’t want to scratch through your skin) with visible hives. You are breathing fast and feel restless or uncomfortable. Basically, something is happening to you that is uncomfortable, especially because you are having trouble breathing.</w:t>
       </w:r>
     </w:p>
     <w:p>
@@ -2846,34 +2397,6 @@
       </w:pPr>
       <w:r>
         <w:rPr>
-          <w:rFonts w:ascii="Aptos" w:eastAsia="Aptos" w:hAnsi="Aptos" w:cs="Aptos"/>
-          <w:color w:val="000000"/>
-          <w:kern w:val="0"/>
-          <w14:ligatures w14:val="none"/>
-        </w:rPr>
-        <w:t/>
-      </w:r>
-      <w:r>
-        <w:rPr>
-          <w:rFonts w:ascii="Aptos" w:eastAsia="Aptos" w:hAnsi="Aptos" w:cs="Aptos"/>
-          <w:color w:val="000000"/>
-          <w:kern w:val="0"/>
-          <w14:ligatures w14:val="none"/>
-        </w:rPr>
-        <w:t/>
-      </w:r>
-      <w:r>
-        <w:rPr>
-          <w:rFonts w:ascii="Aptos" w:eastAsia="Aptos" w:hAnsi="Aptos" w:cs="Aptos"/>
-          <w:color w:val="000000"/>
-          <w:kern w:val="0"/>
-          <w14:ligatures w14:val="none"/>
-        </w:rPr>
-        <w:t/>
-      </w:r>
-      <w:r>
-        <w:rPr>
-          <w:rFonts w:ascii="Aptos" w:eastAsia="Aptos" w:hAnsi="Aptos" w:cs="Aptos"/>
           <w:color w:val="000000"/>
           <w:kern w:val="0"/>
           <w14:ligatures w14:val="none"/>
@@ -2893,7 +2416,6 @@
       </w:pPr>
       <w:r>
         <w:rPr>
-          <w:rFonts w:ascii="Aptos" w:eastAsia="Aptos" w:hAnsi="Aptos" w:cs="Aptos"/>
           <w:b/>
           <w:bCs/>
           <w:color w:val="000000"/>
@@ -2904,7 +2426,6 @@
       </w:r>
       <w:r>
         <w:rPr>
-          <w:rFonts w:ascii="Aptos" w:eastAsia="Aptos" w:hAnsi="Aptos" w:cs="Aptos"/>
           <w:color w:val="000000"/>
           <w:kern w:val="0"/>
           <w14:ligatures w14:val="none"/>
@@ -2924,7 +2445,6 @@
       </w:pPr>
       <w:r>
         <w:rPr>
-          <w:rFonts w:ascii="Aptos" w:eastAsia="Aptos" w:hAnsi="Aptos" w:cs="Aptos"/>
           <w:b/>
           <w:bCs/>
           <w:color w:val="000000"/>
@@ -2935,7 +2455,6 @@
       </w:r>
       <w:r>
         <w:rPr>
-          <w:rFonts w:ascii="Aptos" w:eastAsia="Aptos" w:hAnsi="Aptos" w:cs="Aptos"/>
           <w:color w:val="000000"/>
           <w:kern w:val="0"/>
           <w14:ligatures w14:val="none"/>
@@ -2944,7 +2463,6 @@
       </w:r>
       <w:r>
         <w:rPr>
-          <w:rFonts w:ascii="Aptos" w:eastAsia="Aptos" w:hAnsi="Aptos" w:cs="Aptos"/>
           <w:color w:val="000000"/>
           <w:kern w:val="0"/>
           <w14:ligatures w14:val="none"/>
@@ -2953,7 +2471,6 @@
       </w:r>
       <w:r>
         <w:rPr>
-          <w:rFonts w:ascii="Aptos" w:eastAsia="Aptos" w:hAnsi="Aptos" w:cs="Aptos"/>
           <w:color w:val="000000"/>
           <w:kern w:val="0"/>
           <w14:ligatures w14:val="none"/>
@@ -2962,7 +2479,6 @@
       </w:r>
       <w:r>
         <w:rPr>
-          <w:rFonts w:ascii="Aptos" w:eastAsia="Aptos" w:hAnsi="Aptos" w:cs="Aptos"/>
           <w:color w:val="000000"/>
           <w:kern w:val="0"/>
           <w14:ligatures w14:val="none"/>
@@ -2971,7 +2487,6 @@
       </w:r>
       <w:r>
         <w:rPr>
-          <w:rFonts w:ascii="Aptos" w:eastAsia="Aptos" w:hAnsi="Aptos" w:cs="Aptos"/>
           <w:color w:val="000000"/>
           <w:kern w:val="0"/>
           <w14:ligatures w14:val="none"/>
@@ -2980,7 +2495,6 @@
       </w:r>
       <w:r>
         <w:rPr>
-          <w:rFonts w:ascii="Aptos" w:eastAsia="Aptos" w:hAnsi="Aptos" w:cs="Aptos"/>
           <w:color w:val="000000"/>
           <w:kern w:val="0"/>
           <w14:ligatures w14:val="none"/>
@@ -2989,7 +2503,6 @@
       </w:r>
       <w:r>
         <w:rPr>
-          <w:rFonts w:ascii="Aptos" w:eastAsia="Aptos" w:hAnsi="Aptos" w:cs="Aptos"/>
           <w:color w:val="000000"/>
           <w:kern w:val="0"/>
           <w14:ligatures w14:val="none"/>
@@ -2998,7 +2511,6 @@
       </w:r>
       <w:r>
         <w:rPr>
-          <w:rFonts w:ascii="Aptos" w:eastAsia="Aptos" w:hAnsi="Aptos" w:cs="Aptos"/>
           <w:color w:val="000000"/>
           <w:kern w:val="0"/>
           <w14:ligatures w14:val="none"/>
@@ -3007,7 +2519,6 @@
       </w:r>
       <w:r>
         <w:rPr>
-          <w:rFonts w:ascii="Aptos" w:eastAsia="Aptos" w:hAnsi="Aptos" w:cs="Aptos"/>
           <w:color w:val="000000"/>
           <w:kern w:val="0"/>
           <w14:ligatures w14:val="none"/>
@@ -3016,7 +2527,6 @@
       </w:r>
       <w:r>
         <w:rPr>
-          <w:rFonts w:ascii="Aptos" w:eastAsia="Aptos" w:hAnsi="Aptos" w:cs="Aptos"/>
           <w:color w:val="000000"/>
           <w:kern w:val="0"/>
           <w14:ligatures w14:val="none"/>
@@ -3025,7 +2535,6 @@
       </w:r>
       <w:r>
         <w:rPr>
-          <w:rFonts w:ascii="Aptos" w:eastAsia="Aptos" w:hAnsi="Aptos" w:cs="Aptos"/>
           <w:color w:val="000000"/>
           <w:kern w:val="0"/>
           <w14:ligatures w14:val="none"/>
@@ -3034,7 +2543,6 @@
       </w:r>
       <w:r>
         <w:rPr>
-          <w:rFonts w:ascii="Aptos" w:eastAsia="Aptos" w:hAnsi="Aptos" w:cs="Aptos"/>
           <w:color w:val="000000"/>
           <w:kern w:val="0"/>
           <w14:ligatures w14:val="none"/>
@@ -3043,7 +2551,6 @@
       </w:r>
       <w:r>
         <w:rPr>
-          <w:rFonts w:ascii="Aptos" w:eastAsia="Aptos" w:hAnsi="Aptos" w:cs="Aptos"/>
           <w:color w:val="000000"/>
           <w:kern w:val="0"/>
           <w14:ligatures w14:val="none"/>
@@ -3063,19 +2570,16 @@
       </w:pPr>
       <w:r>
         <w:rPr>
-          <w:rFonts w:ascii="Aptos" w:eastAsia="Aptos" w:hAnsi="Aptos" w:cs="Aptos"/>
           <w:b/>
           <w:bCs/>
           <w:color w:val="000000"/>
           <w:kern w:val="0"/>
           <w14:ligatures w14:val="none"/>
         </w:rPr>
-        <w:lastRenderedPageBreak/>
         <w:t>Self</w:t>
       </w:r>
       <w:r>
         <w:rPr>
-          <w:rFonts w:ascii="Aptos" w:eastAsia="Aptos" w:hAnsi="Aptos" w:cs="Aptos"/>
           <w:b/>
           <w:bCs/>
           <w:color w:val="000000"/>
@@ -3086,7 +2590,6 @@
       </w:r>
       <w:r>
         <w:rPr>
-          <w:rFonts w:ascii="Aptos" w:eastAsia="Aptos" w:hAnsi="Aptos" w:cs="Aptos"/>
           <w:b/>
           <w:bCs/>
           <w:color w:val="000000"/>
@@ -3097,7 +2600,6 @@
       </w:r>
       <w:r>
         <w:rPr>
-          <w:rFonts w:ascii="Aptos" w:eastAsia="Aptos" w:hAnsi="Aptos" w:cs="Aptos"/>
           <w:b/>
           <w:bCs/>
           <w:color w:val="000000"/>
@@ -3108,7 +2610,6 @@
       </w:r>
       <w:r>
         <w:rPr>
-          <w:rFonts w:ascii="Aptos" w:eastAsia="Aptos" w:hAnsi="Aptos" w:cs="Aptos"/>
           <w:b/>
           <w:bCs/>
           <w:color w:val="000000"/>
@@ -3119,7 +2620,6 @@
       </w:r>
       <w:r>
         <w:rPr>
-          <w:rFonts w:ascii="Aptos" w:eastAsia="Aptos" w:hAnsi="Aptos" w:cs="Aptos"/>
           <w:b/>
           <w:bCs/>
           <w:color w:val="000000"/>
@@ -3130,7 +2630,6 @@
       </w:r>
       <w:r>
         <w:rPr>
-          <w:rFonts w:ascii="Aptos" w:eastAsia="Aptos" w:hAnsi="Aptos" w:cs="Aptos"/>
           <w:color w:val="000000"/>
           <w:kern w:val="0"/>
           <w14:ligatures w14:val="none"/>
@@ -3139,7 +2638,6 @@
       </w:r>
       <w:r>
         <w:rPr>
-          <w:rFonts w:ascii="Aptos" w:eastAsia="Aptos" w:hAnsi="Aptos" w:cs="Aptos"/>
           <w:color w:val="000000"/>
           <w:kern w:val="0"/>
           <w14:ligatures w14:val="none"/>
@@ -3148,7 +2646,6 @@
       </w:r>
       <w:r>
         <w:rPr>
-          <w:rFonts w:ascii="Aptos" w:eastAsia="Aptos" w:hAnsi="Aptos" w:cs="Aptos"/>
           <w:color w:val="000000"/>
           <w:kern w:val="0"/>
           <w14:ligatures w14:val="none"/>
@@ -3168,34 +2665,6 @@
       </w:pPr>
       <w:r>
         <w:rPr>
-          <w:rFonts w:ascii="Aptos" w:eastAsia="Aptos" w:hAnsi="Aptos" w:cs="Aptos"/>
-          <w:color w:val="000000"/>
-          <w:kern w:val="0"/>
-          <w14:ligatures w14:val="none"/>
-        </w:rPr>
-        <w:t/>
-      </w:r>
-      <w:r>
-        <w:rPr>
-          <w:rFonts w:ascii="Aptos" w:eastAsia="Aptos" w:hAnsi="Aptos" w:cs="Aptos"/>
-          <w:color w:val="000000"/>
-          <w:kern w:val="0"/>
-          <w14:ligatures w14:val="none"/>
-        </w:rPr>
-        <w:t/>
-      </w:r>
-      <w:r>
-        <w:rPr>
-          <w:rFonts w:ascii="Aptos" w:eastAsia="Aptos" w:hAnsi="Aptos" w:cs="Aptos"/>
-          <w:color w:val="000000"/>
-          <w:kern w:val="0"/>
-          <w14:ligatures w14:val="none"/>
-        </w:rPr>
-        <w:t/>
-      </w:r>
-      <w:r>
-        <w:rPr>
-          <w:rFonts w:ascii="Aptos" w:eastAsia="Aptos" w:hAnsi="Aptos" w:cs="Aptos"/>
           <w:color w:val="000000"/>
           <w:kern w:val="0"/>
           <w14:ligatures w14:val="none"/>
@@ -3204,7 +2673,6 @@
       </w:r>
       <w:r>
         <w:rPr>
-          <w:rFonts w:ascii="Aptos" w:eastAsia="Aptos" w:hAnsi="Aptos" w:cs="Aptos"/>
           <w:color w:val="000000"/>
           <w:kern w:val="0"/>
           <w14:ligatures w14:val="none"/>
@@ -3213,7 +2681,6 @@
       </w:r>
       <w:r>
         <w:rPr>
-          <w:rFonts w:ascii="Aptos" w:eastAsia="Aptos" w:hAnsi="Aptos" w:cs="Aptos"/>
           <w:color w:val="000000"/>
           <w:kern w:val="0"/>
           <w14:ligatures w14:val="none"/>
@@ -3222,7 +2689,6 @@
       </w:r>
       <w:r>
         <w:rPr>
-          <w:rFonts w:ascii="Aptos" w:eastAsia="Aptos" w:hAnsi="Aptos" w:cs="Aptos"/>
           <w:color w:val="000000"/>
           <w:kern w:val="0"/>
           <w14:ligatures w14:val="none"/>
@@ -3231,7 +2697,6 @@
       </w:r>
       <w:r>
         <w:rPr>
-          <w:rFonts w:ascii="Aptos" w:eastAsia="Aptos" w:hAnsi="Aptos" w:cs="Aptos"/>
           <w:color w:val="000000"/>
           <w:kern w:val="0"/>
           <w14:ligatures w14:val="none"/>
@@ -3240,7 +2705,6 @@
       </w:r>
       <w:r>
         <w:rPr>
-          <w:rFonts w:ascii="Aptos" w:eastAsia="Aptos" w:hAnsi="Aptos" w:cs="Aptos"/>
           <w:color w:val="000000"/>
           <w:kern w:val="0"/>
           <w14:ligatures w14:val="none"/>
@@ -3249,7 +2713,6 @@
       </w:r>
       <w:r>
         <w:rPr>
-          <w:rFonts w:ascii="Aptos" w:eastAsia="Aptos" w:hAnsi="Aptos" w:cs="Aptos"/>
           <w:color w:val="000000"/>
           <w:kern w:val="0"/>
           <w14:ligatures w14:val="none"/>
@@ -3258,7 +2721,6 @@
       </w:r>
       <w:r>
         <w:rPr>
-          <w:rFonts w:ascii="Aptos" w:eastAsia="Aptos" w:hAnsi="Aptos" w:cs="Aptos"/>
           <w:color w:val="000000"/>
           <w:kern w:val="0"/>
           <w14:ligatures w14:val="none"/>
@@ -3267,7 +2729,6 @@
       </w:r>
       <w:r>
         <w:rPr>
-          <w:rFonts w:ascii="Aptos" w:eastAsia="Aptos" w:hAnsi="Aptos" w:cs="Aptos"/>
           <w:color w:val="000000"/>
           <w:kern w:val="0"/>
           <w14:ligatures w14:val="none"/>
@@ -3276,7 +2737,6 @@
       </w:r>
       <w:r>
         <w:rPr>
-          <w:rFonts w:ascii="Aptos" w:eastAsia="Aptos" w:hAnsi="Aptos" w:cs="Aptos"/>
           <w:color w:val="000000"/>
           <w:kern w:val="0"/>
           <w14:ligatures w14:val="none"/>
@@ -3285,7 +2745,6 @@
       </w:r>
       <w:r>
         <w:rPr>
-          <w:rFonts w:ascii="Aptos" w:eastAsia="Aptos" w:hAnsi="Aptos" w:cs="Aptos"/>
           <w:color w:val="000000"/>
           <w:kern w:val="0"/>
           <w14:ligatures w14:val="none"/>
@@ -3294,7 +2753,6 @@
       </w:r>
       <w:r>
         <w:rPr>
-          <w:rFonts w:ascii="Aptos" w:eastAsia="Aptos" w:hAnsi="Aptos" w:cs="Aptos"/>
           <w:color w:val="000000"/>
           <w:kern w:val="0"/>
           <w14:ligatures w14:val="none"/>
@@ -3314,18 +2772,17 @@
       </w:pPr>
       <w:r>
         <w:rPr>
-          <w:rFonts w:ascii="Aptos" w:eastAsia="Aptos" w:hAnsi="Aptos" w:cs="Aptos"/>
           <w:b/>
           <w:bCs/>
           <w:color w:val="000000"/>
           <w:kern w:val="0"/>
           <w14:ligatures w14:val="none"/>
         </w:rPr>
+        <w:lastRenderedPageBreak/>
         <w:t xml:space="preserve">Signs and </w:t>
       </w:r>
       <w:r>
         <w:rPr>
-          <w:rFonts w:ascii="Aptos" w:eastAsia="Aptos" w:hAnsi="Aptos" w:cs="Aptos"/>
           <w:b/>
           <w:bCs/>
           <w:color w:val="000000"/>
@@ -3336,7 +2793,6 @@
       </w:r>
       <w:r>
         <w:rPr>
-          <w:rFonts w:ascii="Aptos" w:eastAsia="Aptos" w:hAnsi="Aptos" w:cs="Aptos"/>
           <w:b/>
           <w:bCs/>
           <w:color w:val="000000"/>
@@ -3347,7 +2803,6 @@
       </w:r>
       <w:r>
         <w:rPr>
-          <w:rFonts w:ascii="Aptos" w:eastAsia="Aptos" w:hAnsi="Aptos" w:cs="Aptos"/>
           <w:color w:val="000000"/>
           <w:kern w:val="0"/>
           <w14:ligatures w14:val="none"/>
@@ -3356,7 +2811,6 @@
       </w:r>
       <w:r>
         <w:rPr>
-          <w:rFonts w:ascii="Aptos" w:eastAsia="Aptos" w:hAnsi="Aptos" w:cs="Aptos"/>
           <w:color w:val="000000"/>
           <w:kern w:val="0"/>
           <w14:ligatures w14:val="none"/>
@@ -3365,7 +2819,6 @@
       </w:r>
       <w:r>
         <w:rPr>
-          <w:rFonts w:ascii="Aptos" w:eastAsia="Aptos" w:hAnsi="Aptos" w:cs="Aptos"/>
           <w:color w:val="000000"/>
           <w:kern w:val="0"/>
           <w14:ligatures w14:val="none"/>
@@ -3385,7 +2838,6 @@
       </w:pPr>
       <w:r>
         <w:rPr>
-          <w:rFonts w:ascii="Aptos" w:eastAsia="Aptos" w:hAnsi="Aptos" w:cs="Aptos"/>
           <w:b/>
           <w:bCs/>
           <w:color w:val="000000"/>
@@ -3396,7 +2848,6 @@
       </w:r>
       <w:r>
         <w:rPr>
-          <w:rFonts w:ascii="Aptos" w:eastAsia="Aptos" w:hAnsi="Aptos" w:cs="Aptos"/>
           <w:b/>
           <w:bCs/>
           <w:color w:val="000000"/>
@@ -3407,7 +2858,6 @@
       </w:r>
       <w:r>
         <w:rPr>
-          <w:rFonts w:ascii="Aptos" w:eastAsia="Aptos" w:hAnsi="Aptos" w:cs="Aptos"/>
           <w:b/>
           <w:bCs/>
           <w:color w:val="000000"/>
@@ -3418,7 +2868,6 @@
       </w:r>
       <w:r>
         <w:rPr>
-          <w:rFonts w:ascii="Aptos" w:eastAsia="Aptos" w:hAnsi="Aptos" w:cs="Aptos"/>
           <w:color w:val="000000"/>
           <w:kern w:val="0"/>
           <w14:ligatures w14:val="none"/>
@@ -3438,7 +2887,6 @@
       </w:pPr>
       <w:r>
         <w:rPr>
-          <w:rFonts w:ascii="Aptos" w:eastAsia="Aptos" w:hAnsi="Aptos" w:cs="Aptos"/>
           <w:b/>
           <w:bCs/>
           <w:color w:val="000000"/>
@@ -3449,7 +2897,6 @@
       </w:r>
       <w:r>
         <w:rPr>
-          <w:rFonts w:ascii="Aptos" w:eastAsia="Aptos" w:hAnsi="Aptos" w:cs="Aptos"/>
           <w:b/>
           <w:bCs/>
           <w:color w:val="000000"/>
@@ -3460,7 +2907,6 @@
       </w:r>
       <w:r>
         <w:rPr>
-          <w:rFonts w:ascii="Aptos" w:eastAsia="Aptos" w:hAnsi="Aptos" w:cs="Aptos"/>
           <w:b/>
           <w:bCs/>
           <w:color w:val="000000"/>
@@ -3471,7 +2917,6 @@
       </w:r>
       <w:r>
         <w:rPr>
-          <w:rFonts w:ascii="Aptos" w:eastAsia="Aptos" w:hAnsi="Aptos" w:cs="Aptos"/>
           <w:color w:val="000000"/>
           <w:kern w:val="0"/>
           <w14:ligatures w14:val="none"/>
@@ -3480,7 +2925,6 @@
       </w:r>
       <w:r>
         <w:rPr>
-          <w:rFonts w:ascii="Aptos" w:eastAsia="Aptos" w:hAnsi="Aptos" w:cs="Aptos"/>
           <w:color w:val="000000"/>
           <w:kern w:val="0"/>
           <w14:ligatures w14:val="none"/>
@@ -3489,7 +2933,6 @@
       </w:r>
       <w:r>
         <w:rPr>
-          <w:rFonts w:ascii="Aptos" w:eastAsia="Aptos" w:hAnsi="Aptos" w:cs="Aptos"/>
           <w:color w:val="000000"/>
           <w:kern w:val="0"/>
           <w14:ligatures w14:val="none"/>
@@ -3498,7 +2941,6 @@
       </w:r>
       <w:r>
         <w:rPr>
-          <w:rFonts w:ascii="Aptos" w:eastAsia="Aptos" w:hAnsi="Aptos" w:cs="Aptos"/>
           <w:color w:val="000000"/>
           <w:kern w:val="0"/>
           <w14:ligatures w14:val="none"/>
@@ -3507,7 +2949,6 @@
       </w:r>
       <w:r>
         <w:rPr>
-          <w:rFonts w:ascii="Aptos" w:eastAsia="Aptos" w:hAnsi="Aptos" w:cs="Aptos"/>
           <w:color w:val="000000"/>
           <w:kern w:val="0"/>
           <w14:ligatures w14:val="none"/>
@@ -3516,7 +2957,6 @@
       </w:r>
       <w:r>
         <w:rPr>
-          <w:rFonts w:ascii="Aptos" w:eastAsia="Aptos" w:hAnsi="Aptos" w:cs="Aptos"/>
           <w:color w:val="000000"/>
           <w:kern w:val="0"/>
           <w14:ligatures w14:val="none"/>
@@ -3525,7 +2965,6 @@
       </w:r>
       <w:r>
         <w:rPr>
-          <w:rFonts w:ascii="Aptos" w:eastAsia="Aptos" w:hAnsi="Aptos" w:cs="Aptos"/>
           <w:color w:val="000000"/>
           <w:kern w:val="0"/>
           <w14:ligatures w14:val="none"/>
@@ -3534,7 +2973,6 @@
       </w:r>
       <w:r>
         <w:rPr>
-          <w:rFonts w:ascii="Aptos" w:eastAsia="Aptos" w:hAnsi="Aptos" w:cs="Aptos"/>
           <w:color w:val="000000"/>
           <w:kern w:val="0"/>
           <w14:ligatures w14:val="none"/>
@@ -3543,7 +2981,6 @@
       </w:r>
       <w:r>
         <w:rPr>
-          <w:rFonts w:ascii="Aptos" w:eastAsia="Aptos" w:hAnsi="Aptos" w:cs="Aptos"/>
           <w:color w:val="000000"/>
           <w:kern w:val="0"/>
           <w14:ligatures w14:val="none"/>
@@ -3552,7 +2989,6 @@
       </w:r>
       <w:r>
         <w:rPr>
-          <w:rFonts w:ascii="Aptos" w:eastAsia="Aptos" w:hAnsi="Aptos" w:cs="Aptos"/>
           <w:color w:val="000000"/>
           <w:kern w:val="0"/>
           <w14:ligatures w14:val="none"/>
@@ -3561,7 +2997,6 @@
       </w:r>
       <w:r>
         <w:rPr>
-          <w:rFonts w:ascii="Aptos" w:eastAsia="Aptos" w:hAnsi="Aptos" w:cs="Aptos"/>
           <w:color w:val="000000"/>
           <w:kern w:val="0"/>
           <w14:ligatures w14:val="none"/>
@@ -3570,7 +3005,6 @@
       </w:r>
       <w:r>
         <w:rPr>
-          <w:rFonts w:ascii="Aptos" w:eastAsia="Aptos" w:hAnsi="Aptos" w:cs="Aptos"/>
           <w:color w:val="000000"/>
           <w:kern w:val="0"/>
           <w14:ligatures w14:val="none"/>
@@ -3579,7 +3013,6 @@
       </w:r>
       <w:r>
         <w:rPr>
-          <w:rFonts w:ascii="Aptos" w:eastAsia="Aptos" w:hAnsi="Aptos" w:cs="Aptos"/>
           <w:color w:val="000000"/>
           <w:kern w:val="0"/>
           <w14:ligatures w14:val="none"/>
@@ -3588,7 +3021,6 @@
       </w:r>
       <w:r>
         <w:rPr>
-          <w:rFonts w:ascii="Aptos" w:eastAsia="Aptos" w:hAnsi="Aptos" w:cs="Aptos"/>
           <w:color w:val="000000"/>
           <w:kern w:val="0"/>
           <w14:ligatures w14:val="none"/>
@@ -3597,7 +3029,6 @@
       </w:r>
       <w:r>
         <w:rPr>
-          <w:rFonts w:ascii="Aptos" w:eastAsia="Aptos" w:hAnsi="Aptos" w:cs="Aptos"/>
           <w:color w:val="000000"/>
           <w:kern w:val="0"/>
           <w14:ligatures w14:val="none"/>
@@ -3617,7 +3048,6 @@
       </w:pPr>
       <w:r>
         <w:rPr>
-          <w:rFonts w:ascii="Aptos" w:eastAsia="Aptos" w:hAnsi="Aptos" w:cs="Aptos"/>
           <w:b/>
           <w:bCs/>
           <w:color w:val="000000"/>
@@ -3628,7 +3058,6 @@
       </w:r>
       <w:r>
         <w:rPr>
-          <w:rFonts w:ascii="Aptos" w:eastAsia="Aptos" w:hAnsi="Aptos" w:cs="Aptos"/>
           <w:b/>
           <w:bCs/>
           <w:color w:val="000000"/>
@@ -3639,7 +3068,6 @@
       </w:r>
       <w:r>
         <w:rPr>
-          <w:rFonts w:ascii="Aptos" w:eastAsia="Aptos" w:hAnsi="Aptos" w:cs="Aptos"/>
           <w:b/>
           <w:bCs/>
           <w:color w:val="000000"/>
@@ -3650,7 +3078,6 @@
       </w:r>
       <w:r>
         <w:rPr>
-          <w:rFonts w:ascii="Aptos" w:eastAsia="Aptos" w:hAnsi="Aptos" w:cs="Aptos"/>
           <w:b/>
           <w:bCs/>
           <w:color w:val="000000"/>
@@ -3661,7 +3088,6 @@
       </w:r>
       <w:r>
         <w:rPr>
-          <w:rFonts w:ascii="Aptos" w:eastAsia="Aptos" w:hAnsi="Aptos" w:cs="Aptos"/>
           <w:b/>
           <w:bCs/>
           <w:color w:val="000000"/>
@@ -3672,7 +3098,6 @@
       </w:r>
       <w:r>
         <w:rPr>
-          <w:rFonts w:ascii="Aptos" w:eastAsia="Aptos" w:hAnsi="Aptos" w:cs="Aptos"/>
           <w:color w:val="000000"/>
           <w:kern w:val="0"/>
           <w14:ligatures w14:val="none"/>
@@ -3681,7 +3106,6 @@
       </w:r>
       <w:r>
         <w:rPr>
-          <w:rFonts w:ascii="Aptos" w:eastAsia="Aptos" w:hAnsi="Aptos" w:cs="Aptos"/>
           <w:color w:val="000000"/>
           <w:kern w:val="0"/>
           <w14:ligatures w14:val="none"/>
@@ -3690,7 +3114,6 @@
       </w:r>
       <w:r>
         <w:rPr>
-          <w:rFonts w:ascii="Aptos" w:eastAsia="Aptos" w:hAnsi="Aptos" w:cs="Aptos"/>
           <w:color w:val="000000"/>
           <w:kern w:val="0"/>
           <w14:ligatures w14:val="none"/>
@@ -3699,7 +3122,6 @@
       </w:r>
       <w:r>
         <w:rPr>
-          <w:rFonts w:ascii="Aptos" w:eastAsia="Aptos" w:hAnsi="Aptos" w:cs="Aptos"/>
           <w:color w:val="000000"/>
           <w:kern w:val="0"/>
           <w14:ligatures w14:val="none"/>
@@ -3708,7 +3130,6 @@
       </w:r>
       <w:r>
         <w:rPr>
-          <w:rFonts w:ascii="Aptos" w:eastAsia="Aptos" w:hAnsi="Aptos" w:cs="Aptos"/>
           <w:color w:val="000000"/>
           <w:kern w:val="0"/>
           <w14:ligatures w14:val="none"/>
@@ -3717,7 +3138,6 @@
       </w:r>
       <w:r>
         <w:rPr>
-          <w:rFonts w:ascii="Aptos" w:eastAsia="Aptos" w:hAnsi="Aptos" w:cs="Aptos"/>
           <w:color w:val="000000"/>
           <w:kern w:val="0"/>
           <w14:ligatures w14:val="none"/>
@@ -3737,7 +3157,6 @@
       </w:pPr>
       <w:r>
         <w:rPr>
-          <w:rFonts w:ascii="Aptos" w:eastAsia="Aptos" w:hAnsi="Aptos" w:cs="Aptos"/>
           <w:b/>
           <w:bCs/>
           <w:color w:val="000000"/>
@@ -3748,7 +3167,6 @@
       </w:r>
       <w:r>
         <w:rPr>
-          <w:rFonts w:ascii="Aptos" w:eastAsia="Aptos" w:hAnsi="Aptos" w:cs="Aptos"/>
           <w:color w:val="000000"/>
           <w:kern w:val="0"/>
           <w14:ligatures w14:val="none"/>
@@ -3757,7 +3175,6 @@
       </w:r>
       <w:r>
         <w:rPr>
-          <w:rFonts w:ascii="Aptos" w:eastAsia="Aptos" w:hAnsi="Aptos" w:cs="Aptos"/>
           <w:color w:val="000000"/>
           <w:kern w:val="0"/>
           <w14:ligatures w14:val="none"/>
@@ -3766,7 +3183,6 @@
       </w:r>
       <w:r>
         <w:rPr>
-          <w:rFonts w:ascii="Aptos" w:eastAsia="Aptos" w:hAnsi="Aptos" w:cs="Aptos"/>
           <w:color w:val="000000"/>
           <w:kern w:val="0"/>
           <w14:ligatures w14:val="none"/>
@@ -3786,7 +3202,6 @@
       </w:pPr>
       <w:r>
         <w:rPr>
-          <w:rFonts w:ascii="Aptos" w:eastAsia="Aptos" w:hAnsi="Aptos" w:cs="Aptos"/>
           <w:b/>
           <w:bCs/>
           <w:color w:val="000000"/>
@@ -3797,7 +3212,6 @@
       </w:r>
       <w:r>
         <w:rPr>
-          <w:rFonts w:ascii="Aptos" w:eastAsia="Aptos" w:hAnsi="Aptos" w:cs="Aptos"/>
           <w:color w:val="000000"/>
           <w:kern w:val="0"/>
           <w14:ligatures w14:val="none"/>
@@ -3806,7 +3220,6 @@
       </w:r>
       <w:r>
         <w:rPr>
-          <w:rFonts w:ascii="Aptos" w:eastAsia="Aptos" w:hAnsi="Aptos" w:cs="Aptos"/>
           <w:color w:val="000000"/>
           <w:kern w:val="0"/>
           <w14:ligatures w14:val="none"/>
@@ -3815,7 +3228,6 @@
       </w:r>
       <w:r>
         <w:rPr>
-          <w:rFonts w:ascii="Aptos" w:eastAsia="Aptos" w:hAnsi="Aptos" w:cs="Aptos"/>
           <w:color w:val="000000"/>
           <w:kern w:val="0"/>
           <w14:ligatures w14:val="none"/>
@@ -3824,7 +3236,6 @@
       </w:r>
       <w:r>
         <w:rPr>
-          <w:rFonts w:ascii="Aptos" w:eastAsia="Aptos" w:hAnsi="Aptos" w:cs="Aptos"/>
           <w:color w:val="000000"/>
           <w:kern w:val="0"/>
           <w14:ligatures w14:val="none"/>
@@ -3845,18 +3256,296 @@
         </w:rPr>
       </w:pPr>
       <w:r>
+        <w:rPr>
+          <w:noProof/>
+        </w:rPr>
+        <w:lastRenderedPageBreak/>
         <w:drawing>
-          <wp:inline xmlns:a="http://schemas.openxmlformats.org/drawingml/2006/main" xmlns:pic="http://schemas.openxmlformats.org/drawingml/2006/picture">
+          <wp:inline distT="0" distB="0" distL="0" distR="0" wp14:anchorId="6483BF89" wp14:editId="4E62C210">
             <wp:extent cx="5943600" cy="3962400"/>
+            <wp:effectExtent l="0" t="0" r="0" b="0"/>
             <wp:docPr id="1" name="Picture 1" descr="FIGURE 6.1"/>
             <wp:cNvGraphicFramePr>
-              <a:graphicFrameLocks noChangeAspect="1"/>
+              <a:graphicFrameLocks xmlns:a="http://schemas.openxmlformats.org/drawingml/2006/main" noChangeAspect="1"/>
             </wp:cNvGraphicFramePr>
-            <a:graphic>
+            <a:graphic xmlns:a="http://schemas.openxmlformats.org/drawingml/2006/main">
               <a:graphicData uri="http://schemas.openxmlformats.org/drawingml/2006/picture">
-                <pic:pic>
+                <pic:pic xmlns:pic="http://schemas.openxmlformats.org/drawingml/2006/picture">
                   <pic:nvPicPr>
                     <pic:cNvPr id="0" name="2223501435.jpg"/>
+                    <pic:cNvPicPr/>
+                  </pic:nvPicPr>
+                  <pic:blipFill>
+                    <a:blip r:embed="rId7"/>
+                    <a:stretch>
+                      <a:fillRect/>
+                    </a:stretch>
+                  </pic:blipFill>
+                  <pic:spPr>
+                    <a:xfrm>
+                      <a:off x="0" y="0"/>
+                      <a:ext cx="5943600" cy="3962400"/>
+                    </a:xfrm>
+                    <a:prstGeom prst="rect">
+                      <a:avLst/>
+                    </a:prstGeom>
+                  </pic:spPr>
+                </pic:pic>
+              </a:graphicData>
+            </a:graphic>
+          </wp:inline>
+        </w:drawing>
+      </w:r>
+    </w:p>
+    <w:p>
+      <w:pPr>
+        <w:keepNext/>
+        <w:spacing w:line="480" w:lineRule="auto"/>
+        <w:rPr>
+          <w:rFonts w:ascii="Times New Roman" w:hAnsi="Times New Roman" w:cs="Times New Roman"/>
+          <w:color w:val="000000"/>
+        </w:rPr>
+      </w:pPr>
+      <w:r>
+        <w:rPr>
+          <w:b/>
+          <w:bCs/>
+          <w:color w:val="0A2F41" w:themeColor="accent1" w:themeShade="80"/>
+        </w:rPr>
+        <w:t>FIGURE 6.1</w:t>
+      </w:r>
+    </w:p>
+    <w:p>
+      <w:pPr>
+        <w:spacing w:line="480" w:lineRule="auto"/>
+        <w:rPr>
+          <w:rFonts w:ascii="Times New Roman" w:hAnsi="Times New Roman" w:cs="Times New Roman"/>
+          <w:color w:val="000000"/>
+          <w:sz w:val="20"/>
+          <w:szCs w:val="20"/>
+        </w:rPr>
+      </w:pPr>
+      <w:r>
+        <w:rPr>
+          <w:color w:val="000000"/>
+          <w:sz w:val="20"/>
+          <w:szCs w:val="20"/>
+        </w:rPr>
+        <w:t>Nuttawan Jayawan/iStock / Getty Images</w:t>
+      </w:r>
+    </w:p>
+    <w:p>
+      <w:pPr>
+        <w:keepNext/>
+        <w:spacing w:line="480" w:lineRule="auto"/>
+        <w:jc w:val="center"/>
+        <w:rPr>
+          <w:rFonts w:ascii="Times New Roman" w:hAnsi="Times New Roman" w:cs="Times New Roman"/>
+          <w:b/>
+          <w:bCs/>
+          <w:color w:val="000000"/>
+        </w:rPr>
+      </w:pPr>
+      <w:r>
+        <w:rPr>
+          <w:noProof/>
+        </w:rPr>
+        <w:lastRenderedPageBreak/>
+        <w:drawing>
+          <wp:inline distT="0" distB="0" distL="0" distR="0" wp14:anchorId="4EFF2F08" wp14:editId="2AF5686C">
+            <wp:extent cx="5943600" cy="3962400"/>
+            <wp:effectExtent l="0" t="0" r="0" b="0"/>
+            <wp:docPr id="1590010208" name="Picture 1590010208" descr="Figure 6.2"/>
+            <wp:cNvGraphicFramePr>
+              <a:graphicFrameLocks xmlns:a="http://schemas.openxmlformats.org/drawingml/2006/main" noChangeAspect="1"/>
+            </wp:cNvGraphicFramePr>
+            <a:graphic xmlns:a="http://schemas.openxmlformats.org/drawingml/2006/main">
+              <a:graphicData uri="http://schemas.openxmlformats.org/drawingml/2006/picture">
+                <pic:pic xmlns:pic="http://schemas.openxmlformats.org/drawingml/2006/picture">
+                  <pic:nvPicPr>
+                    <pic:cNvPr id="0" name="1248247549.jpg"/>
+                    <pic:cNvPicPr/>
+                  </pic:nvPicPr>
+                  <pic:blipFill>
+                    <a:blip r:embed="rId8"/>
+                    <a:stretch>
+                      <a:fillRect/>
+                    </a:stretch>
+                  </pic:blipFill>
+                  <pic:spPr>
+                    <a:xfrm>
+                      <a:off x="0" y="0"/>
+                      <a:ext cx="5943600" cy="3962400"/>
+                    </a:xfrm>
+                    <a:prstGeom prst="rect">
+                      <a:avLst/>
+                    </a:prstGeom>
+                  </pic:spPr>
+                </pic:pic>
+              </a:graphicData>
+            </a:graphic>
+          </wp:inline>
+        </w:drawing>
+      </w:r>
+    </w:p>
+    <w:p>
+      <w:pPr>
+        <w:keepNext/>
+        <w:spacing w:line="480" w:lineRule="auto"/>
+        <w:rPr>
+          <w:rFonts w:ascii="Times New Roman" w:hAnsi="Times New Roman" w:cs="Times New Roman"/>
+          <w:color w:val="000000"/>
+        </w:rPr>
+      </w:pPr>
+      <w:r>
+        <w:rPr>
+          <w:b/>
+          <w:bCs/>
+          <w:color w:val="0A2F41" w:themeColor="accent1" w:themeShade="80"/>
+        </w:rPr>
+        <w:t>Figure 6.2</w:t>
+      </w:r>
+    </w:p>
+    <w:p>
+      <w:pPr>
+        <w:spacing w:line="480" w:lineRule="auto"/>
+        <w:rPr>
+          <w:rFonts w:ascii="Times New Roman" w:hAnsi="Times New Roman" w:cs="Times New Roman"/>
+          <w:color w:val="000000"/>
+          <w:sz w:val="20"/>
+          <w:szCs w:val="20"/>
+        </w:rPr>
+      </w:pPr>
+      <w:r>
+        <w:rPr>
+          <w:color w:val="000000"/>
+          <w:sz w:val="20"/>
+          <w:szCs w:val="20"/>
+        </w:rPr>
+        <w:t>Tunatura/iStock / Getty Images</w:t>
+      </w:r>
+    </w:p>
+    <w:p>
+      <w:pPr>
+        <w:keepNext/>
+        <w:spacing w:line="480" w:lineRule="auto"/>
+        <w:jc w:val="center"/>
+        <w:rPr>
+          <w:rFonts w:ascii="Times New Roman" w:hAnsi="Times New Roman" w:cs="Times New Roman"/>
+          <w:b/>
+          <w:bCs/>
+          <w:color w:val="000000"/>
+        </w:rPr>
+      </w:pPr>
+      <w:r>
+        <w:rPr>
+          <w:noProof/>
+        </w:rPr>
+        <w:lastRenderedPageBreak/>
+        <w:drawing>
+          <wp:inline distT="0" distB="0" distL="0" distR="0" wp14:anchorId="6391D1DE" wp14:editId="1324DB7B">
+            <wp:extent cx="5943600" cy="3962400"/>
+            <wp:effectExtent l="0" t="0" r="0" b="0"/>
+            <wp:docPr id="3" name="Picture 3" descr="FIGURE 6.3"/>
+            <wp:cNvGraphicFramePr>
+              <a:graphicFrameLocks xmlns:a="http://schemas.openxmlformats.org/drawingml/2006/main" noChangeAspect="1"/>
+            </wp:cNvGraphicFramePr>
+            <a:graphic xmlns:a="http://schemas.openxmlformats.org/drawingml/2006/main">
+              <a:graphicData uri="http://schemas.openxmlformats.org/drawingml/2006/picture">
+                <pic:pic xmlns:pic="http://schemas.openxmlformats.org/drawingml/2006/picture">
+                  <pic:nvPicPr>
+                    <pic:cNvPr id="0" name="1149219360.jpg"/>
+                    <pic:cNvPicPr/>
+                  </pic:nvPicPr>
+                  <pic:blipFill>
+                    <a:blip r:embed="rId9"/>
+                    <a:stretch>
+                      <a:fillRect/>
+                    </a:stretch>
+                  </pic:blipFill>
+                  <pic:spPr>
+                    <a:xfrm>
+                      <a:off x="0" y="0"/>
+                      <a:ext cx="5943600" cy="3962400"/>
+                    </a:xfrm>
+                    <a:prstGeom prst="rect">
+                      <a:avLst/>
+                    </a:prstGeom>
+                  </pic:spPr>
+                </pic:pic>
+              </a:graphicData>
+            </a:graphic>
+          </wp:inline>
+        </w:drawing>
+      </w:r>
+    </w:p>
+    <w:p>
+      <w:pPr>
+        <w:keepNext/>
+        <w:spacing w:line="480" w:lineRule="auto"/>
+        <w:rPr>
+          <w:rFonts w:ascii="Times New Roman" w:hAnsi="Times New Roman" w:cs="Times New Roman"/>
+          <w:color w:val="000000"/>
+        </w:rPr>
+      </w:pPr>
+      <w:r>
+        <w:rPr>
+          <w:b/>
+          <w:bCs/>
+          <w:color w:val="0A2F41" w:themeColor="accent1" w:themeShade="80"/>
+        </w:rPr>
+        <w:t>FIGURE 6.3</w:t>
+      </w:r>
+    </w:p>
+    <w:p>
+      <w:pPr>
+        <w:spacing w:line="480" w:lineRule="auto"/>
+        <w:rPr>
+          <w:rFonts w:ascii="Times New Roman" w:hAnsi="Times New Roman" w:cs="Times New Roman"/>
+          <w:color w:val="000000"/>
+          <w:sz w:val="20"/>
+          <w:szCs w:val="20"/>
+        </w:rPr>
+      </w:pPr>
+      <w:r>
+        <w:rPr>
+          <w:color w:val="000000"/>
+          <w:sz w:val="20"/>
+          <w:szCs w:val="20"/>
+        </w:rPr>
+        <w:t>Tunatura/iStock / Getty Images</w:t>
+      </w:r>
+    </w:p>
+    <w:p>
+      <w:pPr>
+        <w:keepNext/>
+        <w:spacing w:line="480" w:lineRule="auto"/>
+        <w:jc w:val="center"/>
+        <w:rPr>
+          <w:rFonts w:ascii="Times New Roman" w:hAnsi="Times New Roman" w:cs="Times New Roman"/>
+          <w:b/>
+          <w:bCs/>
+          <w:color w:val="000000"/>
+        </w:rPr>
+      </w:pPr>
+      <w:r>
+        <w:rPr>
+          <w:noProof/>
+        </w:rPr>
+        <w:lastRenderedPageBreak/>
+        <w:drawing>
+          <wp:inline distT="0" distB="0" distL="0" distR="0" wp14:anchorId="5B78987D" wp14:editId="3C7ECA54">
+            <wp:extent cx="3645408" cy="5486400"/>
+            <wp:effectExtent l="0" t="0" r="0" b="0"/>
+            <wp:docPr id="4" name="Picture 4" descr="FIGURE 6.4"/>
+            <wp:cNvGraphicFramePr>
+              <a:graphicFrameLocks xmlns:a="http://schemas.openxmlformats.org/drawingml/2006/main" noChangeAspect="1"/>
+            </wp:cNvGraphicFramePr>
+            <a:graphic xmlns:a="http://schemas.openxmlformats.org/drawingml/2006/main">
+              <a:graphicData uri="http://schemas.openxmlformats.org/drawingml/2006/picture">
+                <pic:pic xmlns:pic="http://schemas.openxmlformats.org/drawingml/2006/picture">
+                  <pic:nvPicPr>
+                    <pic:cNvPr id="0" name="1125503.jpg"/>
                     <pic:cNvPicPr/>
                   </pic:nvPicPr>
                   <pic:blipFill>
@@ -3868,9 +3557,11 @@
                   <pic:spPr>
                     <a:xfrm>
                       <a:off x="0" y="0"/>
-                      <a:ext cx="5943600" cy="3962400"/>
+                      <a:ext cx="3645408" cy="5486400"/>
                     </a:xfrm>
-                    <a:prstGeom prst="rect"/>
+                    <a:prstGeom prst="rect">
+                      <a:avLst/>
+                    </a:prstGeom>
                   </pic:spPr>
                 </pic:pic>
               </a:graphicData>
@@ -3890,323 +3581,584 @@
       </w:pPr>
       <w:r>
         <w:rPr>
-          <w:rFonts w:ascii="Aptos" w:hAnsi="Aptos" w:cs="Aptos" w:eastAsia="Aptos"/>
           <w:b/>
           <w:bCs/>
           <w:color w:val="0A2F41" w:themeColor="accent1" w:themeShade="80"/>
         </w:rPr>
-        <w:t>FIGURE 6.1</w:t>
+        <w:t>FIGURE 6.4</w:t>
       </w:r>
     </w:p>
     <w:p>
       <w:pPr>
         <w:spacing w:line="480" w:lineRule="auto"/>
         <w:rPr>
-          <w:rFonts w:ascii="Times New Roman" w:hAnsi="Times New Roman" w:cs="Times New Roman"/>
-          <w:color w:val="000000"/>
+          <w:rFonts w:ascii="Times New Roman" w:eastAsia="Times New Roman" w:hAnsi="Times New Roman" w:cs="Times New Roman"/>
+          <w:color w:val="000000"/>
+          <w:kern w:val="0"/>
           <w:sz w:val="20"/>
           <w:szCs w:val="20"/>
-        </w:rPr>
-      </w:pPr>
-      <w:proofErr w:type="spellStart"/>
-      <w:r>
-        <w:rPr>
-          <w:rFonts w:ascii="Aptos" w:hAnsi="Aptos" w:cs="Aptos" w:eastAsia="Aptos"/>
-          <w:color w:val="000000"/>
+          <w14:ligatures w14:val="none"/>
+        </w:rPr>
+      </w:pPr>
+      <w:r>
+        <w:rPr>
+          <w:color w:val="000000"/>
+          <w:kern w:val="0"/>
           <w:sz w:val="20"/>
           <w:szCs w:val="20"/>
-        </w:rPr>
-        <w:t>Nuttawan</w:t>
-      </w:r>
-      <w:proofErr w:type="spellEnd"/>
-      <w:r>
-        <w:rPr>
-          <w:rFonts w:ascii="Aptos" w:hAnsi="Aptos" w:cs="Aptos" w:eastAsia="Aptos"/>
-          <w:color w:val="000000"/>
-          <w:sz w:val="20"/>
-          <w:szCs w:val="20"/>
-        </w:rPr>
-        <w:t xml:space="preserve"> </w:t>
-      </w:r>
-      <w:proofErr w:type="spellStart"/>
-      <w:r>
-        <w:rPr>
-          <w:rFonts w:ascii="Aptos" w:hAnsi="Aptos" w:cs="Aptos" w:eastAsia="Aptos"/>
-          <w:color w:val="000000"/>
-          <w:sz w:val="20"/>
-          <w:szCs w:val="20"/>
-        </w:rPr>
-        <w:t>Jayawan</w:t>
-      </w:r>
-      <w:proofErr w:type="spellEnd"/>
-      <w:r>
-        <w:rPr>
-          <w:rFonts w:ascii="Aptos" w:hAnsi="Aptos" w:cs="Aptos" w:eastAsia="Aptos"/>
-          <w:color w:val="000000"/>
-          <w:sz w:val="20"/>
-          <w:szCs w:val="20"/>
-        </w:rPr>
-        <w:t>/iStock / Getty Images</w:t>
+          <w14:ligatures w14:val="none"/>
+        </w:rPr>
+        <w:t>Dr P. Marazzi / Science Source</w:t>
       </w:r>
     </w:p>
     <w:p>
       <w:pPr>
-        <w:keepNext/>
         <w:spacing w:line="480" w:lineRule="auto"/>
-        <w:jc w:val="center"/>
-        <w:rPr>
-          <w:rFonts w:ascii="Times New Roman" w:hAnsi="Times New Roman" w:cs="Times New Roman"/>
+        <w:rPr>
+          <w:rFonts w:ascii="Times New Roman" w:eastAsia="Times New Roman" w:hAnsi="Times New Roman" w:cs="Times New Roman"/>
+          <w:color w:val="000000"/>
+          <w:kern w:val="0"/>
+          <w14:ligatures w14:val="none"/>
+        </w:rPr>
+      </w:pPr>
+      <w:r>
+        <w:rPr>
+          <w:color w:val="000000"/>
+          <w:kern w:val="0"/>
+          <w14:ligatures w14:val="none"/>
+        </w:rPr>
+        <w:t>Relevant Medical History</w:t>
+      </w:r>
+    </w:p>
+    <w:p>
+      <w:pPr>
+        <w:spacing w:line="480" w:lineRule="auto"/>
+        <w:rPr>
+          <w:rFonts w:ascii="Times New Roman" w:eastAsia="Times New Roman" w:hAnsi="Times New Roman" w:cs="Times New Roman"/>
+          <w:color w:val="000000"/>
+          <w:kern w:val="0"/>
+          <w14:ligatures w14:val="none"/>
+        </w:rPr>
+      </w:pPr>
+      <w:r>
+        <w:rPr>
+          <w:color w:val="000000"/>
+          <w:kern w:val="0"/>
+          <w14:ligatures w14:val="none"/>
+        </w:rPr>
+        <w:t>No history of allergies.</w:t>
+      </w:r>
+      <w:r>
+        <w:rPr>
+          <w:color w:val="000000"/>
+          <w:kern w:val="0"/>
+          <w14:ligatures w14:val="none"/>
+        </w:rPr>
+        <w:t xml:space="preserve"> </w:t>
+      </w:r>
+      <w:r>
+        <w:rPr>
+          <w:color w:val="000000"/>
+          <w:kern w:val="0"/>
+          <w14:ligatures w14:val="none"/>
+        </w:rPr>
+        <w:t>Nothing like this.</w:t>
+      </w:r>
+      <w:r>
+        <w:rPr>
+          <w:color w:val="000000"/>
+          <w:kern w:val="0"/>
+          <w14:ligatures w14:val="none"/>
+        </w:rPr>
+        <w:t xml:space="preserve"> </w:t>
+      </w:r>
+      <w:r>
+        <w:rPr>
+          <w:color w:val="000000"/>
+          <w:kern w:val="0"/>
+          <w14:ligatures w14:val="none"/>
+        </w:rPr>
+        <w:t>You had hives when you had strep throat.</w:t>
+      </w:r>
+    </w:p>
+    <w:p>
+      <w:pPr>
+        <w:spacing w:line="480" w:lineRule="auto"/>
+        <w:rPr>
+          <w:rFonts w:ascii="Times New Roman" w:eastAsia="Times New Roman" w:hAnsi="Times New Roman" w:cs="Times New Roman"/>
+          <w:color w:val="000000"/>
+          <w:kern w:val="0"/>
+          <w14:ligatures w14:val="none"/>
+        </w:rPr>
+      </w:pPr>
+      <w:r>
+        <w:rPr>
           <w:b/>
           <w:bCs/>
           <w:color w:val="000000"/>
-        </w:rPr>
-      </w:pPr>
-      <w:r>
-        <w:drawing>
-          <wp:inline xmlns:a="http://schemas.openxmlformats.org/drawingml/2006/main" xmlns:pic="http://schemas.openxmlformats.org/drawingml/2006/picture">
-            <wp:extent cx="5943600" cy="3962400"/>
-            <wp:docPr id="2" name="Picture 2" descr="Figure 6.2"/>
-            <wp:cNvGraphicFramePr>
-              <a:graphicFrameLocks noChangeAspect="1"/>
-            </wp:cNvGraphicFramePr>
-            <a:graphic>
-              <a:graphicData uri="http://schemas.openxmlformats.org/drawingml/2006/picture">
-                <pic:pic>
-                  <pic:nvPicPr>
-                    <pic:cNvPr id="0" name="1248247549.jpg"/>
-                    <pic:cNvPicPr/>
-                  </pic:nvPicPr>
-                  <pic:blipFill>
-                    <a:blip r:embed="rId11"/>
-                    <a:stretch>
-                      <a:fillRect/>
-                    </a:stretch>
-                  </pic:blipFill>
-                  <pic:spPr>
-                    <a:xfrm>
-                      <a:off x="0" y="0"/>
-                      <a:ext cx="5943600" cy="3962400"/>
-                    </a:xfrm>
-                    <a:prstGeom prst="rect"/>
-                  </pic:spPr>
-                </pic:pic>
-              </a:graphicData>
-            </a:graphic>
-          </wp:inline>
-        </w:drawing>
+          <w:kern w:val="0"/>
+          <w14:ligatures w14:val="none"/>
+        </w:rPr>
+        <w:t>Onset:</w:t>
+      </w:r>
+      <w:r>
+        <w:rPr>
+          <w:color w:val="000000"/>
+          <w:kern w:val="0"/>
+          <w14:ligatures w14:val="none"/>
+        </w:rPr>
+        <w:t xml:space="preserve"> Started suddenly during practice.</w:t>
       </w:r>
     </w:p>
     <w:p>
       <w:pPr>
-        <w:keepNext/>
         <w:spacing w:line="480" w:lineRule="auto"/>
         <w:rPr>
-          <w:rFonts w:ascii="Times New Roman" w:hAnsi="Times New Roman" w:cs="Times New Roman"/>
-          <w:color w:val="000000"/>
-        </w:rPr>
-      </w:pPr>
-      <w:r>
-        <w:rPr>
-          <w:rFonts w:ascii="Aptos" w:hAnsi="Aptos" w:cs="Aptos" w:eastAsia="Aptos"/>
+          <w:rFonts w:ascii="Times New Roman" w:eastAsia="Times New Roman" w:hAnsi="Times New Roman" w:cs="Times New Roman"/>
+          <w:color w:val="000000"/>
+          <w:kern w:val="0"/>
+          <w14:ligatures w14:val="none"/>
+        </w:rPr>
+      </w:pPr>
+      <w:r>
+        <w:rPr>
           <w:b/>
           <w:bCs/>
-          <w:color w:val="0A2F41" w:themeColor="accent1" w:themeShade="80"/>
-        </w:rPr>
-        <w:t>Figure 6.2</w:t>
+          <w:color w:val="000000"/>
+          <w:kern w:val="0"/>
+          <w14:ligatures w14:val="none"/>
+        </w:rPr>
+        <w:t>Quality:</w:t>
+      </w:r>
+      <w:r>
+        <w:rPr>
+          <w:color w:val="000000"/>
+          <w:kern w:val="0"/>
+          <w14:ligatures w14:val="none"/>
+        </w:rPr>
+        <w:t xml:space="preserve"> Feels like “on fire,” itchy, throat</w:t>
+      </w:r>
+      <w:r>
+        <w:rPr>
+          <w:color w:val="000000"/>
+          <w:kern w:val="0"/>
+          <w14:ligatures w14:val="none"/>
+        </w:rPr>
+        <w:t xml:space="preserve"> and </w:t>
+      </w:r>
+      <w:r>
+        <w:rPr>
+          <w:color w:val="000000"/>
+          <w:kern w:val="0"/>
+          <w14:ligatures w14:val="none"/>
+        </w:rPr>
+        <w:t>tongue swelling, shallow fast breaths.</w:t>
       </w:r>
     </w:p>
     <w:p>
       <w:pPr>
         <w:spacing w:line="480" w:lineRule="auto"/>
         <w:rPr>
-          <w:rFonts w:ascii="Times New Roman" w:hAnsi="Times New Roman" w:cs="Times New Roman"/>
-          <w:color w:val="000000"/>
-          <w:sz w:val="20"/>
-          <w:szCs w:val="20"/>
-        </w:rPr>
-      </w:pPr>
-      <w:proofErr w:type="spellStart"/>
-      <w:r>
-        <w:rPr>
-          <w:rFonts w:ascii="Aptos" w:hAnsi="Aptos" w:cs="Aptos" w:eastAsia="Aptos"/>
-          <w:color w:val="000000"/>
-          <w:sz w:val="20"/>
-          <w:szCs w:val="20"/>
-        </w:rPr>
-        <w:t>Tunatura</w:t>
-      </w:r>
-      <w:proofErr w:type="spellEnd"/>
-      <w:r>
-        <w:rPr>
-          <w:rFonts w:ascii="Aptos" w:hAnsi="Aptos" w:cs="Aptos" w:eastAsia="Aptos"/>
-          <w:color w:val="000000"/>
-          <w:sz w:val="20"/>
-          <w:szCs w:val="20"/>
-        </w:rPr>
-        <w:t>/iStock / Getty Images</w:t>
+          <w:rFonts w:ascii="Times New Roman" w:eastAsia="Times New Roman" w:hAnsi="Times New Roman" w:cs="Times New Roman"/>
+          <w:color w:val="000000"/>
+          <w:kern w:val="0"/>
+          <w14:ligatures w14:val="none"/>
+        </w:rPr>
+      </w:pPr>
+      <w:r>
+        <w:rPr>
+          <w:b/>
+          <w:bCs/>
+          <w:color w:val="000000"/>
+          <w:kern w:val="0"/>
+          <w14:ligatures w14:val="none"/>
+        </w:rPr>
+        <w:t>Radiation:</w:t>
+      </w:r>
+      <w:r>
+        <w:rPr>
+          <w:color w:val="000000"/>
+          <w:kern w:val="0"/>
+          <w14:ligatures w14:val="none"/>
+        </w:rPr>
+        <w:t xml:space="preserve"> No radiating pain; hives spread over body.</w:t>
       </w:r>
     </w:p>
     <w:p>
       <w:pPr>
-        <w:keepNext/>
         <w:spacing w:line="480" w:lineRule="auto"/>
-        <w:jc w:val="center"/>
-        <w:rPr>
-          <w:rFonts w:ascii="Times New Roman" w:hAnsi="Times New Roman" w:cs="Times New Roman"/>
+        <w:rPr>
+          <w:rFonts w:ascii="Times New Roman" w:eastAsia="Times New Roman" w:hAnsi="Times New Roman" w:cs="Times New Roman"/>
+          <w:color w:val="000000"/>
+          <w:kern w:val="0"/>
+          <w14:ligatures w14:val="none"/>
+        </w:rPr>
+      </w:pPr>
+      <w:r>
+        <w:rPr>
           <w:b/>
           <w:bCs/>
           <w:color w:val="000000"/>
-        </w:rPr>
-      </w:pPr>
-      <w:r>
-        <w:drawing>
-          <wp:inline xmlns:a="http://schemas.openxmlformats.org/drawingml/2006/main" xmlns:pic="http://schemas.openxmlformats.org/drawingml/2006/picture">
-            <wp:extent cx="5943600" cy="3962400"/>
-            <wp:docPr id="3" name="Picture 3" descr="FIGURE 6.3"/>
-            <wp:cNvGraphicFramePr>
-              <a:graphicFrameLocks noChangeAspect="1"/>
-            </wp:cNvGraphicFramePr>
-            <a:graphic>
-              <a:graphicData uri="http://schemas.openxmlformats.org/drawingml/2006/picture">
-                <pic:pic>
-                  <pic:nvPicPr>
-                    <pic:cNvPr id="0" name="1149219360.jpg"/>
-                    <pic:cNvPicPr/>
-                  </pic:nvPicPr>
-                  <pic:blipFill>
-                    <a:blip r:embed="rId12"/>
-                    <a:stretch>
-                      <a:fillRect/>
-                    </a:stretch>
-                  </pic:blipFill>
-                  <pic:spPr>
-                    <a:xfrm>
-                      <a:off x="0" y="0"/>
-                      <a:ext cx="5943600" cy="3962400"/>
-                    </a:xfrm>
-                    <a:prstGeom prst="rect"/>
-                  </pic:spPr>
-                </pic:pic>
-              </a:graphicData>
-            </a:graphic>
-          </wp:inline>
-        </w:drawing>
+          <w:kern w:val="0"/>
+          <w14:ligatures w14:val="none"/>
+        </w:rPr>
+        <w:lastRenderedPageBreak/>
+        <w:t>Severity:</w:t>
+      </w:r>
+      <w:r>
+        <w:rPr>
+          <w:color w:val="000000"/>
+          <w:kern w:val="0"/>
+          <w14:ligatures w14:val="none"/>
+        </w:rPr>
+        <w:t xml:space="preserve"> </w:t>
+      </w:r>
+      <w:r>
+        <w:rPr>
+          <w:color w:val="000000"/>
+          <w:kern w:val="0"/>
+          <w14:ligatures w14:val="none"/>
+        </w:rPr>
+        <w:t>9</w:t>
+      </w:r>
+      <w:r>
+        <w:rPr>
+          <w:color w:val="000000"/>
+          <w:kern w:val="0"/>
+          <w14:ligatures w14:val="none"/>
+        </w:rPr>
+        <w:t>/</w:t>
+      </w:r>
+      <w:r>
+        <w:rPr>
+          <w:color w:val="000000"/>
+          <w:kern w:val="0"/>
+          <w14:ligatures w14:val="none"/>
+        </w:rPr>
+        <w:t>10</w:t>
+      </w:r>
+      <w:r>
+        <w:rPr>
+          <w:color w:val="000000"/>
+          <w:kern w:val="0"/>
+          <w14:ligatures w14:val="none"/>
+        </w:rPr>
+        <w:t xml:space="preserve"> sensation of distress</w:t>
+      </w:r>
+      <w:r>
+        <w:rPr>
+          <w:color w:val="000000"/>
+          <w:kern w:val="0"/>
+          <w14:ligatures w14:val="none"/>
+        </w:rPr>
+        <w:t xml:space="preserve"> or </w:t>
+      </w:r>
+      <w:r>
+        <w:rPr>
+          <w:color w:val="000000"/>
+          <w:kern w:val="0"/>
+          <w14:ligatures w14:val="none"/>
+        </w:rPr>
+        <w:t>shortness of breath.</w:t>
       </w:r>
     </w:p>
     <w:p>
       <w:pPr>
-        <w:keepNext/>
         <w:spacing w:line="480" w:lineRule="auto"/>
         <w:rPr>
-          <w:rFonts w:ascii="Times New Roman" w:hAnsi="Times New Roman" w:cs="Times New Roman"/>
-          <w:color w:val="000000"/>
-        </w:rPr>
-      </w:pPr>
-      <w:r>
-        <w:rPr>
-          <w:rFonts w:ascii="Aptos" w:hAnsi="Aptos" w:cs="Aptos" w:eastAsia="Aptos"/>
+          <w:rFonts w:ascii="Times New Roman" w:eastAsia="Times New Roman" w:hAnsi="Times New Roman" w:cs="Times New Roman"/>
+          <w:color w:val="000000"/>
+          <w:kern w:val="0"/>
+          <w14:ligatures w14:val="none"/>
+        </w:rPr>
+      </w:pPr>
+      <w:r>
+        <w:rPr>
           <w:b/>
           <w:bCs/>
-          <w:color w:val="0A2F41" w:themeColor="accent1" w:themeShade="80"/>
-        </w:rPr>
-        <w:t>FIGURE 6.3</w:t>
+          <w:color w:val="000000"/>
+          <w:kern w:val="0"/>
+          <w14:ligatures w14:val="none"/>
+        </w:rPr>
+        <w:t xml:space="preserve">Last </w:t>
+      </w:r>
+      <w:r>
+        <w:rPr>
+          <w:b/>
+          <w:bCs/>
+          <w:color w:val="000000"/>
+          <w:kern w:val="0"/>
+          <w14:ligatures w14:val="none"/>
+        </w:rPr>
+        <w:t>o</w:t>
+      </w:r>
+      <w:r>
+        <w:rPr>
+          <w:b/>
+          <w:bCs/>
+          <w:color w:val="000000"/>
+          <w:kern w:val="0"/>
+          <w14:ligatures w14:val="none"/>
+        </w:rPr>
+        <w:t xml:space="preserve">ral </w:t>
+      </w:r>
+      <w:r>
+        <w:rPr>
+          <w:b/>
+          <w:bCs/>
+          <w:color w:val="000000"/>
+          <w:kern w:val="0"/>
+          <w14:ligatures w14:val="none"/>
+        </w:rPr>
+        <w:t>i</w:t>
+      </w:r>
+      <w:r>
+        <w:rPr>
+          <w:b/>
+          <w:bCs/>
+          <w:color w:val="000000"/>
+          <w:kern w:val="0"/>
+          <w14:ligatures w14:val="none"/>
+        </w:rPr>
+        <w:t>ntake:</w:t>
+      </w:r>
+      <w:r>
+        <w:rPr>
+          <w:color w:val="000000"/>
+          <w:kern w:val="0"/>
+          <w14:ligatures w14:val="none"/>
+        </w:rPr>
+        <w:t xml:space="preserve"> You recently ate a snack bar meal about an hour before practice (bagel with cream cheese, fruit cup, cheese stick).</w:t>
       </w:r>
     </w:p>
     <w:p>
       <w:pPr>
         <w:spacing w:line="480" w:lineRule="auto"/>
         <w:rPr>
-          <w:rFonts w:ascii="Times New Roman" w:hAnsi="Times New Roman" w:cs="Times New Roman"/>
-          <w:color w:val="000000"/>
-          <w:sz w:val="20"/>
-          <w:szCs w:val="20"/>
-        </w:rPr>
-      </w:pPr>
-      <w:proofErr w:type="spellStart"/>
-      <w:r>
-        <w:rPr>
-          <w:rFonts w:ascii="Aptos" w:hAnsi="Aptos" w:cs="Aptos" w:eastAsia="Aptos"/>
-          <w:color w:val="000000"/>
-          <w:sz w:val="20"/>
-          <w:szCs w:val="20"/>
-        </w:rPr>
-        <w:t>Tunatura</w:t>
-      </w:r>
-      <w:proofErr w:type="spellEnd"/>
-      <w:r>
-        <w:rPr>
-          <w:rFonts w:ascii="Aptos" w:hAnsi="Aptos" w:cs="Aptos" w:eastAsia="Aptos"/>
-          <w:color w:val="000000"/>
-          <w:sz w:val="20"/>
-          <w:szCs w:val="20"/>
-        </w:rPr>
-        <w:t>/iStock / Getty Images</w:t>
+          <w:rFonts w:ascii="Times New Roman" w:eastAsia="Times New Roman" w:hAnsi="Times New Roman" w:cs="Times New Roman"/>
+          <w:color w:val="000000"/>
+          <w:kern w:val="0"/>
+          <w14:ligatures w14:val="none"/>
+        </w:rPr>
+      </w:pPr>
+      <w:r>
+        <w:rPr>
+          <w:b/>
+          <w:bCs/>
+          <w:color w:val="000000"/>
+          <w:kern w:val="0"/>
+          <w14:ligatures w14:val="none"/>
+        </w:rPr>
+        <w:t>Allergies</w:t>
+      </w:r>
+      <w:r>
+        <w:rPr>
+          <w:color w:val="000000"/>
+          <w:kern w:val="0"/>
+          <w14:ligatures w14:val="none"/>
+        </w:rPr>
+        <w:t>: None</w:t>
       </w:r>
     </w:p>
     <w:p>
       <w:pPr>
-        <w:keepNext/>
         <w:spacing w:line="480" w:lineRule="auto"/>
-        <w:jc w:val="center"/>
-        <w:rPr>
-          <w:rFonts w:ascii="Times New Roman" w:hAnsi="Times New Roman" w:cs="Times New Roman"/>
+        <w:rPr>
+          <w:rFonts w:ascii="Times New Roman" w:eastAsia="Times New Roman" w:hAnsi="Times New Roman" w:cs="Times New Roman"/>
+          <w:color w:val="000000"/>
+          <w:kern w:val="0"/>
+          <w14:ligatures w14:val="none"/>
+        </w:rPr>
+      </w:pPr>
+      <w:r>
+        <w:rPr>
           <w:b/>
           <w:bCs/>
           <w:color w:val="000000"/>
-        </w:rPr>
-      </w:pPr>
-      <w:r>
-        <w:drawing>
-          <wp:inline xmlns:a="http://schemas.openxmlformats.org/drawingml/2006/main" xmlns:pic="http://schemas.openxmlformats.org/drawingml/2006/picture">
-            <wp:extent cx="3645408" cy="5486400"/>
-            <wp:docPr id="4" name="Picture 4" descr="FIGURE 6.4"/>
-            <wp:cNvGraphicFramePr>
-              <a:graphicFrameLocks noChangeAspect="1"/>
-            </wp:cNvGraphicFramePr>
-            <a:graphic>
-              <a:graphicData uri="http://schemas.openxmlformats.org/drawingml/2006/picture">
-                <pic:pic>
-                  <pic:nvPicPr>
-                    <pic:cNvPr id="0" name="1125503.jpg"/>
-                    <pic:cNvPicPr/>
-                  </pic:nvPicPr>
-                  <pic:blipFill>
-                    <a:blip r:embed="rId13"/>
-                    <a:stretch>
-                      <a:fillRect/>
-                    </a:stretch>
-                  </pic:blipFill>
-                  <pic:spPr>
-                    <a:xfrm>
-                      <a:off x="0" y="0"/>
-                      <a:ext cx="3645408" cy="5486400"/>
-                    </a:xfrm>
-                    <a:prstGeom prst="rect"/>
-                  </pic:spPr>
-                </pic:pic>
-              </a:graphicData>
-            </a:graphic>
-          </wp:inline>
-        </w:drawing>
+          <w:kern w:val="0"/>
+          <w14:ligatures w14:val="none"/>
+        </w:rPr>
+        <w:t>Medications:</w:t>
+      </w:r>
+      <w:r>
+        <w:rPr>
+          <w:color w:val="000000"/>
+          <w:kern w:val="0"/>
+          <w14:ligatures w14:val="none"/>
+        </w:rPr>
+        <w:t xml:space="preserve"> Rescue inhaler; a daily medication “It starts with Flo. I can’t remember</w:t>
+      </w:r>
+      <w:r>
+        <w:rPr>
+          <w:color w:val="000000"/>
+          <w:kern w:val="0"/>
+          <w14:ligatures w14:val="none"/>
+        </w:rPr>
+        <w:t xml:space="preserve"> the name</w:t>
+      </w:r>
+      <w:r>
+        <w:rPr>
+          <w:color w:val="000000"/>
+          <w:kern w:val="0"/>
+          <w14:ligatures w14:val="none"/>
+        </w:rPr>
+        <w:t>.” You have been told not to take aspirin or ibuprofen because of the asthma</w:t>
+      </w:r>
+      <w:r>
+        <w:rPr>
+          <w:color w:val="000000"/>
+          <w:kern w:val="0"/>
+          <w14:ligatures w14:val="none"/>
+        </w:rPr>
+        <w:t>,</w:t>
+      </w:r>
+      <w:r>
+        <w:rPr>
+          <w:color w:val="000000"/>
+          <w:kern w:val="0"/>
+          <w14:ligatures w14:val="none"/>
+        </w:rPr>
+        <w:t xml:space="preserve"> but you have not</w:t>
+      </w:r>
+      <w:r>
+        <w:rPr>
+          <w:color w:val="000000"/>
+          <w:kern w:val="0"/>
+          <w14:ligatures w14:val="none"/>
+        </w:rPr>
+        <w:t xml:space="preserve"> followed the advice</w:t>
+      </w:r>
+      <w:r>
+        <w:rPr>
+          <w:color w:val="000000"/>
+          <w:kern w:val="0"/>
+          <w14:ligatures w14:val="none"/>
+        </w:rPr>
+        <w:t>.</w:t>
       </w:r>
     </w:p>
     <w:p>
       <w:pPr>
-        <w:keepNext/>
         <w:spacing w:line="480" w:lineRule="auto"/>
         <w:rPr>
-          <w:rFonts w:ascii="Times New Roman" w:hAnsi="Times New Roman" w:cs="Times New Roman"/>
-          <w:color w:val="000000"/>
-        </w:rPr>
-      </w:pPr>
-      <w:r>
-        <w:rPr>
-          <w:rFonts w:ascii="Aptos" w:hAnsi="Aptos" w:cs="Aptos" w:eastAsia="Aptos"/>
+          <w:rFonts w:ascii="Times New Roman" w:eastAsia="Times New Roman" w:hAnsi="Times New Roman" w:cs="Times New Roman"/>
+          <w:color w:val="000000"/>
+          <w:kern w:val="0"/>
+          <w14:ligatures w14:val="none"/>
+        </w:rPr>
+      </w:pPr>
+      <w:r>
+        <w:rPr>
+          <w:color w:val="000000"/>
+          <w:kern w:val="0"/>
+          <w14:ligatures w14:val="none"/>
+        </w:rPr>
+        <w:t>T</w:t>
+      </w:r>
+      <w:r>
+        <w:rPr>
+          <w:color w:val="000000"/>
+          <w:kern w:val="0"/>
+          <w14:ligatures w14:val="none"/>
+        </w:rPr>
+        <w:t>ests and</w:t>
+      </w:r>
+      <w:r>
+        <w:rPr>
+          <w:color w:val="000000"/>
+          <w:kern w:val="0"/>
+          <w14:ligatures w14:val="none"/>
+        </w:rPr>
+        <w:t xml:space="preserve"> M</w:t>
+      </w:r>
+      <w:r>
+        <w:rPr>
+          <w:color w:val="000000"/>
+          <w:kern w:val="0"/>
+          <w14:ligatures w14:val="none"/>
+        </w:rPr>
+        <w:t>easures</w:t>
+      </w:r>
+    </w:p>
+    <w:p>
+      <w:pPr>
+        <w:spacing w:line="480" w:lineRule="auto"/>
+        <w:rPr>
+          <w:rFonts w:ascii="Times New Roman" w:eastAsia="Times New Roman" w:hAnsi="Times New Roman" w:cs="Times New Roman"/>
+          <w:color w:val="000000"/>
+          <w:kern w:val="0"/>
+          <w14:ligatures w14:val="none"/>
+        </w:rPr>
+      </w:pPr>
+      <w:r>
+        <w:rPr>
           <w:b/>
           <w:bCs/>
-          <w:color w:val="0A2F41" w:themeColor="accent1" w:themeShade="80"/>
-        </w:rPr>
-        <w:t>FIGURE 6.4</w:t>
+          <w:color w:val="000000"/>
+          <w:kern w:val="0"/>
+          <w14:ligatures w14:val="none"/>
+        </w:rPr>
+        <w:t xml:space="preserve">Peak </w:t>
+      </w:r>
+      <w:r>
+        <w:rPr>
+          <w:b/>
+          <w:bCs/>
+          <w:color w:val="000000"/>
+          <w:kern w:val="0"/>
+          <w14:ligatures w14:val="none"/>
+        </w:rPr>
+        <w:t>f</w:t>
+      </w:r>
+      <w:r>
+        <w:rPr>
+          <w:b/>
+          <w:bCs/>
+          <w:color w:val="000000"/>
+          <w:kern w:val="0"/>
+          <w14:ligatures w14:val="none"/>
+        </w:rPr>
+        <w:t>low:</w:t>
+      </w:r>
+      <w:r>
+        <w:rPr>
+          <w:color w:val="000000"/>
+          <w:kern w:val="0"/>
+          <w14:ligatures w14:val="none"/>
+        </w:rPr>
+        <w:t xml:space="preserve"> </w:t>
+      </w:r>
+      <w:r>
+        <w:rPr>
+          <w:color w:val="000000"/>
+          <w:kern w:val="0"/>
+          <w14:ligatures w14:val="none"/>
+        </w:rPr>
+        <w:t>Y</w:t>
+      </w:r>
+      <w:r>
+        <w:rPr>
+          <w:color w:val="000000"/>
+          <w:kern w:val="0"/>
+          <w14:ligatures w14:val="none"/>
+        </w:rPr>
+        <w:t>ou are unable to perform peak flow (blowing forcibly into HCP device) due to tongue</w:t>
+      </w:r>
+      <w:r>
+        <w:rPr>
+          <w:color w:val="000000"/>
+          <w:kern w:val="0"/>
+          <w14:ligatures w14:val="none"/>
+        </w:rPr>
+        <w:t xml:space="preserve"> and </w:t>
+      </w:r>
+      <w:r>
+        <w:rPr>
+          <w:color w:val="000000"/>
+          <w:kern w:val="0"/>
+          <w14:ligatures w14:val="none"/>
+        </w:rPr>
+        <w:t>throat swelling.</w:t>
       </w:r>
     </w:p>
     <w:p>
@@ -4216,734 +4168,41 @@
           <w:rFonts w:ascii="Times New Roman" w:eastAsia="Times New Roman" w:hAnsi="Times New Roman" w:cs="Times New Roman"/>
           <w:color w:val="000000"/>
           <w:kern w:val="0"/>
-          <w:sz w:val="20"/>
-          <w:szCs w:val="20"/>
-          <w14:ligatures w14:val="none"/>
-        </w:rPr>
-      </w:pPr>
-      <w:r>
-        <w:rPr>
-          <w:rFonts w:ascii="Aptos" w:eastAsia="Aptos" w:hAnsi="Aptos" w:cs="Aptos"/>
-          <w:color w:val="000000"/>
-          <w:kern w:val="0"/>
-          <w:sz w:val="20"/>
-          <w:szCs w:val="20"/>
-          <w14:ligatures w14:val="none"/>
-        </w:rPr>
-        <w:t>Dr P. Marazzi / Science Source</w:t>
-      </w:r>
-    </w:p>
-    <w:p>
-      <w:pPr>
-        <w:spacing w:line="480" w:lineRule="auto"/>
-        <w:rPr>
-          <w:rFonts w:ascii="Times New Roman" w:eastAsia="Times New Roman" w:hAnsi="Times New Roman" w:cs="Times New Roman"/>
-          <w:color w:val="000000"/>
-          <w:kern w:val="0"/>
-          <w14:ligatures w14:val="none"/>
-        </w:rPr>
-      </w:pPr>
-      <w:r>
-        <w:rPr>
-          <w:rFonts w:ascii="Aptos" w:eastAsia="Aptos" w:hAnsi="Aptos" w:cs="Aptos"/>
-          <w:color w:val="000000"/>
-          <w:kern w:val="0"/>
-          <w14:ligatures w14:val="none"/>
-        </w:rPr>
-        <w:t/>
-      </w:r>
-      <w:r>
-        <w:rPr>
-          <w:rFonts w:ascii="Aptos" w:eastAsia="Aptos" w:hAnsi="Aptos" w:cs="Aptos"/>
-          <w:color w:val="000000"/>
-          <w:kern w:val="0"/>
-          <w14:ligatures w14:val="none"/>
-        </w:rPr>
-        <w:t/>
-      </w:r>
-      <w:r>
-        <w:rPr>
-          <w:rFonts w:ascii="Aptos" w:eastAsia="Aptos" w:hAnsi="Aptos" w:cs="Aptos"/>
-          <w:color w:val="000000"/>
-          <w:kern w:val="0"/>
-          <w14:ligatures w14:val="none"/>
-        </w:rPr>
-        <w:t/>
-      </w:r>
-      <w:r>
-        <w:rPr>
-          <w:rFonts w:ascii="Aptos" w:eastAsia="Aptos" w:hAnsi="Aptos" w:cs="Aptos"/>
-          <w:color w:val="000000"/>
-          <w:kern w:val="0"/>
-          <w14:ligatures w14:val="none"/>
-        </w:rPr>
-        <w:t>Relevant Medical History</w:t>
-      </w:r>
-    </w:p>
-    <w:p>
-      <w:pPr>
-        <w:spacing w:line="480" w:lineRule="auto"/>
-        <w:rPr>
-          <w:rFonts w:ascii="Times New Roman" w:eastAsia="Times New Roman" w:hAnsi="Times New Roman" w:cs="Times New Roman"/>
-          <w:color w:val="000000"/>
-          <w:kern w:val="0"/>
-          <w14:ligatures w14:val="none"/>
-        </w:rPr>
-      </w:pPr>
-      <w:r>
-        <w:rPr>
-          <w:rFonts w:ascii="Aptos" w:eastAsia="Aptos" w:hAnsi="Aptos" w:cs="Aptos"/>
-          <w:color w:val="000000"/>
-          <w:kern w:val="0"/>
-          <w14:ligatures w14:val="none"/>
-        </w:rPr>
-        <w:t>No history of allergies.</w:t>
-      </w:r>
-      <w:r>
-        <w:rPr>
-          <w:rFonts w:ascii="Aptos" w:eastAsia="Aptos" w:hAnsi="Aptos" w:cs="Aptos"/>
-          <w:color w:val="000000"/>
-          <w:kern w:val="0"/>
-          <w14:ligatures w14:val="none"/>
-        </w:rPr>
-        <w:t xml:space="preserve"> </w:t>
-      </w:r>
-      <w:r>
-        <w:rPr>
-          <w:rFonts w:ascii="Aptos" w:eastAsia="Aptos" w:hAnsi="Aptos" w:cs="Aptos"/>
-          <w:color w:val="000000"/>
-          <w:kern w:val="0"/>
-          <w14:ligatures w14:val="none"/>
-        </w:rPr>
-        <w:t>Nothing like this.</w:t>
-      </w:r>
-      <w:r>
-        <w:rPr>
-          <w:rFonts w:ascii="Aptos" w:eastAsia="Aptos" w:hAnsi="Aptos" w:cs="Aptos"/>
-          <w:color w:val="000000"/>
-          <w:kern w:val="0"/>
-          <w14:ligatures w14:val="none"/>
-        </w:rPr>
-        <w:t xml:space="preserve"> </w:t>
-      </w:r>
-      <w:r>
-        <w:rPr>
-          <w:rFonts w:ascii="Aptos" w:eastAsia="Aptos" w:hAnsi="Aptos" w:cs="Aptos"/>
-          <w:color w:val="000000"/>
-          <w:kern w:val="0"/>
-          <w14:ligatures w14:val="none"/>
-        </w:rPr>
-        <w:t>You had hives when you had strep throat.</w:t>
-      </w:r>
-    </w:p>
-    <w:p>
-      <w:pPr>
-        <w:spacing w:line="480" w:lineRule="auto"/>
-        <w:rPr>
-          <w:rFonts w:ascii="Times New Roman" w:eastAsia="Times New Roman" w:hAnsi="Times New Roman" w:cs="Times New Roman"/>
-          <w:color w:val="000000"/>
-          <w:kern w:val="0"/>
-          <w14:ligatures w14:val="none"/>
-        </w:rPr>
-      </w:pPr>
-      <w:r>
-        <w:rPr>
-          <w:rFonts w:ascii="Aptos" w:eastAsia="Aptos" w:hAnsi="Aptos" w:cs="Aptos"/>
+          <w14:ligatures w14:val="none"/>
+        </w:rPr>
+      </w:pPr>
+      <w:r>
+        <w:rPr>
           <w:b/>
           <w:bCs/>
           <w:color w:val="000000"/>
           <w:kern w:val="0"/>
           <w14:ligatures w14:val="none"/>
         </w:rPr>
-        <w:t>Onset:</w:t>
-      </w:r>
-      <w:r>
-        <w:rPr>
-          <w:rFonts w:ascii="Aptos" w:eastAsia="Aptos" w:hAnsi="Aptos" w:cs="Aptos"/>
-          <w:color w:val="000000"/>
-          <w:kern w:val="0"/>
-          <w14:ligatures w14:val="none"/>
-        </w:rPr>
-        <w:t xml:space="preserve"> Started suddenly during practice.</w:t>
-      </w:r>
-    </w:p>
-    <w:p>
-      <w:pPr>
-        <w:spacing w:line="480" w:lineRule="auto"/>
-        <w:rPr>
-          <w:rFonts w:ascii="Times New Roman" w:eastAsia="Times New Roman" w:hAnsi="Times New Roman" w:cs="Times New Roman"/>
-          <w:color w:val="000000"/>
-          <w:kern w:val="0"/>
-          <w14:ligatures w14:val="none"/>
-        </w:rPr>
-      </w:pPr>
-      <w:r>
-        <w:rPr>
-          <w:rFonts w:ascii="Aptos" w:eastAsia="Aptos" w:hAnsi="Aptos" w:cs="Aptos"/>
+        <w:t xml:space="preserve">Vital </w:t>
+      </w:r>
+      <w:r>
+        <w:rPr>
           <w:b/>
           <w:bCs/>
           <w:color w:val="000000"/>
           <w:kern w:val="0"/>
           <w14:ligatures w14:val="none"/>
         </w:rPr>
-        <w:t>Quality:</w:t>
-      </w:r>
-      <w:r>
-        <w:rPr>
-          <w:rFonts w:ascii="Aptos" w:eastAsia="Aptos" w:hAnsi="Aptos" w:cs="Aptos"/>
-          <w:color w:val="000000"/>
-          <w:kern w:val="0"/>
-          <w14:ligatures w14:val="none"/>
-        </w:rPr>
-        <w:t xml:space="preserve"> Feels like “on fire,” itchy, throat</w:t>
-      </w:r>
-      <w:r>
-        <w:rPr>
-          <w:rFonts w:ascii="Aptos" w:eastAsia="Aptos" w:hAnsi="Aptos" w:cs="Aptos"/>
-          <w:color w:val="000000"/>
-          <w:kern w:val="0"/>
-          <w14:ligatures w14:val="none"/>
-        </w:rPr>
-        <w:t xml:space="preserve"> and </w:t>
-      </w:r>
-      <w:r>
-        <w:rPr>
-          <w:rFonts w:ascii="Aptos" w:eastAsia="Aptos" w:hAnsi="Aptos" w:cs="Aptos"/>
-          <w:color w:val="000000"/>
-          <w:kern w:val="0"/>
-          <w14:ligatures w14:val="none"/>
-        </w:rPr>
-        <w:t>tongue swelling, shallow fast breaths.</w:t>
-      </w:r>
-    </w:p>
-    <w:p>
-      <w:pPr>
-        <w:spacing w:line="480" w:lineRule="auto"/>
-        <w:rPr>
-          <w:rFonts w:ascii="Times New Roman" w:eastAsia="Times New Roman" w:hAnsi="Times New Roman" w:cs="Times New Roman"/>
-          <w:color w:val="000000"/>
-          <w:kern w:val="0"/>
-          <w14:ligatures w14:val="none"/>
-        </w:rPr>
-      </w:pPr>
-      <w:r>
-        <w:rPr>
-          <w:rFonts w:ascii="Aptos" w:eastAsia="Aptos" w:hAnsi="Aptos" w:cs="Aptos"/>
+        <w:t>sign</w:t>
+      </w:r>
+      <w:r>
+        <w:rPr>
           <w:b/>
           <w:bCs/>
           <w:color w:val="000000"/>
           <w:kern w:val="0"/>
           <w14:ligatures w14:val="none"/>
         </w:rPr>
-        <w:t>Radiation:</w:t>
-      </w:r>
-      <w:r>
-        <w:rPr>
-          <w:rFonts w:ascii="Aptos" w:eastAsia="Aptos" w:hAnsi="Aptos" w:cs="Aptos"/>
-          <w:color w:val="000000"/>
-          <w:kern w:val="0"/>
-          <w14:ligatures w14:val="none"/>
-        </w:rPr>
-        <w:t xml:space="preserve"> No radiating pain; hives spread over body.</w:t>
-      </w:r>
-    </w:p>
-    <w:p>
-      <w:pPr>
-        <w:spacing w:line="480" w:lineRule="auto"/>
-        <w:rPr>
-          <w:rFonts w:ascii="Times New Roman" w:eastAsia="Times New Roman" w:hAnsi="Times New Roman" w:cs="Times New Roman"/>
-          <w:color w:val="000000"/>
-          <w:kern w:val="0"/>
-          <w14:ligatures w14:val="none"/>
-        </w:rPr>
-      </w:pPr>
-      <w:r>
-        <w:rPr>
-          <w:rFonts w:ascii="Aptos" w:eastAsia="Aptos" w:hAnsi="Aptos" w:cs="Aptos"/>
-          <w:b/>
-          <w:bCs/>
-          <w:color w:val="000000"/>
-          <w:kern w:val="0"/>
-          <w14:ligatures w14:val="none"/>
-        </w:rPr>
-        <w:lastRenderedPageBreak/>
-        <w:t>Severity:</w:t>
-      </w:r>
-      <w:r>
-        <w:rPr>
-          <w:rFonts w:ascii="Aptos" w:eastAsia="Aptos" w:hAnsi="Aptos" w:cs="Aptos"/>
-          <w:color w:val="000000"/>
-          <w:kern w:val="0"/>
-          <w14:ligatures w14:val="none"/>
-        </w:rPr>
-        <w:t xml:space="preserve"> </w:t>
-      </w:r>
-      <w:r>
-        <w:rPr>
-          <w:rFonts w:ascii="Aptos" w:eastAsia="Aptos" w:hAnsi="Aptos" w:cs="Aptos"/>
-          <w:color w:val="000000"/>
-          <w:kern w:val="0"/>
-          <w14:ligatures w14:val="none"/>
-        </w:rPr>
-        <w:t>9</w:t>
-      </w:r>
-      <w:r>
-        <w:rPr>
-          <w:rFonts w:ascii="Aptos" w:eastAsia="Aptos" w:hAnsi="Aptos" w:cs="Aptos"/>
-          <w:color w:val="000000"/>
-          <w:kern w:val="0"/>
-          <w14:ligatures w14:val="none"/>
-        </w:rPr>
-        <w:t>/</w:t>
-      </w:r>
-      <w:r>
-        <w:rPr>
-          <w:rFonts w:ascii="Aptos" w:eastAsia="Aptos" w:hAnsi="Aptos" w:cs="Aptos"/>
-          <w:color w:val="000000"/>
-          <w:kern w:val="0"/>
-          <w14:ligatures w14:val="none"/>
-        </w:rPr>
-        <w:t>10</w:t>
-      </w:r>
-      <w:r>
-        <w:rPr>
-          <w:rFonts w:ascii="Aptos" w:eastAsia="Aptos" w:hAnsi="Aptos" w:cs="Aptos"/>
-          <w:color w:val="000000"/>
-          <w:kern w:val="0"/>
-          <w14:ligatures w14:val="none"/>
-        </w:rPr>
-        <w:t xml:space="preserve"> sensation of distress</w:t>
-      </w:r>
-      <w:r>
-        <w:rPr>
-          <w:rFonts w:ascii="Aptos" w:eastAsia="Aptos" w:hAnsi="Aptos" w:cs="Aptos"/>
-          <w:color w:val="000000"/>
-          <w:kern w:val="0"/>
-          <w14:ligatures w14:val="none"/>
-        </w:rPr>
-        <w:t xml:space="preserve"> or </w:t>
-      </w:r>
-      <w:r>
-        <w:rPr>
-          <w:rFonts w:ascii="Aptos" w:eastAsia="Aptos" w:hAnsi="Aptos" w:cs="Aptos"/>
-          <w:color w:val="000000"/>
-          <w:kern w:val="0"/>
-          <w14:ligatures w14:val="none"/>
-        </w:rPr>
-        <w:t>shortness of breath.</w:t>
-      </w:r>
-    </w:p>
-    <w:p>
-      <w:pPr>
-        <w:spacing w:line="480" w:lineRule="auto"/>
-        <w:rPr>
-          <w:rFonts w:ascii="Times New Roman" w:eastAsia="Times New Roman" w:hAnsi="Times New Roman" w:cs="Times New Roman"/>
-          <w:color w:val="000000"/>
-          <w:kern w:val="0"/>
-          <w14:ligatures w14:val="none"/>
-        </w:rPr>
-      </w:pPr>
-      <w:r>
-        <w:rPr>
-          <w:rFonts w:ascii="Aptos" w:eastAsia="Aptos" w:hAnsi="Aptos" w:cs="Aptos"/>
-          <w:b/>
-          <w:bCs/>
-          <w:color w:val="000000"/>
-          <w:kern w:val="0"/>
-          <w14:ligatures w14:val="none"/>
-        </w:rPr>
-        <w:t xml:space="preserve">Last </w:t>
-      </w:r>
-      <w:r>
-        <w:rPr>
-          <w:rFonts w:ascii="Aptos" w:eastAsia="Aptos" w:hAnsi="Aptos" w:cs="Aptos"/>
-          <w:b/>
-          <w:bCs/>
-          <w:color w:val="000000"/>
-          <w:kern w:val="0"/>
-          <w14:ligatures w14:val="none"/>
-        </w:rPr>
-        <w:t>o</w:t>
-      </w:r>
-      <w:r>
-        <w:rPr>
-          <w:rFonts w:ascii="Aptos" w:eastAsia="Aptos" w:hAnsi="Aptos" w:cs="Aptos"/>
-          <w:b/>
-          <w:bCs/>
-          <w:color w:val="000000"/>
-          <w:kern w:val="0"/>
-          <w14:ligatures w14:val="none"/>
-        </w:rPr>
-        <w:t xml:space="preserve">ral </w:t>
-      </w:r>
-      <w:r>
-        <w:rPr>
-          <w:rFonts w:ascii="Aptos" w:eastAsia="Aptos" w:hAnsi="Aptos" w:cs="Aptos"/>
-          <w:b/>
-          <w:bCs/>
-          <w:color w:val="000000"/>
-          <w:kern w:val="0"/>
-          <w14:ligatures w14:val="none"/>
-        </w:rPr>
-        <w:t>i</w:t>
-      </w:r>
-      <w:r>
-        <w:rPr>
-          <w:rFonts w:ascii="Aptos" w:eastAsia="Aptos" w:hAnsi="Aptos" w:cs="Aptos"/>
-          <w:b/>
-          <w:bCs/>
-          <w:color w:val="000000"/>
-          <w:kern w:val="0"/>
-          <w14:ligatures w14:val="none"/>
-        </w:rPr>
-        <w:t>ntake:</w:t>
-      </w:r>
-      <w:r>
-        <w:rPr>
-          <w:rFonts w:ascii="Aptos" w:eastAsia="Aptos" w:hAnsi="Aptos" w:cs="Aptos"/>
-          <w:color w:val="000000"/>
-          <w:kern w:val="0"/>
-          <w14:ligatures w14:val="none"/>
-        </w:rPr>
-        <w:t xml:space="preserve"> You recently ate a snack bar meal about an hour before practice (bagel with cream cheese, fruit cup, cheese stick).</w:t>
-      </w:r>
-    </w:p>
-    <w:p>
-      <w:pPr>
-        <w:spacing w:line="480" w:lineRule="auto"/>
-        <w:rPr>
-          <w:rFonts w:ascii="Times New Roman" w:eastAsia="Times New Roman" w:hAnsi="Times New Roman" w:cs="Times New Roman"/>
-          <w:color w:val="000000"/>
-          <w:kern w:val="0"/>
-          <w14:ligatures w14:val="none"/>
-        </w:rPr>
-      </w:pPr>
-      <w:r>
-        <w:rPr>
-          <w:rFonts w:ascii="Aptos" w:eastAsia="Aptos" w:hAnsi="Aptos" w:cs="Aptos"/>
-          <w:b/>
-          <w:bCs/>
-          <w:color w:val="000000"/>
-          <w:kern w:val="0"/>
-          <w14:ligatures w14:val="none"/>
-        </w:rPr>
-        <w:t>Allergies</w:t>
-      </w:r>
-      <w:r>
-        <w:rPr>
-          <w:rFonts w:ascii="Aptos" w:eastAsia="Aptos" w:hAnsi="Aptos" w:cs="Aptos"/>
-          <w:color w:val="000000"/>
-          <w:kern w:val="0"/>
-          <w14:ligatures w14:val="none"/>
-        </w:rPr>
-        <w:t>: None</w:t>
-      </w:r>
-    </w:p>
-    <w:p>
-      <w:pPr>
-        <w:spacing w:line="480" w:lineRule="auto"/>
-        <w:rPr>
-          <w:rFonts w:ascii="Times New Roman" w:eastAsia="Times New Roman" w:hAnsi="Times New Roman" w:cs="Times New Roman"/>
-          <w:color w:val="000000"/>
-          <w:kern w:val="0"/>
-          <w14:ligatures w14:val="none"/>
-        </w:rPr>
-      </w:pPr>
-      <w:r>
-        <w:rPr>
-          <w:rFonts w:ascii="Aptos" w:eastAsia="Aptos" w:hAnsi="Aptos" w:cs="Aptos"/>
-          <w:b/>
-          <w:bCs/>
-          <w:color w:val="000000"/>
-          <w:kern w:val="0"/>
-          <w14:ligatures w14:val="none"/>
-        </w:rPr>
-        <w:t>Medications:</w:t>
-      </w:r>
-      <w:r>
-        <w:rPr>
-          <w:rFonts w:ascii="Aptos" w:eastAsia="Aptos" w:hAnsi="Aptos" w:cs="Aptos"/>
-          <w:color w:val="000000"/>
-          <w:kern w:val="0"/>
-          <w14:ligatures w14:val="none"/>
-        </w:rPr>
-        <w:t xml:space="preserve"> Rescue inhaler; a daily medication “It starts with Flo. I can’t remember</w:t>
-      </w:r>
-      <w:r>
-        <w:rPr>
-          <w:rFonts w:ascii="Aptos" w:eastAsia="Aptos" w:hAnsi="Aptos" w:cs="Aptos"/>
-          <w:color w:val="000000"/>
-          <w:kern w:val="0"/>
-          <w14:ligatures w14:val="none"/>
-        </w:rPr>
-        <w:t xml:space="preserve"> the name</w:t>
-      </w:r>
-      <w:r>
-        <w:rPr>
-          <w:rFonts w:ascii="Aptos" w:eastAsia="Aptos" w:hAnsi="Aptos" w:cs="Aptos"/>
-          <w:color w:val="000000"/>
-          <w:kern w:val="0"/>
-          <w14:ligatures w14:val="none"/>
-        </w:rPr>
-        <w:t xml:space="preserve">.” You have been told not to take aspirin or ibuprofen because of </w:t>
-      </w:r>
-      <w:proofErr w:type="gramStart"/>
-      <w:r>
-        <w:rPr>
-          <w:rFonts w:ascii="Aptos" w:eastAsia="Aptos" w:hAnsi="Aptos" w:cs="Aptos"/>
-          <w:color w:val="000000"/>
-          <w:kern w:val="0"/>
-          <w14:ligatures w14:val="none"/>
-        </w:rPr>
-        <w:t>the asthma</w:t>
-      </w:r>
-      <w:proofErr w:type="gramEnd"/>
-      <w:r>
-        <w:rPr>
-          <w:rFonts w:ascii="Aptos" w:eastAsia="Aptos" w:hAnsi="Aptos" w:cs="Aptos"/>
-          <w:color w:val="000000"/>
-          <w:kern w:val="0"/>
-          <w14:ligatures w14:val="none"/>
-        </w:rPr>
-        <w:t>,</w:t>
-      </w:r>
-      <w:r>
-        <w:rPr>
-          <w:rFonts w:ascii="Aptos" w:eastAsia="Aptos" w:hAnsi="Aptos" w:cs="Aptos"/>
-          <w:color w:val="000000"/>
-          <w:kern w:val="0"/>
-          <w14:ligatures w14:val="none"/>
-        </w:rPr>
-        <w:t xml:space="preserve"> but you have not</w:t>
-      </w:r>
-      <w:r>
-        <w:rPr>
-          <w:rFonts w:ascii="Aptos" w:eastAsia="Aptos" w:hAnsi="Aptos" w:cs="Aptos"/>
-          <w:color w:val="000000"/>
-          <w:kern w:val="0"/>
-          <w14:ligatures w14:val="none"/>
-        </w:rPr>
-        <w:t xml:space="preserve"> followed the advice</w:t>
-      </w:r>
-      <w:r>
-        <w:rPr>
-          <w:rFonts w:ascii="Aptos" w:eastAsia="Aptos" w:hAnsi="Aptos" w:cs="Aptos"/>
-          <w:color w:val="000000"/>
-          <w:kern w:val="0"/>
-          <w14:ligatures w14:val="none"/>
-        </w:rPr>
-        <w:t>.</w:t>
-      </w:r>
-    </w:p>
-    <w:p>
-      <w:pPr>
-        <w:spacing w:line="480" w:lineRule="auto"/>
-        <w:rPr>
-          <w:rFonts w:ascii="Times New Roman" w:eastAsia="Times New Roman" w:hAnsi="Times New Roman" w:cs="Times New Roman"/>
-          <w:color w:val="000000"/>
-          <w:kern w:val="0"/>
-          <w14:ligatures w14:val="none"/>
-        </w:rPr>
-      </w:pPr>
-      <w:r>
-        <w:rPr>
-          <w:rFonts w:ascii="Aptos" w:eastAsia="Aptos" w:hAnsi="Aptos" w:cs="Aptos"/>
-          <w:color w:val="000000"/>
-          <w:kern w:val="0"/>
-          <w14:ligatures w14:val="none"/>
-        </w:rPr>
-        <w:t/>
-      </w:r>
-      <w:r>
-        <w:rPr>
-          <w:rFonts w:ascii="Aptos" w:eastAsia="Aptos" w:hAnsi="Aptos" w:cs="Aptos"/>
-          <w:color w:val="000000"/>
-          <w:kern w:val="0"/>
-          <w14:ligatures w14:val="none"/>
-        </w:rPr>
-        <w:t/>
-      </w:r>
-      <w:r>
-        <w:rPr>
-          <w:rFonts w:ascii="Aptos" w:eastAsia="Aptos" w:hAnsi="Aptos" w:cs="Aptos"/>
-          <w:color w:val="000000"/>
-          <w:kern w:val="0"/>
-          <w14:ligatures w14:val="none"/>
-        </w:rPr>
-        <w:t/>
-      </w:r>
-      <w:r>
-        <w:rPr>
-          <w:rFonts w:ascii="Aptos" w:eastAsia="Aptos" w:hAnsi="Aptos" w:cs="Aptos"/>
-          <w:color w:val="000000"/>
-          <w:kern w:val="0"/>
-          <w14:ligatures w14:val="none"/>
-        </w:rPr>
-        <w:t>T</w:t>
-      </w:r>
-      <w:r>
-        <w:rPr>
-          <w:rFonts w:ascii="Aptos" w:eastAsia="Aptos" w:hAnsi="Aptos" w:cs="Aptos"/>
-          <w:color w:val="000000"/>
-          <w:kern w:val="0"/>
-          <w14:ligatures w14:val="none"/>
-        </w:rPr>
-        <w:t>ests and</w:t>
-      </w:r>
-      <w:r>
-        <w:rPr>
-          <w:rFonts w:ascii="Aptos" w:eastAsia="Aptos" w:hAnsi="Aptos" w:cs="Aptos"/>
-          <w:color w:val="000000"/>
-          <w:kern w:val="0"/>
-          <w14:ligatures w14:val="none"/>
-        </w:rPr>
-        <w:t xml:space="preserve"> M</w:t>
-      </w:r>
-      <w:r>
-        <w:rPr>
-          <w:rFonts w:ascii="Aptos" w:eastAsia="Aptos" w:hAnsi="Aptos" w:cs="Aptos"/>
-          <w:color w:val="000000"/>
-          <w:kern w:val="0"/>
-          <w14:ligatures w14:val="none"/>
-        </w:rPr>
-        <w:t>easures</w:t>
-      </w:r>
-    </w:p>
-    <w:p>
-      <w:pPr>
-        <w:spacing w:line="480" w:lineRule="auto"/>
-        <w:rPr>
-          <w:rFonts w:ascii="Times New Roman" w:eastAsia="Times New Roman" w:hAnsi="Times New Roman" w:cs="Times New Roman"/>
-          <w:color w:val="000000"/>
-          <w:kern w:val="0"/>
-          <w14:ligatures w14:val="none"/>
-        </w:rPr>
-      </w:pPr>
-      <w:r>
-        <w:rPr>
-          <w:rFonts w:ascii="Aptos" w:eastAsia="Aptos" w:hAnsi="Aptos" w:cs="Aptos"/>
-          <w:b/>
-          <w:bCs/>
-          <w:color w:val="000000"/>
-          <w:kern w:val="0"/>
-          <w14:ligatures w14:val="none"/>
-        </w:rPr>
-        <w:t xml:space="preserve">Peak </w:t>
-      </w:r>
-      <w:r>
-        <w:rPr>
-          <w:rFonts w:ascii="Aptos" w:eastAsia="Aptos" w:hAnsi="Aptos" w:cs="Aptos"/>
-          <w:b/>
-          <w:bCs/>
-          <w:color w:val="000000"/>
-          <w:kern w:val="0"/>
-          <w14:ligatures w14:val="none"/>
-        </w:rPr>
-        <w:t>f</w:t>
-      </w:r>
-      <w:r>
-        <w:rPr>
-          <w:rFonts w:ascii="Aptos" w:eastAsia="Aptos" w:hAnsi="Aptos" w:cs="Aptos"/>
-          <w:b/>
-          <w:bCs/>
-          <w:color w:val="000000"/>
-          <w:kern w:val="0"/>
-          <w14:ligatures w14:val="none"/>
-        </w:rPr>
-        <w:t>low:</w:t>
-      </w:r>
-      <w:r>
-        <w:rPr>
-          <w:rFonts w:ascii="Aptos" w:eastAsia="Aptos" w:hAnsi="Aptos" w:cs="Aptos"/>
-          <w:color w:val="000000"/>
-          <w:kern w:val="0"/>
-          <w14:ligatures w14:val="none"/>
-        </w:rPr>
-        <w:t xml:space="preserve"> </w:t>
-      </w:r>
-      <w:r>
-        <w:rPr>
-          <w:rFonts w:ascii="Aptos" w:eastAsia="Aptos" w:hAnsi="Aptos" w:cs="Aptos"/>
-          <w:color w:val="000000"/>
-          <w:kern w:val="0"/>
-          <w14:ligatures w14:val="none"/>
-        </w:rPr>
-        <w:t>Y</w:t>
-      </w:r>
-      <w:r>
-        <w:rPr>
-          <w:rFonts w:ascii="Aptos" w:eastAsia="Aptos" w:hAnsi="Aptos" w:cs="Aptos"/>
-          <w:color w:val="000000"/>
-          <w:kern w:val="0"/>
-          <w14:ligatures w14:val="none"/>
-        </w:rPr>
-        <w:t>ou are unable to perform peak flow (blowing forcibly into HCP device) due to tongue</w:t>
-      </w:r>
-      <w:r>
-        <w:rPr>
-          <w:rFonts w:ascii="Aptos" w:eastAsia="Aptos" w:hAnsi="Aptos" w:cs="Aptos"/>
-          <w:color w:val="000000"/>
-          <w:kern w:val="0"/>
-          <w14:ligatures w14:val="none"/>
-        </w:rPr>
-        <w:t xml:space="preserve"> and </w:t>
-      </w:r>
-      <w:r>
-        <w:rPr>
-          <w:rFonts w:ascii="Aptos" w:eastAsia="Aptos" w:hAnsi="Aptos" w:cs="Aptos"/>
-          <w:color w:val="000000"/>
-          <w:kern w:val="0"/>
-          <w14:ligatures w14:val="none"/>
-        </w:rPr>
-        <w:t>throat swelling.</w:t>
-      </w:r>
-    </w:p>
-    <w:p>
-      <w:pPr>
-        <w:spacing w:line="480" w:lineRule="auto"/>
-        <w:rPr>
-          <w:rFonts w:ascii="Times New Roman" w:eastAsia="Times New Roman" w:hAnsi="Times New Roman" w:cs="Times New Roman"/>
-          <w:color w:val="000000"/>
-          <w:kern w:val="0"/>
-          <w14:ligatures w14:val="none"/>
-        </w:rPr>
-      </w:pPr>
-      <w:r>
-        <w:rPr>
-          <w:rFonts w:ascii="Aptos" w:eastAsia="Aptos" w:hAnsi="Aptos" w:cs="Aptos"/>
-          <w:b/>
-          <w:bCs/>
-          <w:color w:val="000000"/>
-          <w:kern w:val="0"/>
-          <w14:ligatures w14:val="none"/>
-        </w:rPr>
-        <w:t xml:space="preserve">Vital </w:t>
-      </w:r>
-      <w:r>
-        <w:rPr>
-          <w:rFonts w:ascii="Aptos" w:eastAsia="Aptos" w:hAnsi="Aptos" w:cs="Aptos"/>
-          <w:b/>
-          <w:bCs/>
-          <w:color w:val="000000"/>
-          <w:kern w:val="0"/>
-          <w14:ligatures w14:val="none"/>
-        </w:rPr>
-        <w:t>sign</w:t>
-      </w:r>
-      <w:r>
-        <w:rPr>
-          <w:rFonts w:ascii="Aptos" w:eastAsia="Aptos" w:hAnsi="Aptos" w:cs="Aptos"/>
-          <w:b/>
-          <w:bCs/>
-          <w:color w:val="000000"/>
-          <w:kern w:val="0"/>
-          <w14:ligatures w14:val="none"/>
-        </w:rPr>
         <w:t>s:</w:t>
       </w:r>
       <w:r>
         <w:rPr>
-          <w:rFonts w:ascii="Aptos" w:eastAsia="Aptos" w:hAnsi="Aptos" w:cs="Aptos"/>
           <w:color w:val="000000"/>
           <w:kern w:val="0"/>
           <w14:ligatures w14:val="none"/>
@@ -4958,13 +4217,13 @@
         <w:tblLook w:val="04A0" w:firstRow="1" w:lastRow="0" w:firstColumn="1" w:lastColumn="0" w:noHBand="0" w:noVBand="1"/>
       </w:tblPr>
       <w:tblGrid>
-        <w:gridCol w:w="1458"/>
-        <w:gridCol w:w="720"/>
-        <w:gridCol w:w="921"/>
-        <w:gridCol w:w="1485"/>
-        <w:gridCol w:w="834"/>
-        <w:gridCol w:w="1994"/>
-        <w:gridCol w:w="2164"/>
+        <w:gridCol w:w="1456"/>
+        <w:gridCol w:w="719"/>
+        <w:gridCol w:w="939"/>
+        <w:gridCol w:w="1479"/>
+        <w:gridCol w:w="833"/>
+        <w:gridCol w:w="1989"/>
+        <w:gridCol w:w="2161"/>
       </w:tblGrid>
       <w:tr>
         <w:trPr>
@@ -4988,7 +4247,6 @@
             </w:pPr>
             <w:r>
               <w:rPr>
-                <w:rFonts w:ascii="Aptos" w:eastAsia="Aptos" w:hAnsi="Aptos" w:cs="Aptos"/>
                 <w:b/>
                 <w:bCs/>
                 <w:color w:val="FFFFFF" w:themeColor="background1"/>
@@ -5015,7 +4273,6 @@
             </w:pPr>
             <w:r>
               <w:rPr>
-                <w:rFonts w:ascii="Aptos" w:eastAsia="Aptos" w:hAnsi="Aptos" w:cs="Aptos"/>
                 <w:b/>
                 <w:bCs/>
                 <w:color w:val="FFFFFF" w:themeColor="background1"/>
@@ -5042,7 +4299,6 @@
             </w:pPr>
             <w:r>
               <w:rPr>
-                <w:rFonts w:ascii="Aptos" w:eastAsia="Aptos" w:hAnsi="Aptos" w:cs="Aptos"/>
                 <w:b/>
                 <w:bCs/>
                 <w:color w:val="FFFFFF" w:themeColor="background1"/>
@@ -5069,7 +4325,6 @@
             </w:pPr>
             <w:r>
               <w:rPr>
-                <w:rFonts w:ascii="Aptos" w:eastAsia="Aptos" w:hAnsi="Aptos" w:cs="Aptos"/>
                 <w:b/>
                 <w:bCs/>
                 <w:color w:val="FFFFFF" w:themeColor="background1"/>
@@ -5096,7 +4351,6 @@
             </w:pPr>
             <w:r>
               <w:rPr>
-                <w:rFonts w:ascii="Aptos" w:eastAsia="Aptos" w:hAnsi="Aptos" w:cs="Aptos"/>
                 <w:b/>
                 <w:bCs/>
                 <w:color w:val="FFFFFF" w:themeColor="background1"/>
@@ -5105,7 +4359,6 @@
             </w:r>
             <w:r>
               <w:rPr>
-                <w:rFonts w:ascii="Aptos" w:eastAsia="Aptos" w:hAnsi="Aptos" w:cs="Aptos"/>
                 <w:b/>
                 <w:bCs/>
                 <w:color w:val="FFFFFF" w:themeColor="background1"/>
@@ -5133,7 +4386,6 @@
             </w:pPr>
             <w:r>
               <w:rPr>
-                <w:rFonts w:ascii="Aptos" w:eastAsia="Aptos" w:hAnsi="Aptos" w:cs="Aptos"/>
                 <w:b/>
                 <w:bCs/>
                 <w:color w:val="FFFFFF" w:themeColor="background1"/>
@@ -5160,7 +4412,6 @@
             </w:pPr>
             <w:r>
               <w:rPr>
-                <w:rFonts w:ascii="Aptos" w:eastAsia="Aptos" w:hAnsi="Aptos" w:cs="Aptos"/>
                 <w:b/>
                 <w:bCs/>
                 <w:color w:val="FFFFFF" w:themeColor="background1"/>
@@ -5189,14 +4440,12 @@
             </w:pPr>
             <w:r>
               <w:rPr>
-                <w:rFonts w:ascii="Aptos" w:eastAsia="Aptos" w:hAnsi="Aptos" w:cs="Aptos"/>
                 <w:color w:val="000000"/>
               </w:rPr>
               <w:t>0-3</w:t>
             </w:r>
             <w:r>
               <w:rPr>
-                <w:rFonts w:ascii="Aptos" w:eastAsia="Aptos" w:hAnsi="Aptos" w:cs="Aptos"/>
                 <w:color w:val="000000"/>
               </w:rPr>
               <w:t xml:space="preserve"> </w:t>
@@ -5218,7 +4467,6 @@
             </w:pPr>
             <w:r>
               <w:rPr>
-                <w:rFonts w:ascii="Aptos" w:eastAsia="Aptos" w:hAnsi="Aptos" w:cs="Aptos"/>
                 <w:color w:val="000000"/>
               </w:rPr>
               <w:t>90</w:t>
@@ -5240,14 +4488,12 @@
             </w:pPr>
             <w:r>
               <w:rPr>
-                <w:rFonts w:ascii="Aptos" w:eastAsia="Aptos" w:hAnsi="Aptos" w:cs="Aptos"/>
                 <w:color w:val="000000"/>
               </w:rPr>
               <w:t>124/</w:t>
             </w:r>
             <w:r>
               <w:rPr>
-                <w:rFonts w:ascii="Aptos" w:eastAsia="Aptos" w:hAnsi="Aptos" w:cs="Aptos"/>
                 <w:color w:val="000000"/>
               </w:rPr>
               <w:t>74</w:t>
@@ -5269,7 +4515,6 @@
             </w:pPr>
             <w:r>
               <w:rPr>
-                <w:rFonts w:ascii="Aptos" w:eastAsia="Aptos" w:hAnsi="Aptos" w:cs="Aptos"/>
                 <w:color w:val="000000"/>
               </w:rPr>
               <w:t>22</w:t>
@@ -5291,7 +4536,6 @@
             </w:pPr>
             <w:r>
               <w:rPr>
-                <w:rFonts w:ascii="Aptos" w:eastAsia="Aptos" w:hAnsi="Aptos" w:cs="Aptos"/>
                 <w:color w:val="000000"/>
               </w:rPr>
               <w:t>98%</w:t>
@@ -5313,21 +4557,18 @@
             </w:pPr>
             <w:r>
               <w:rPr>
-                <w:rFonts w:ascii="Aptos" w:eastAsia="Aptos" w:hAnsi="Aptos" w:cs="Aptos"/>
                 <w:color w:val="000000"/>
               </w:rPr>
               <w:t>Pink</w:t>
             </w:r>
             <w:r>
               <w:rPr>
-                <w:rFonts w:ascii="Aptos" w:eastAsia="Aptos" w:hAnsi="Aptos" w:cs="Aptos"/>
                 <w:color w:val="000000"/>
               </w:rPr>
               <w:t xml:space="preserve"> and </w:t>
             </w:r>
             <w:r>
               <w:rPr>
-                <w:rFonts w:ascii="Aptos" w:eastAsia="Aptos" w:hAnsi="Aptos" w:cs="Aptos"/>
                 <w:color w:val="000000"/>
               </w:rPr>
               <w:t>warm</w:t>
@@ -5349,7 +4590,6 @@
             </w:pPr>
             <w:r>
               <w:rPr>
-                <w:rFonts w:ascii="Aptos" w:eastAsia="Aptos" w:hAnsi="Aptos" w:cs="Aptos"/>
                 <w:color w:val="000000"/>
               </w:rPr>
               <w:t>Clear</w:t>
@@ -5376,14 +4616,12 @@
             </w:pPr>
             <w:r>
               <w:rPr>
-                <w:rFonts w:ascii="Aptos" w:eastAsia="Aptos" w:hAnsi="Aptos" w:cs="Aptos"/>
                 <w:color w:val="000000"/>
               </w:rPr>
               <w:t>4-7</w:t>
             </w:r>
             <w:r>
               <w:rPr>
-                <w:rFonts w:ascii="Aptos" w:eastAsia="Aptos" w:hAnsi="Aptos" w:cs="Aptos"/>
                 <w:color w:val="000000"/>
               </w:rPr>
               <w:t xml:space="preserve"> </w:t>
@@ -5405,7 +4643,6 @@
             </w:pPr>
             <w:r>
               <w:rPr>
-                <w:rFonts w:ascii="Aptos" w:eastAsia="Aptos" w:hAnsi="Aptos" w:cs="Aptos"/>
                 <w:color w:val="000000"/>
               </w:rPr>
               <w:t>100</w:t>
@@ -5427,14 +4664,12 @@
             </w:pPr>
             <w:r>
               <w:rPr>
-                <w:rFonts w:ascii="Aptos" w:eastAsia="Aptos" w:hAnsi="Aptos" w:cs="Aptos"/>
                 <w:color w:val="000000"/>
               </w:rPr>
               <w:t>136/</w:t>
             </w:r>
             <w:r>
               <w:rPr>
-                <w:rFonts w:ascii="Aptos" w:eastAsia="Aptos" w:hAnsi="Aptos" w:cs="Aptos"/>
                 <w:color w:val="000000"/>
               </w:rPr>
               <w:t>80</w:t>
@@ -5456,7 +4691,6 @@
             </w:pPr>
             <w:r>
               <w:rPr>
-                <w:rFonts w:ascii="Aptos" w:eastAsia="Aptos" w:hAnsi="Aptos" w:cs="Aptos"/>
                 <w:color w:val="000000"/>
               </w:rPr>
               <w:t>26</w:t>
@@ -5478,7 +4712,6 @@
             </w:pPr>
             <w:r>
               <w:rPr>
-                <w:rFonts w:ascii="Aptos" w:eastAsia="Aptos" w:hAnsi="Aptos" w:cs="Aptos"/>
                 <w:color w:val="000000"/>
               </w:rPr>
               <w:t>97%</w:t>
@@ -5500,14 +4733,12 @@
             </w:pPr>
             <w:r>
               <w:rPr>
-                <w:rFonts w:ascii="Aptos" w:eastAsia="Aptos" w:hAnsi="Aptos" w:cs="Aptos"/>
                 <w:color w:val="000000"/>
               </w:rPr>
               <w:t>H</w:t>
             </w:r>
             <w:r>
               <w:rPr>
-                <w:rFonts w:ascii="Aptos" w:eastAsia="Aptos" w:hAnsi="Aptos" w:cs="Aptos"/>
                 <w:color w:val="000000"/>
               </w:rPr>
               <w:t>ives spreading</w:t>
@@ -5529,7 +4760,6 @@
             </w:pPr>
             <w:r>
               <w:rPr>
-                <w:rFonts w:ascii="Aptos" w:eastAsia="Aptos" w:hAnsi="Aptos" w:cs="Aptos"/>
                 <w:color w:val="000000"/>
               </w:rPr>
               <w:t>Clear</w:t>
@@ -5556,14 +4786,12 @@
             </w:pPr>
             <w:r>
               <w:rPr>
-                <w:rFonts w:ascii="Aptos" w:eastAsia="Aptos" w:hAnsi="Aptos" w:cs="Aptos"/>
                 <w:color w:val="000000"/>
               </w:rPr>
               <w:t>8</w:t>
             </w:r>
             <w:r>
               <w:rPr>
-                <w:rFonts w:ascii="Aptos" w:eastAsia="Aptos" w:hAnsi="Aptos" w:cs="Aptos"/>
                 <w:color w:val="000000"/>
               </w:rPr>
               <w:t xml:space="preserve">+ </w:t>
@@ -5585,7 +4813,6 @@
             </w:pPr>
             <w:r>
               <w:rPr>
-                <w:rFonts w:ascii="Aptos" w:eastAsia="Aptos" w:hAnsi="Aptos" w:cs="Aptos"/>
                 <w:color w:val="000000"/>
               </w:rPr>
               <w:t>120</w:t>
@@ -5607,14 +4834,12 @@
             </w:pPr>
             <w:r>
               <w:rPr>
-                <w:rFonts w:ascii="Aptos" w:eastAsia="Aptos" w:hAnsi="Aptos" w:cs="Aptos"/>
                 <w:color w:val="000000"/>
               </w:rPr>
               <w:t>100/</w:t>
             </w:r>
             <w:r>
               <w:rPr>
-                <w:rFonts w:ascii="Aptos" w:eastAsia="Aptos" w:hAnsi="Aptos" w:cs="Aptos"/>
                 <w:color w:val="000000"/>
               </w:rPr>
               <w:t>74</w:t>
@@ -5636,14 +4861,12 @@
             </w:pPr>
             <w:r>
               <w:rPr>
-                <w:rFonts w:ascii="Aptos" w:eastAsia="Aptos" w:hAnsi="Aptos" w:cs="Aptos"/>
                 <w:color w:val="000000"/>
               </w:rPr>
               <w:t>32</w:t>
             </w:r>
             <w:r>
               <w:rPr>
-                <w:rFonts w:ascii="Aptos" w:eastAsia="Aptos" w:hAnsi="Aptos" w:cs="Aptos"/>
                 <w:color w:val="000000"/>
               </w:rPr>
               <w:t>—labored</w:t>
@@ -5665,7 +4888,6 @@
             </w:pPr>
             <w:r>
               <w:rPr>
-                <w:rFonts w:ascii="Aptos" w:eastAsia="Aptos" w:hAnsi="Aptos" w:cs="Aptos"/>
                 <w:color w:val="000000"/>
               </w:rPr>
               <w:t>93%</w:t>
@@ -5687,14 +4909,12 @@
             </w:pPr>
             <w:r>
               <w:rPr>
-                <w:rFonts w:ascii="Aptos" w:eastAsia="Aptos" w:hAnsi="Aptos" w:cs="Aptos"/>
                 <w:color w:val="000000"/>
               </w:rPr>
               <w:t>A</w:t>
             </w:r>
             <w:r>
               <w:rPr>
-                <w:rFonts w:ascii="Aptos" w:eastAsia="Aptos" w:hAnsi="Aptos" w:cs="Aptos"/>
                 <w:color w:val="000000"/>
               </w:rPr>
               <w:t>ngioedema, cool, diaphoretic</w:t>
@@ -5716,28 +4936,24 @@
             </w:pPr>
             <w:r>
               <w:rPr>
-                <w:rFonts w:ascii="Aptos" w:eastAsia="Aptos" w:hAnsi="Aptos" w:cs="Aptos"/>
                 <w:color w:val="000000"/>
               </w:rPr>
               <w:t>S</w:t>
             </w:r>
             <w:r>
               <w:rPr>
-                <w:rFonts w:ascii="Aptos" w:eastAsia="Aptos" w:hAnsi="Aptos" w:cs="Aptos"/>
                 <w:color w:val="000000"/>
               </w:rPr>
               <w:t xml:space="preserve">light </w:t>
             </w:r>
             <w:r>
               <w:rPr>
-                <w:rFonts w:ascii="Aptos" w:eastAsia="Aptos" w:hAnsi="Aptos" w:cs="Aptos"/>
                 <w:color w:val="000000"/>
               </w:rPr>
               <w:t xml:space="preserve">stridor </w:t>
             </w:r>
             <w:r>
               <w:rPr>
-                <w:rFonts w:ascii="Aptos" w:eastAsia="Aptos" w:hAnsi="Aptos" w:cs="Aptos"/>
                 <w:color w:val="000000"/>
               </w:rPr>
               <w:t>rales</w:t>
@@ -5765,91 +4981,78 @@
             </w:pPr>
             <w:r>
               <w:rPr>
-                <w:rFonts w:ascii="Aptos" w:eastAsia="Aptos" w:hAnsi="Aptos" w:cs="Aptos"/>
                 <w:color w:val="000000"/>
               </w:rPr>
               <w:t xml:space="preserve">If epinephrine is provided, symptoms subside. Use column </w:t>
             </w:r>
             <w:r>
               <w:rPr>
-                <w:rFonts w:ascii="Aptos" w:eastAsia="Aptos" w:hAnsi="Aptos" w:cs="Aptos"/>
                 <w:color w:val="000000"/>
               </w:rPr>
               <w:t>two</w:t>
             </w:r>
             <w:r>
               <w:rPr>
-                <w:rFonts w:ascii="Aptos" w:eastAsia="Aptos" w:hAnsi="Aptos" w:cs="Aptos"/>
                 <w:color w:val="000000"/>
               </w:rPr>
               <w:t xml:space="preserve"> for vitals, but skin is pink and warm.</w:t>
             </w:r>
             <w:r>
               <w:rPr>
-                <w:rFonts w:ascii="Aptos" w:eastAsia="Aptos" w:hAnsi="Aptos" w:cs="Aptos"/>
                 <w:color w:val="000000"/>
               </w:rPr>
               <w:t xml:space="preserve"> </w:t>
             </w:r>
             <w:r>
               <w:rPr>
-                <w:rFonts w:ascii="Aptos" w:eastAsia="Aptos" w:hAnsi="Aptos" w:cs="Aptos"/>
                 <w:color w:val="000000"/>
               </w:rPr>
               <w:t xml:space="preserve">This will last for </w:t>
             </w:r>
             <w:r>
               <w:rPr>
-                <w:rFonts w:ascii="Aptos" w:eastAsia="Aptos" w:hAnsi="Aptos" w:cs="Aptos"/>
                 <w:color w:val="000000"/>
               </w:rPr>
               <w:t>8 min</w:t>
             </w:r>
             <w:r>
               <w:rPr>
-                <w:rFonts w:ascii="Aptos" w:eastAsia="Aptos" w:hAnsi="Aptos" w:cs="Aptos"/>
                 <w:color w:val="000000"/>
               </w:rPr>
               <w:t>, unless time is sped up.</w:t>
             </w:r>
             <w:r>
               <w:rPr>
-                <w:rFonts w:ascii="Aptos" w:eastAsia="Aptos" w:hAnsi="Aptos" w:cs="Aptos"/>
                 <w:color w:val="000000"/>
               </w:rPr>
               <w:t xml:space="preserve"> </w:t>
             </w:r>
             <w:r>
               <w:rPr>
-                <w:rFonts w:ascii="Aptos" w:eastAsia="Aptos" w:hAnsi="Aptos" w:cs="Aptos"/>
                 <w:color w:val="000000"/>
               </w:rPr>
               <w:t xml:space="preserve">If EMS does not arrive within </w:t>
             </w:r>
             <w:r>
               <w:rPr>
-                <w:rFonts w:ascii="Aptos" w:eastAsia="Aptos" w:hAnsi="Aptos" w:cs="Aptos"/>
                 <w:color w:val="000000"/>
               </w:rPr>
               <w:t>8 min</w:t>
             </w:r>
             <w:r>
               <w:rPr>
-                <w:rFonts w:ascii="Aptos" w:eastAsia="Aptos" w:hAnsi="Aptos" w:cs="Aptos"/>
                 <w:color w:val="000000"/>
               </w:rPr>
               <w:t xml:space="preserve"> or a second dose of epinephrine is not provided, symptoms continue to worsen, starting at </w:t>
             </w:r>
             <w:r>
               <w:rPr>
-                <w:rFonts w:ascii="Aptos" w:eastAsia="Aptos" w:hAnsi="Aptos" w:cs="Aptos"/>
                 <w:color w:val="000000"/>
               </w:rPr>
               <w:t>8</w:t>
             </w:r>
             <w:r>
               <w:rPr>
-                <w:rFonts w:ascii="Aptos" w:eastAsia="Aptos" w:hAnsi="Aptos" w:cs="Aptos"/>
                 <w:color w:val="000000"/>
               </w:rPr>
               <w:t>+ min.</w:t>
@@ -5870,34 +5073,6 @@
       </w:pPr>
       <w:r>
         <w:rPr>
-          <w:rFonts w:ascii="Aptos" w:eastAsia="Aptos" w:hAnsi="Aptos" w:cs="Aptos"/>
-          <w:color w:val="000000"/>
-          <w:kern w:val="0"/>
-          <w14:ligatures w14:val="none"/>
-        </w:rPr>
-        <w:t/>
-      </w:r>
-      <w:r>
-        <w:rPr>
-          <w:rFonts w:ascii="Aptos" w:eastAsia="Aptos" w:hAnsi="Aptos" w:cs="Aptos"/>
-          <w:color w:val="000000"/>
-          <w:kern w:val="0"/>
-          <w14:ligatures w14:val="none"/>
-        </w:rPr>
-        <w:t/>
-      </w:r>
-      <w:r>
-        <w:rPr>
-          <w:rFonts w:ascii="Aptos" w:eastAsia="Aptos" w:hAnsi="Aptos" w:cs="Aptos"/>
-          <w:color w:val="000000"/>
-          <w:kern w:val="0"/>
-          <w14:ligatures w14:val="none"/>
-        </w:rPr>
-        <w:t/>
-      </w:r>
-      <w:r>
-        <w:rPr>
-          <w:rFonts w:ascii="Aptos" w:eastAsia="Aptos" w:hAnsi="Aptos" w:cs="Aptos"/>
           <w:color w:val="000000"/>
           <w:kern w:val="0"/>
           <w14:ligatures w14:val="none"/>
@@ -5906,7 +5081,6 @@
       </w:r>
       <w:r>
         <w:rPr>
-          <w:rFonts w:ascii="Aptos" w:eastAsia="Aptos" w:hAnsi="Aptos" w:cs="Aptos"/>
           <w:color w:val="000000"/>
           <w:kern w:val="0"/>
           <w14:ligatures w14:val="none"/>
@@ -5931,7 +5105,6 @@
       </w:pPr>
       <w:r>
         <w:rPr>
-          <w:rFonts w:ascii="Aptos" w:eastAsia="Aptos" w:hAnsi="Aptos" w:cs="Aptos"/>
           <w:color w:val="000000"/>
           <w:kern w:val="0"/>
           <w14:ligatures w14:val="none"/>
@@ -5957,7 +5130,6 @@
       </w:pPr>
       <w:r>
         <w:rPr>
-          <w:rFonts w:ascii="Aptos" w:eastAsia="Aptos" w:hAnsi="Aptos" w:cs="Aptos"/>
           <w:color w:val="000000"/>
           <w:kern w:val="0"/>
           <w14:ligatures w14:val="none"/>
@@ -5982,7 +5154,6 @@
       </w:pPr>
       <w:r>
         <w:rPr>
-          <w:rFonts w:ascii="Aptos" w:eastAsia="Aptos" w:hAnsi="Aptos" w:cs="Aptos"/>
           <w:color w:val="000000"/>
           <w:kern w:val="0"/>
           <w14:ligatures w14:val="none"/>
@@ -5991,7 +5162,6 @@
       </w:r>
       <w:r>
         <w:rPr>
-          <w:rFonts w:ascii="Aptos" w:eastAsia="Aptos" w:hAnsi="Aptos" w:cs="Aptos"/>
           <w:color w:val="000000"/>
           <w:kern w:val="0"/>
           <w14:ligatures w14:val="none"/>
@@ -6000,7 +5170,6 @@
       </w:r>
       <w:r>
         <w:rPr>
-          <w:rFonts w:ascii="Aptos" w:eastAsia="Aptos" w:hAnsi="Aptos" w:cs="Aptos"/>
           <w:color w:val="000000"/>
           <w:kern w:val="0"/>
           <w14:ligatures w14:val="none"/>
@@ -6009,7 +5178,6 @@
       </w:r>
       <w:r>
         <w:rPr>
-          <w:rFonts w:ascii="Aptos" w:eastAsia="Aptos" w:hAnsi="Aptos" w:cs="Aptos"/>
           <w:color w:val="000000"/>
           <w:kern w:val="0"/>
           <w14:ligatures w14:val="none"/>
@@ -6018,7 +5186,6 @@
       </w:r>
       <w:r>
         <w:rPr>
-          <w:rFonts w:ascii="Aptos" w:eastAsia="Aptos" w:hAnsi="Aptos" w:cs="Aptos"/>
           <w:color w:val="000000"/>
           <w:kern w:val="0"/>
           <w14:ligatures w14:val="none"/>
@@ -6027,7 +5194,6 @@
       </w:r>
       <w:r>
         <w:rPr>
-          <w:rFonts w:ascii="Aptos" w:eastAsia="Aptos" w:hAnsi="Aptos" w:cs="Aptos"/>
           <w:color w:val="000000"/>
           <w:kern w:val="0"/>
           <w14:ligatures w14:val="none"/>
@@ -6036,7 +5202,6 @@
       </w:r>
       <w:r>
         <w:rPr>
-          <w:rFonts w:ascii="Aptos" w:eastAsia="Aptos" w:hAnsi="Aptos" w:cs="Aptos"/>
           <w:color w:val="000000"/>
           <w:kern w:val="0"/>
           <w14:ligatures w14:val="none"/>
@@ -6045,7 +5210,6 @@
       </w:r>
       <w:r>
         <w:rPr>
-          <w:rFonts w:ascii="Aptos" w:eastAsia="Aptos" w:hAnsi="Aptos" w:cs="Aptos"/>
           <w:color w:val="000000"/>
           <w:kern w:val="0"/>
           <w14:ligatures w14:val="none"/>
@@ -6054,7 +5218,6 @@
       </w:r>
       <w:r>
         <w:rPr>
-          <w:rFonts w:ascii="Aptos" w:eastAsia="Aptos" w:hAnsi="Aptos" w:cs="Aptos"/>
           <w:color w:val="000000"/>
           <w:kern w:val="0"/>
           <w14:ligatures w14:val="none"/>
@@ -6063,7 +5226,6 @@
       </w:r>
       <w:r>
         <w:rPr>
-          <w:rFonts w:ascii="Aptos" w:eastAsia="Aptos" w:hAnsi="Aptos" w:cs="Aptos"/>
           <w:color w:val="000000"/>
           <w:kern w:val="0"/>
           <w14:ligatures w14:val="none"/>
@@ -6072,7 +5234,6 @@
       </w:r>
       <w:r>
         <w:rPr>
-          <w:rFonts w:ascii="Aptos" w:eastAsia="Aptos" w:hAnsi="Aptos" w:cs="Aptos"/>
           <w:color w:val="000000"/>
           <w:kern w:val="0"/>
           <w14:ligatures w14:val="none"/>
@@ -6081,7 +5242,6 @@
       </w:r>
       <w:r>
         <w:rPr>
-          <w:rFonts w:ascii="Aptos" w:eastAsia="Aptos" w:hAnsi="Aptos" w:cs="Aptos"/>
           <w:color w:val="000000"/>
           <w:kern w:val="0"/>
           <w14:ligatures w14:val="none"/>
@@ -6090,7 +5250,6 @@
       </w:r>
       <w:r>
         <w:rPr>
-          <w:rFonts w:ascii="Aptos" w:eastAsia="Aptos" w:hAnsi="Aptos" w:cs="Aptos"/>
           <w:color w:val="000000"/>
           <w:kern w:val="0"/>
           <w14:ligatures w14:val="none"/>
@@ -6099,7 +5258,6 @@
       </w:r>
       <w:r>
         <w:rPr>
-          <w:rFonts w:ascii="Aptos" w:eastAsia="Aptos" w:hAnsi="Aptos" w:cs="Aptos"/>
           <w:color w:val="000000"/>
           <w:kern w:val="0"/>
           <w14:ligatures w14:val="none"/>
@@ -6108,7 +5266,6 @@
       </w:r>
       <w:r>
         <w:rPr>
-          <w:rFonts w:ascii="Aptos" w:eastAsia="Aptos" w:hAnsi="Aptos" w:cs="Aptos"/>
           <w:color w:val="000000"/>
           <w:kern w:val="0"/>
           <w14:ligatures w14:val="none"/>
@@ -6117,7 +5274,6 @@
       </w:r>
       <w:r>
         <w:rPr>
-          <w:rFonts w:ascii="Aptos" w:eastAsia="Aptos" w:hAnsi="Aptos" w:cs="Aptos"/>
           <w:color w:val="000000"/>
           <w:kern w:val="0"/>
           <w14:ligatures w14:val="none"/>
@@ -6126,7 +5282,6 @@
       </w:r>
       <w:r>
         <w:rPr>
-          <w:rFonts w:ascii="Aptos" w:eastAsia="Aptos" w:hAnsi="Aptos" w:cs="Aptos"/>
           <w:color w:val="000000"/>
           <w:kern w:val="0"/>
           <w14:ligatures w14:val="none"/>
@@ -6135,7 +5290,6 @@
       </w:r>
       <w:r>
         <w:rPr>
-          <w:rFonts w:ascii="Aptos" w:eastAsia="Aptos" w:hAnsi="Aptos" w:cs="Aptos"/>
           <w:color w:val="000000"/>
           <w:kern w:val="0"/>
           <w14:ligatures w14:val="none"/>
@@ -6155,25 +5309,6 @@
       </w:pPr>
       <w:r>
         <w:rPr>
-          <w:rFonts w:ascii="Aptos" w:eastAsia="Aptos" w:hAnsi="Aptos" w:cs="Aptos"/>
-          <w:color w:val="000000"/>
-          <w:kern w:val="0"/>
-          <w14:ligatures w14:val="none"/>
-        </w:rPr>
-        <w:t/>
-      </w:r>
-      <w:r>
-        <w:rPr>
-          <w:rFonts w:ascii="Aptos" w:eastAsia="Aptos" w:hAnsi="Aptos" w:cs="Aptos"/>
-          <w:color w:val="000000"/>
-          <w:kern w:val="0"/>
-          <w14:ligatures w14:val="none"/>
-        </w:rPr>
-        <w:t/>
-      </w:r>
-      <w:r>
-        <w:rPr>
-          <w:rFonts w:ascii="Aptos" w:eastAsia="Aptos" w:hAnsi="Aptos" w:cs="Aptos"/>
           <w:color w:val="000000"/>
           <w:kern w:val="0"/>
           <w14:ligatures w14:val="none"/>
@@ -6182,7 +5317,6 @@
       </w:r>
       <w:r>
         <w:rPr>
-          <w:rFonts w:ascii="Aptos" w:eastAsia="Aptos" w:hAnsi="Aptos" w:cs="Aptos"/>
           <w:color w:val="000000"/>
           <w:kern w:val="0"/>
           <w14:ligatures w14:val="none"/>
@@ -6202,7 +5336,6 @@
       </w:pPr>
       <w:r>
         <w:rPr>
-          <w:rFonts w:ascii="Aptos" w:eastAsia="Aptos" w:hAnsi="Aptos" w:cs="Aptos"/>
           <w:color w:val="000000"/>
           <w:kern w:val="0"/>
           <w14:ligatures w14:val="none"/>
@@ -6211,7 +5344,6 @@
       </w:r>
       <w:r>
         <w:rPr>
-          <w:rFonts w:ascii="Aptos" w:eastAsia="Aptos" w:hAnsi="Aptos" w:cs="Aptos"/>
           <w:color w:val="000000"/>
           <w:kern w:val="0"/>
           <w14:ligatures w14:val="none"/>
@@ -6220,7 +5352,6 @@
       </w:r>
       <w:r>
         <w:rPr>
-          <w:rFonts w:ascii="Aptos" w:eastAsia="Aptos" w:hAnsi="Aptos" w:cs="Aptos"/>
           <w:color w:val="000000"/>
           <w:kern w:val="0"/>
           <w14:ligatures w14:val="none"/>
@@ -6229,7 +5360,6 @@
       </w:r>
       <w:r>
         <w:rPr>
-          <w:rFonts w:ascii="Aptos" w:eastAsia="Aptos" w:hAnsi="Aptos" w:cs="Aptos"/>
           <w:color w:val="000000"/>
           <w:kern w:val="0"/>
           <w14:ligatures w14:val="none"/>
@@ -6238,7 +5368,6 @@
       </w:r>
       <w:r>
         <w:rPr>
-          <w:rFonts w:ascii="Aptos" w:eastAsia="Aptos" w:hAnsi="Aptos" w:cs="Aptos"/>
           <w:color w:val="000000"/>
           <w:kern w:val="0"/>
           <w14:ligatures w14:val="none"/>
@@ -6247,7 +5376,6 @@
       </w:r>
       <w:r>
         <w:rPr>
-          <w:rFonts w:ascii="Aptos" w:eastAsia="Aptos" w:hAnsi="Aptos" w:cs="Aptos"/>
           <w:color w:val="000000"/>
           <w:kern w:val="0"/>
           <w14:ligatures w14:val="none"/>
@@ -6256,7 +5384,6 @@
       </w:r>
       <w:r>
         <w:rPr>
-          <w:rFonts w:ascii="Aptos" w:eastAsia="Aptos" w:hAnsi="Aptos" w:cs="Aptos"/>
           <w:color w:val="000000"/>
           <w:kern w:val="0"/>
           <w14:ligatures w14:val="none"/>
@@ -6265,7 +5392,6 @@
       </w:r>
       <w:r>
         <w:rPr>
-          <w:rFonts w:ascii="Aptos" w:eastAsia="Aptos" w:hAnsi="Aptos" w:cs="Aptos"/>
           <w:color w:val="000000"/>
           <w:kern w:val="0"/>
           <w14:ligatures w14:val="none"/>
@@ -6274,7 +5400,6 @@
       </w:r>
       <w:r>
         <w:rPr>
-          <w:rFonts w:ascii="Aptos" w:eastAsia="Aptos" w:hAnsi="Aptos" w:cs="Aptos"/>
           <w:color w:val="000000"/>
           <w:kern w:val="0"/>
           <w14:ligatures w14:val="none"/>
@@ -6283,7 +5408,6 @@
       </w:r>
       <w:r>
         <w:rPr>
-          <w:rFonts w:ascii="Aptos" w:eastAsia="Aptos" w:hAnsi="Aptos" w:cs="Aptos"/>
           <w:color w:val="000000"/>
           <w:kern w:val="0"/>
           <w14:ligatures w14:val="none"/>
@@ -6292,7 +5416,6 @@
       </w:r>
       <w:r>
         <w:rPr>
-          <w:rFonts w:ascii="Aptos" w:eastAsia="Aptos" w:hAnsi="Aptos" w:cs="Aptos"/>
           <w:color w:val="000000"/>
           <w:kern w:val="0"/>
           <w14:ligatures w14:val="none"/>
@@ -6301,7 +5424,6 @@
       </w:r>
       <w:r>
         <w:rPr>
-          <w:rFonts w:ascii="Aptos" w:eastAsia="Aptos" w:hAnsi="Aptos" w:cs="Aptos"/>
           <w:color w:val="000000"/>
           <w:kern w:val="0"/>
           <w14:ligatures w14:val="none"/>
@@ -6310,7 +5432,6 @@
       </w:r>
       <w:r>
         <w:rPr>
-          <w:rFonts w:ascii="Aptos" w:eastAsia="Aptos" w:hAnsi="Aptos" w:cs="Aptos"/>
           <w:color w:val="000000"/>
           <w:kern w:val="0"/>
           <w14:ligatures w14:val="none"/>
@@ -6319,7 +5440,6 @@
       </w:r>
       <w:r>
         <w:rPr>
-          <w:rFonts w:ascii="Aptos" w:eastAsia="Aptos" w:hAnsi="Aptos" w:cs="Aptos"/>
           <w:color w:val="000000"/>
           <w:kern w:val="0"/>
           <w14:ligatures w14:val="none"/>
@@ -6328,7 +5448,6 @@
       </w:r>
       <w:r>
         <w:rPr>
-          <w:rFonts w:ascii="Aptos" w:eastAsia="Aptos" w:hAnsi="Aptos" w:cs="Aptos"/>
           <w:color w:val="000000"/>
           <w:kern w:val="0"/>
           <w14:ligatures w14:val="none"/>
@@ -6337,7 +5456,6 @@
       </w:r>
       <w:r>
         <w:rPr>
-          <w:rFonts w:ascii="Aptos" w:eastAsia="Aptos" w:hAnsi="Aptos" w:cs="Aptos"/>
           <w:color w:val="000000"/>
           <w:kern w:val="0"/>
           <w14:ligatures w14:val="none"/>
@@ -6346,7 +5464,6 @@
       </w:r>
       <w:r>
         <w:rPr>
-          <w:rFonts w:ascii="Aptos" w:eastAsia="Aptos" w:hAnsi="Aptos" w:cs="Aptos"/>
           <w:color w:val="000000"/>
           <w:kern w:val="0"/>
           <w14:ligatures w14:val="none"/>
@@ -6355,7 +5472,6 @@
       </w:r>
       <w:r>
         <w:rPr>
-          <w:rFonts w:ascii="Aptos" w:eastAsia="Aptos" w:hAnsi="Aptos" w:cs="Aptos"/>
           <w:color w:val="000000"/>
           <w:kern w:val="0"/>
           <w14:ligatures w14:val="none"/>
@@ -6364,7 +5480,6 @@
       </w:r>
       <w:r>
         <w:rPr>
-          <w:rFonts w:ascii="Aptos" w:eastAsia="Aptos" w:hAnsi="Aptos" w:cs="Aptos"/>
           <w:color w:val="000000"/>
           <w:kern w:val="0"/>
           <w14:ligatures w14:val="none"/>
@@ -6384,34 +5499,6 @@
       </w:pPr>
       <w:r>
         <w:rPr>
-          <w:rFonts w:ascii="Aptos" w:eastAsia="Aptos" w:hAnsi="Aptos" w:cs="Aptos"/>
-          <w:color w:val="000000"/>
-          <w:kern w:val="0"/>
-          <w14:ligatures w14:val="none"/>
-        </w:rPr>
-        <w:t/>
-      </w:r>
-      <w:r>
-        <w:rPr>
-          <w:rFonts w:ascii="Aptos" w:eastAsia="Aptos" w:hAnsi="Aptos" w:cs="Aptos"/>
-          <w:color w:val="000000"/>
-          <w:kern w:val="0"/>
-          <w14:ligatures w14:val="none"/>
-        </w:rPr>
-        <w:t/>
-      </w:r>
-      <w:r>
-        <w:rPr>
-          <w:rFonts w:ascii="Aptos" w:eastAsia="Aptos" w:hAnsi="Aptos" w:cs="Aptos"/>
-          <w:color w:val="000000"/>
-          <w:kern w:val="0"/>
-          <w14:ligatures w14:val="none"/>
-        </w:rPr>
-        <w:t/>
-      </w:r>
-      <w:r>
-        <w:rPr>
-          <w:rFonts w:ascii="Aptos" w:eastAsia="Aptos" w:hAnsi="Aptos" w:cs="Aptos"/>
           <w:color w:val="000000"/>
           <w:kern w:val="0"/>
           <w14:ligatures w14:val="none"/>
@@ -6431,7 +5518,6 @@
       </w:pPr>
       <w:r>
         <w:rPr>
-          <w:rFonts w:ascii="Aptos" w:eastAsia="Aptos" w:hAnsi="Aptos" w:cs="Aptos"/>
           <w:b/>
           <w:bCs/>
           <w:color w:val="000000"/>
@@ -6442,7 +5528,6 @@
       </w:r>
       <w:r>
         <w:rPr>
-          <w:rFonts w:ascii="Aptos" w:eastAsia="Aptos" w:hAnsi="Aptos" w:cs="Aptos"/>
           <w:b/>
           <w:bCs/>
           <w:color w:val="000000"/>
@@ -6453,7 +5538,6 @@
       </w:r>
       <w:r>
         <w:rPr>
-          <w:rFonts w:ascii="Aptos" w:eastAsia="Aptos" w:hAnsi="Aptos" w:cs="Aptos"/>
           <w:b/>
           <w:bCs/>
           <w:color w:val="000000"/>
@@ -6464,7 +5548,6 @@
       </w:r>
       <w:r>
         <w:rPr>
-          <w:rFonts w:ascii="Aptos" w:eastAsia="Aptos" w:hAnsi="Aptos" w:cs="Aptos"/>
           <w:color w:val="000000"/>
           <w:kern w:val="0"/>
           <w14:ligatures w14:val="none"/>
@@ -6484,7 +5567,6 @@
       </w:pPr>
       <w:r>
         <w:rPr>
-          <w:rFonts w:ascii="Aptos" w:eastAsia="Aptos" w:hAnsi="Aptos" w:cs="Aptos"/>
           <w:b/>
           <w:bCs/>
           <w:color w:val="000000"/>
@@ -6495,7 +5577,6 @@
       </w:r>
       <w:r>
         <w:rPr>
-          <w:rFonts w:ascii="Aptos" w:eastAsia="Aptos" w:hAnsi="Aptos" w:cs="Aptos"/>
           <w:b/>
           <w:bCs/>
           <w:color w:val="000000"/>
@@ -6506,7 +5587,6 @@
       </w:r>
       <w:r>
         <w:rPr>
-          <w:rFonts w:ascii="Aptos" w:eastAsia="Aptos" w:hAnsi="Aptos" w:cs="Aptos"/>
           <w:b/>
           <w:bCs/>
           <w:color w:val="000000"/>
@@ -6517,7 +5597,6 @@
       </w:r>
       <w:r>
         <w:rPr>
-          <w:rFonts w:ascii="Aptos" w:eastAsia="Aptos" w:hAnsi="Aptos" w:cs="Aptos"/>
           <w:color w:val="000000"/>
           <w:kern w:val="0"/>
           <w14:ligatures w14:val="none"/>
@@ -6537,7 +5616,6 @@
       </w:pPr>
       <w:r>
         <w:rPr>
-          <w:rFonts w:ascii="Aptos" w:eastAsia="Aptos" w:hAnsi="Aptos" w:cs="Aptos"/>
           <w:b/>
           <w:bCs/>
           <w:color w:val="000000"/>
@@ -6548,7 +5626,6 @@
       </w:r>
       <w:r>
         <w:rPr>
-          <w:rFonts w:ascii="Aptos" w:eastAsia="Aptos" w:hAnsi="Aptos" w:cs="Aptos"/>
           <w:b/>
           <w:bCs/>
           <w:color w:val="000000"/>
@@ -6559,7 +5636,6 @@
       </w:r>
       <w:r>
         <w:rPr>
-          <w:rFonts w:ascii="Aptos" w:eastAsia="Aptos" w:hAnsi="Aptos" w:cs="Aptos"/>
           <w:b/>
           <w:bCs/>
           <w:color w:val="000000"/>
@@ -6570,7 +5646,6 @@
       </w:r>
       <w:r>
         <w:rPr>
-          <w:rFonts w:ascii="Aptos" w:eastAsia="Aptos" w:hAnsi="Aptos" w:cs="Aptos"/>
           <w:b/>
           <w:bCs/>
           <w:color w:val="000000"/>
@@ -6581,7 +5656,6 @@
       </w:r>
       <w:r>
         <w:rPr>
-          <w:rFonts w:ascii="Aptos" w:eastAsia="Aptos" w:hAnsi="Aptos" w:cs="Aptos"/>
           <w:b/>
           <w:bCs/>
           <w:color w:val="000000"/>
@@ -6592,7 +5666,6 @@
       </w:r>
       <w:r>
         <w:rPr>
-          <w:rFonts w:ascii="Aptos" w:eastAsia="Aptos" w:hAnsi="Aptos" w:cs="Aptos"/>
           <w:b/>
           <w:bCs/>
           <w:color w:val="000000"/>
@@ -6603,7 +5676,6 @@
       </w:r>
       <w:r>
         <w:rPr>
-          <w:rFonts w:ascii="Aptos" w:eastAsia="Aptos" w:hAnsi="Aptos" w:cs="Aptos"/>
           <w:b/>
           <w:bCs/>
           <w:color w:val="000000"/>
@@ -6614,7 +5686,6 @@
       </w:r>
       <w:r>
         <w:rPr>
-          <w:rFonts w:ascii="Aptos" w:eastAsia="Aptos" w:hAnsi="Aptos" w:cs="Aptos"/>
           <w:color w:val="000000"/>
           <w:kern w:val="0"/>
           <w14:ligatures w14:val="none"/>
@@ -6634,34 +5705,6 @@
       </w:pPr>
       <w:r>
         <w:rPr>
-          <w:rFonts w:ascii="Aptos" w:eastAsia="Aptos" w:hAnsi="Aptos" w:cs="Aptos"/>
-          <w:color w:val="000000"/>
-          <w:kern w:val="0"/>
-          <w14:ligatures w14:val="none"/>
-        </w:rPr>
-        <w:t/>
-      </w:r>
-      <w:r>
-        <w:rPr>
-          <w:rFonts w:ascii="Aptos" w:eastAsia="Aptos" w:hAnsi="Aptos" w:cs="Aptos"/>
-          <w:color w:val="000000"/>
-          <w:kern w:val="0"/>
-          <w14:ligatures w14:val="none"/>
-        </w:rPr>
-        <w:t/>
-      </w:r>
-      <w:r>
-        <w:rPr>
-          <w:rFonts w:ascii="Aptos" w:eastAsia="Aptos" w:hAnsi="Aptos" w:cs="Aptos"/>
-          <w:color w:val="000000"/>
-          <w:kern w:val="0"/>
-          <w14:ligatures w14:val="none"/>
-        </w:rPr>
-        <w:t/>
-      </w:r>
-      <w:r>
-        <w:rPr>
-          <w:rFonts w:ascii="Aptos" w:eastAsia="Aptos" w:hAnsi="Aptos" w:cs="Aptos"/>
           <w:color w:val="000000"/>
           <w:kern w:val="0"/>
           <w14:ligatures w14:val="none"/>
@@ -6679,178 +5722,140 @@
       </w:pPr>
       <w:r>
         <w:rPr>
-          <w:rFonts w:ascii="Aptos" w:eastAsia="Aptos" w:hAnsi="Aptos" w:cs="Aptos"/>
           <w:color w:val="000000"/>
         </w:rPr>
         <w:t>The phrase “Time</w:t>
       </w:r>
       <w:r>
         <w:rPr>
-          <w:rFonts w:ascii="Aptos" w:eastAsia="Aptos" w:hAnsi="Aptos" w:cs="Aptos"/>
           <w:color w:val="000000"/>
         </w:rPr>
         <w:t>-</w:t>
       </w:r>
       <w:r>
         <w:rPr>
-          <w:rFonts w:ascii="Aptos" w:eastAsia="Aptos" w:hAnsi="Aptos" w:cs="Aptos"/>
           <w:color w:val="000000"/>
         </w:rPr>
         <w:t>out</w:t>
       </w:r>
       <w:r>
         <w:rPr>
-          <w:rFonts w:ascii="Aptos" w:eastAsia="Aptos" w:hAnsi="Aptos" w:cs="Aptos"/>
           <w:color w:val="000000"/>
         </w:rPr>
         <w:t>;</w:t>
       </w:r>
       <w:r>
         <w:rPr>
-          <w:rFonts w:ascii="Aptos" w:eastAsia="Aptos" w:hAnsi="Aptos" w:cs="Aptos"/>
           <w:color w:val="000000"/>
         </w:rPr>
         <w:t xml:space="preserve"> </w:t>
       </w:r>
       <w:r>
         <w:rPr>
-          <w:rFonts w:ascii="Aptos" w:eastAsia="Aptos" w:hAnsi="Aptos" w:cs="Aptos"/>
           <w:color w:val="000000"/>
         </w:rPr>
         <w:t>t</w:t>
       </w:r>
       <w:r>
         <w:rPr>
-          <w:rFonts w:ascii="Aptos" w:eastAsia="Aptos" w:hAnsi="Aptos" w:cs="Aptos"/>
           <w:color w:val="000000"/>
         </w:rPr>
         <w:t>ime</w:t>
       </w:r>
       <w:r>
         <w:rPr>
-          <w:rFonts w:ascii="Aptos" w:eastAsia="Aptos" w:hAnsi="Aptos" w:cs="Aptos"/>
           <w:color w:val="000000"/>
         </w:rPr>
         <w:t>-</w:t>
       </w:r>
       <w:r>
         <w:rPr>
-          <w:rFonts w:ascii="Aptos" w:eastAsia="Aptos" w:hAnsi="Aptos" w:cs="Aptos"/>
-          <w:color w:val="000000"/>
-        </w:rPr>
-        <w:t xml:space="preserve">out” is used to immediately stop a simulation. As </w:t>
-      </w:r>
-      <w:proofErr w:type="gramStart"/>
-      <w:r>
-        <w:rPr>
-          <w:rFonts w:ascii="Aptos" w:eastAsia="Aptos" w:hAnsi="Aptos" w:cs="Aptos"/>
-          <w:color w:val="000000"/>
-        </w:rPr>
-        <w:t>the</w:t>
-      </w:r>
-      <w:proofErr w:type="gramEnd"/>
-      <w:r>
-        <w:rPr>
-          <w:rFonts w:ascii="Aptos" w:eastAsia="Aptos" w:hAnsi="Aptos" w:cs="Aptos"/>
-          <w:color w:val="000000"/>
-        </w:rPr>
-        <w:t xml:space="preserve"> standardized patient</w:t>
-      </w:r>
-      <w:r>
-        <w:rPr>
-          <w:rFonts w:ascii="Aptos" w:eastAsia="Aptos" w:hAnsi="Aptos" w:cs="Aptos"/>
+          <w:color w:val="000000"/>
+        </w:rPr>
+        <w:t>out” is used to immediately stop a simulation. As the standardized patient</w:t>
+      </w:r>
+      <w:r>
+        <w:rPr>
           <w:color w:val="000000"/>
         </w:rPr>
         <w:t>,</w:t>
       </w:r>
       <w:r>
         <w:rPr>
-          <w:rFonts w:ascii="Aptos" w:eastAsia="Aptos" w:hAnsi="Aptos" w:cs="Aptos"/>
           <w:color w:val="000000"/>
         </w:rPr>
         <w:t xml:space="preserve"> you can say this at any time. It is particularly designed to </w:t>
       </w:r>
       <w:r>
         <w:rPr>
-          <w:rFonts w:ascii="Aptos" w:eastAsia="Aptos" w:hAnsi="Aptos" w:cs="Aptos"/>
           <w:color w:val="000000"/>
         </w:rPr>
         <w:t>en</w:t>
       </w:r>
       <w:r>
         <w:rPr>
-          <w:rFonts w:ascii="Aptos" w:eastAsia="Aptos" w:hAnsi="Aptos" w:cs="Aptos"/>
           <w:color w:val="000000"/>
         </w:rPr>
         <w:t>sure you</w:t>
       </w:r>
       <w:r>
         <w:rPr>
-          <w:rFonts w:ascii="Aptos" w:eastAsia="Aptos" w:hAnsi="Aptos" w:cs="Aptos"/>
           <w:color w:val="000000"/>
         </w:rPr>
         <w:t>r</w:t>
       </w:r>
       <w:r>
         <w:rPr>
-          <w:rFonts w:ascii="Aptos" w:eastAsia="Aptos" w:hAnsi="Aptos" w:cs="Aptos"/>
-          <w:color w:val="000000"/>
-        </w:rPr>
-        <w:t xml:space="preserve"> safe</w:t>
-      </w:r>
-      <w:r>
-        <w:rPr>
-          <w:rFonts w:ascii="Aptos" w:eastAsia="Aptos" w:hAnsi="Aptos" w:cs="Aptos"/>
+          <w:color w:val="000000"/>
+        </w:rPr>
+        <w:t xml:space="preserve"> </w:t>
+      </w:r>
+      <w:r>
+        <w:rPr>
+          <w:color w:val="000000"/>
+        </w:rPr>
+        <w:lastRenderedPageBreak/>
+        <w:t>safe</w:t>
+      </w:r>
+      <w:r>
+        <w:rPr>
           <w:color w:val="000000"/>
         </w:rPr>
         <w:t>ty</w:t>
       </w:r>
       <w:r>
         <w:rPr>
-          <w:rFonts w:ascii="Aptos" w:eastAsia="Aptos" w:hAnsi="Aptos" w:cs="Aptos"/>
           <w:color w:val="000000"/>
         </w:rPr>
         <w:t xml:space="preserve"> and </w:t>
       </w:r>
       <w:r>
         <w:rPr>
-          <w:rFonts w:ascii="Aptos" w:eastAsia="Aptos" w:hAnsi="Aptos" w:cs="Aptos"/>
-          <w:color w:val="000000"/>
-        </w:rPr>
-        <w:t xml:space="preserve">help </w:t>
-      </w:r>
-      <w:r>
-        <w:rPr>
-          <w:rFonts w:ascii="Aptos" w:eastAsia="Aptos" w:hAnsi="Aptos" w:cs="Aptos"/>
-          <w:color w:val="000000"/>
-        </w:rPr>
-        <w:lastRenderedPageBreak/>
-        <w:t xml:space="preserve">you </w:t>
-      </w:r>
-      <w:r>
-        <w:rPr>
-          <w:rFonts w:ascii="Aptos" w:eastAsia="Aptos" w:hAnsi="Aptos" w:cs="Aptos"/>
+          <w:color w:val="000000"/>
+        </w:rPr>
+        <w:t xml:space="preserve">help you </w:t>
+      </w:r>
+      <w:r>
+        <w:rPr>
           <w:color w:val="000000"/>
         </w:rPr>
         <w:t>feel safe.</w:t>
       </w:r>
       <w:r>
         <w:rPr>
-          <w:rFonts w:ascii="Aptos" w:eastAsia="Aptos" w:hAnsi="Aptos" w:cs="Aptos"/>
           <w:color w:val="000000"/>
         </w:rPr>
         <w:t xml:space="preserve"> </w:t>
       </w:r>
       <w:r>
         <w:rPr>
-          <w:rFonts w:ascii="Aptos" w:eastAsia="Aptos" w:hAnsi="Aptos" w:cs="Aptos"/>
           <w:color w:val="000000"/>
         </w:rPr>
         <w:t>All participants are taught this phrase. It means the same for everyone. If it is said, the simulation will immediately stop.</w:t>
       </w:r>
     </w:p>
     <w:sectPr>
-      <w:footerReference w:type="default" r:id="rId10"/>
+      <w:footerReference w:type="default" r:id="rId11"/>
       <w:pgSz w:w="12240" w:h="15840"/>
       <w:pgMar w:top="1440" w:right="1440" w:bottom="1440" w:left="1440" w:header="706" w:footer="706" w:gutter="0"/>
       <w:cols w:space="720"/>
@@ -6861,7 +5866,7 @@
 </file>
 
 <file path=word/endnotes.xml><?xml version="1.0" encoding="utf-8"?>
-<w:endnotes xmlns:wpc="http://schemas.microsoft.com/office/word/2010/wordprocessingCanvas" xmlns:cx="http://schemas.microsoft.com/office/drawing/2014/chartex" xmlns:cx1="http://schemas.microsoft.com/office/drawing/2015/9/8/chartex" xmlns:cx2="http://schemas.microsoft.com/office/drawing/2015/10/21/chartex" xmlns:cx3="http://schemas.microsoft.com/office/drawing/2016/5/9/chartex" xmlns:cx4="http://schemas.microsoft.com/office/drawing/2016/5/10/chartex" xmlns:cx5="http://schemas.microsoft.com/office/drawing/2016/5/11/chartex" xmlns:cx6="http://schemas.microsoft.com/office/drawing/2016/5/12/chartex" xmlns:cx7="http://schemas.microsoft.com/office/drawing/2016/5/13/chartex" xmlns:cx8="http://schemas.microsoft.com/office/drawing/2016/5/14/chartex" xmlns:mc="http://schemas.openxmlformats.org/markup-compatibility/2006" xmlns:aink="http://schemas.microsoft.com/office/drawing/2016/ink" xmlns:am3d="http://schemas.microsoft.com/office/drawing/2017/model3d" xmlns:o="urn:schemas-microsoft-com:office:office" xmlns:oel="http://schemas.microsoft.com/office/2019/extlst" xmlns:r="http://schemas.openxmlformats.org/officeDocument/2006/relationships" xmlns:m="http://schemas.openxmlformats.org/officeDocument/2006/math" xmlns:v="urn:schemas-microsoft-com:vml" xmlns:wp14="http://schemas.microsoft.com/office/word/2010/wordprocessingDrawing" xmlns:wp="http://schemas.openxmlformats.org/drawingml/2006/wordprocessingDrawing" xmlns:w10="urn:schemas-microsoft-com:office:word" xmlns:w="http://schemas.openxmlformats.org/wordprocessingml/2006/main" xmlns:w14="http://schemas.microsoft.com/office/word/2010/wordml" xmlns:w15="http://schemas.microsoft.com/office/word/2012/wordml" xmlns:w16cei="http://schemas.microsoft.com/office/word/2026/wordml/cei" xmlns:w16cex="http://schemas.microsoft.com/office/word/2018/wordml/cex" xmlns:w16cid="http://schemas.microsoft.com/office/word/2016/wordml/cid" xmlns:w16="http://schemas.microsoft.com/office/word/2018/wordml" xmlns:w16du="http://schemas.microsoft.com/office/word/2023/wordml/word16du" xmlns:w16sdtdh="http://schemas.microsoft.com/office/word/2020/wordml/sdtdatahash" xmlns:w16sdtfl="http://schemas.microsoft.com/office/word/2024/wordml/sdtformatlock" xmlns:w16se="http://schemas.microsoft.com/office/word/2015/wordml/symex" xmlns:wpg="http://schemas.microsoft.com/office/word/2010/wordprocessingGroup" xmlns:wpi="http://schemas.microsoft.com/office/word/2010/wordprocessingInk" xmlns:wne="http://schemas.microsoft.com/office/word/2006/wordml" xmlns:wps="http://schemas.microsoft.com/office/word/2010/wordprocessingShape" mc:Ignorable="w14 w15 w16se w16cid w16 w16cex w16sdtdh w16sdtfl w16du wp14">
+<w:endnotes xmlns:wpc="http://schemas.microsoft.com/office/word/2010/wordprocessingCanvas" xmlns:cx="http://schemas.microsoft.com/office/drawing/2014/chartex" xmlns:cx1="http://schemas.microsoft.com/office/drawing/2015/9/8/chartex" xmlns:cx2="http://schemas.microsoft.com/office/drawing/2015/10/21/chartex" xmlns:cx3="http://schemas.microsoft.com/office/drawing/2016/5/9/chartex" xmlns:cx4="http://schemas.microsoft.com/office/drawing/2016/5/10/chartex" xmlns:cx5="http://schemas.microsoft.com/office/drawing/2016/5/11/chartex" xmlns:cx6="http://schemas.microsoft.com/office/drawing/2016/5/12/chartex" xmlns:cx7="http://schemas.microsoft.com/office/drawing/2016/5/13/chartex" xmlns:cx8="http://schemas.microsoft.com/office/drawing/2016/5/14/chartex" xmlns:mc="http://schemas.openxmlformats.org/markup-compatibility/2006" xmlns:aink="http://schemas.microsoft.com/office/drawing/2016/ink" xmlns:am3d="http://schemas.microsoft.com/office/drawing/2017/model3d" xmlns:o="urn:schemas-microsoft-com:office:office" xmlns:oel="http://schemas.microsoft.com/office/2019/extlst" xmlns:r="http://schemas.openxmlformats.org/officeDocument/2006/relationships" xmlns:m="http://schemas.openxmlformats.org/officeDocument/2006/math" xmlns:v="urn:schemas-microsoft-com:vml" xmlns:wp14="http://schemas.microsoft.com/office/word/2010/wordprocessingDrawing" xmlns:wp="http://schemas.openxmlformats.org/drawingml/2006/wordprocessingDrawing" xmlns:w10="urn:schemas-microsoft-com:office:word" xmlns:w="http://schemas.openxmlformats.org/wordprocessingml/2006/main" xmlns:w14="http://schemas.microsoft.com/office/word/2010/wordml" xmlns:w15="http://schemas.microsoft.com/office/word/2012/wordml" xmlns:w16cex="http://schemas.microsoft.com/office/word/2018/wordml/cex" xmlns:w16cid="http://schemas.microsoft.com/office/word/2016/wordml/cid" xmlns:w16="http://schemas.microsoft.com/office/word/2018/wordml" xmlns:w16du="http://schemas.microsoft.com/office/word/2023/wordml/word16du" xmlns:w16sdtdh="http://schemas.microsoft.com/office/word/2020/wordml/sdtdatahash" xmlns:w16sdtfl="http://schemas.microsoft.com/office/word/2024/wordml/sdtformatlock" xmlns:w16se="http://schemas.microsoft.com/office/word/2015/wordml/symex" xmlns:wpg="http://schemas.microsoft.com/office/word/2010/wordprocessingGroup" xmlns:wpi="http://schemas.microsoft.com/office/word/2010/wordprocessingInk" xmlns:wne="http://schemas.microsoft.com/office/word/2006/wordml" xmlns:wps="http://schemas.microsoft.com/office/word/2010/wordprocessingShape" mc:Ignorable="w14 w15 w16se w16cid w16 w16cex w16sdtdh w16sdtfl w16du wp14">
   <w:endnote w:type="separator" w:id="-1">
     <w:p>
       <w:r>
@@ -6880,22 +5885,16 @@
 </file>
 
 <file path=word/footer1.xml><?xml version="1.0" encoding="utf-8"?>
-<w:ftr xmlns:m="http://schemas.openxmlformats.org/officeDocument/2006/math" xmlns:mc="http://schemas.openxmlformats.org/markup-compatibility/2006" xmlns:mo="http://schemas.microsoft.com/office/mac/office/2008/main" xmlns:mv="urn:schemas-microsoft-com:mac:vml" xmlns:o="urn:schemas-microsoft-com:office:office" xmlns:r="http://schemas.openxmlformats.org/officeDocument/2006/relationships" xmlns:v="urn:schemas-microsoft-com:vml" xmlns:w10="urn:schemas-microsoft-com:office:word" xmlns:w14="http://schemas.microsoft.com/office/word/2010/wordml" xmlns:w="http://schemas.openxmlformats.org/wordprocessingml/2006/main" xmlns:wne="http://schemas.microsoft.com/office/word/2006/wordml" xmlns:wp14="http://schemas.microsoft.com/office/word/2010/wordprocessingDrawing" xmlns:wp="http://schemas.openxmlformats.org/drawingml/2006/wordprocessingDrawing" xmlns:wpc="http://schemas.microsoft.com/office/word/2010/wordprocessingCanvas" xmlns:wpg="http://schemas.microsoft.com/office/word/2010/wordprocessingGroup" xmlns:wpi="http://schemas.microsoft.com/office/word/2010/wordprocessingInk" xmlns:wps="http://schemas.microsoft.com/office/word/2010/wordprocessingShape" mc:Ignorable="w14 wp14">
+<w:ftr xmlns:wpc="http://schemas.microsoft.com/office/word/2010/wordprocessingCanvas" xmlns:cx="http://schemas.microsoft.com/office/drawing/2014/chartex" xmlns:cx1="http://schemas.microsoft.com/office/drawing/2015/9/8/chartex" xmlns:cx2="http://schemas.microsoft.com/office/drawing/2015/10/21/chartex" xmlns:cx3="http://schemas.microsoft.com/office/drawing/2016/5/9/chartex" xmlns:cx4="http://schemas.microsoft.com/office/drawing/2016/5/10/chartex" xmlns:cx5="http://schemas.microsoft.com/office/drawing/2016/5/11/chartex" xmlns:cx6="http://schemas.microsoft.com/office/drawing/2016/5/12/chartex" xmlns:cx7="http://schemas.microsoft.com/office/drawing/2016/5/13/chartex" xmlns:cx8="http://schemas.microsoft.com/office/drawing/2016/5/14/chartex" xmlns:mc="http://schemas.openxmlformats.org/markup-compatibility/2006" xmlns:aink="http://schemas.microsoft.com/office/drawing/2016/ink" xmlns:am3d="http://schemas.microsoft.com/office/drawing/2017/model3d" xmlns:o="urn:schemas-microsoft-com:office:office" xmlns:oel="http://schemas.microsoft.com/office/2019/extlst" xmlns:r="http://schemas.openxmlformats.org/officeDocument/2006/relationships" xmlns:m="http://schemas.openxmlformats.org/officeDocument/2006/math" xmlns:v="urn:schemas-microsoft-com:vml" xmlns:wp14="http://schemas.microsoft.com/office/word/2010/wordprocessingDrawing" xmlns:wp="http://schemas.openxmlformats.org/drawingml/2006/wordprocessingDrawing" xmlns:w10="urn:schemas-microsoft-com:office:word" xmlns:w="http://schemas.openxmlformats.org/wordprocessingml/2006/main" xmlns:w14="http://schemas.microsoft.com/office/word/2010/wordml" xmlns:w15="http://schemas.microsoft.com/office/word/2012/wordml" xmlns:w16cex="http://schemas.microsoft.com/office/word/2018/wordml/cex" xmlns:w16cid="http://schemas.microsoft.com/office/word/2016/wordml/cid" xmlns:w16="http://schemas.microsoft.com/office/word/2018/wordml" xmlns:w16du="http://schemas.microsoft.com/office/word/2023/wordml/word16du" xmlns:w16sdtdh="http://schemas.microsoft.com/office/word/2020/wordml/sdtdatahash" xmlns:w16sdtfl="http://schemas.microsoft.com/office/word/2024/wordml/sdtformatlock" xmlns:w16se="http://schemas.microsoft.com/office/word/2015/wordml/symex" xmlns:wpg="http://schemas.microsoft.com/office/word/2010/wordprocessingGroup" xmlns:wpi="http://schemas.microsoft.com/office/word/2010/wordprocessingInk" xmlns:wne="http://schemas.microsoft.com/office/word/2006/wordml" xmlns:wps="http://schemas.microsoft.com/office/word/2010/wordprocessingShape" mc:Ignorable="w14 w15 w16se w16cid w16 w16cex w16sdtdh w16sdtfl w16du wp14">
   <w:p>
-    <w:pPr>
-      <w:spacing w:line="240" w:lineRule="auto" w:before="0" w:after="0"/>
-      <w:jc w:val="left"/>
-    </w:pPr>
     <w:r>
       <w:rPr>
-        <w:rFonts w:ascii="Aptos" w:hAnsi="Aptos" w:eastAsia="Aptos" w:cs="Aptos"/>
         <w:sz w:val="18"/>
       </w:rPr>
       <w:t xml:space="preserve">From J.M. Larson and H.L. Stedge, </w:t>
     </w:r>
     <w:r>
       <w:rPr>
-        <w:rFonts w:ascii="Aptos" w:hAnsi="Aptos" w:eastAsia="Aptos" w:cs="Aptos"/>
         <w:i/>
         <w:sz w:val="18"/>
       </w:rPr>
@@ -6903,7 +5902,6 @@
     </w:r>
     <w:r>
       <w:rPr>
-        <w:rFonts w:ascii="Aptos" w:hAnsi="Aptos" w:eastAsia="Aptos" w:cs="Aptos"/>
         <w:sz w:val="18"/>
       </w:rPr>
       <w:t xml:space="preserve"> (Human Kinetics, 2027).</w:t>
@@ -6913,7 +5911,7 @@
 </file>
 
 <file path=word/footnotes.xml><?xml version="1.0" encoding="utf-8"?>
-<w:footnotes xmlns:wpc="http://schemas.microsoft.com/office/word/2010/wordprocessingCanvas" xmlns:cx="http://schemas.microsoft.com/office/drawing/2014/chartex" xmlns:cx1="http://schemas.microsoft.com/office/drawing/2015/9/8/chartex" xmlns:cx2="http://schemas.microsoft.com/office/drawing/2015/10/21/chartex" xmlns:cx3="http://schemas.microsoft.com/office/drawing/2016/5/9/chartex" xmlns:cx4="http://schemas.microsoft.com/office/drawing/2016/5/10/chartex" xmlns:cx5="http://schemas.microsoft.com/office/drawing/2016/5/11/chartex" xmlns:cx6="http://schemas.microsoft.com/office/drawing/2016/5/12/chartex" xmlns:cx7="http://schemas.microsoft.com/office/drawing/2016/5/13/chartex" xmlns:cx8="http://schemas.microsoft.com/office/drawing/2016/5/14/chartex" xmlns:mc="http://schemas.openxmlformats.org/markup-compatibility/2006" xmlns:aink="http://schemas.microsoft.com/office/drawing/2016/ink" xmlns:am3d="http://schemas.microsoft.com/office/drawing/2017/model3d" xmlns:o="urn:schemas-microsoft-com:office:office" xmlns:oel="http://schemas.microsoft.com/office/2019/extlst" xmlns:r="http://schemas.openxmlformats.org/officeDocument/2006/relationships" xmlns:m="http://schemas.openxmlformats.org/officeDocument/2006/math" xmlns:v="urn:schemas-microsoft-com:vml" xmlns:wp14="http://schemas.microsoft.com/office/word/2010/wordprocessingDrawing" xmlns:wp="http://schemas.openxmlformats.org/drawingml/2006/wordprocessingDrawing" xmlns:w10="urn:schemas-microsoft-com:office:word" xmlns:w="http://schemas.openxmlformats.org/wordprocessingml/2006/main" xmlns:w14="http://schemas.microsoft.com/office/word/2010/wordml" xmlns:w15="http://schemas.microsoft.com/office/word/2012/wordml" xmlns:w16cei="http://schemas.microsoft.com/office/word/2026/wordml/cei" xmlns:w16cex="http://schemas.microsoft.com/office/word/2018/wordml/cex" xmlns:w16cid="http://schemas.microsoft.com/office/word/2016/wordml/cid" xmlns:w16="http://schemas.microsoft.com/office/word/2018/wordml" xmlns:w16du="http://schemas.microsoft.com/office/word/2023/wordml/word16du" xmlns:w16sdtdh="http://schemas.microsoft.com/office/word/2020/wordml/sdtdatahash" xmlns:w16sdtfl="http://schemas.microsoft.com/office/word/2024/wordml/sdtformatlock" xmlns:w16se="http://schemas.microsoft.com/office/word/2015/wordml/symex" xmlns:wpg="http://schemas.microsoft.com/office/word/2010/wordprocessingGroup" xmlns:wpi="http://schemas.microsoft.com/office/word/2010/wordprocessingInk" xmlns:wne="http://schemas.microsoft.com/office/word/2006/wordml" xmlns:wps="http://schemas.microsoft.com/office/word/2010/wordprocessingShape" mc:Ignorable="w14 w15 w16se w16cid w16 w16cex w16sdtdh w16sdtfl w16du wp14">
+<w:footnotes xmlns:wpc="http://schemas.microsoft.com/office/word/2010/wordprocessingCanvas" xmlns:cx="http://schemas.microsoft.com/office/drawing/2014/chartex" xmlns:cx1="http://schemas.microsoft.com/office/drawing/2015/9/8/chartex" xmlns:cx2="http://schemas.microsoft.com/office/drawing/2015/10/21/chartex" xmlns:cx3="http://schemas.microsoft.com/office/drawing/2016/5/9/chartex" xmlns:cx4="http://schemas.microsoft.com/office/drawing/2016/5/10/chartex" xmlns:cx5="http://schemas.microsoft.com/office/drawing/2016/5/11/chartex" xmlns:cx6="http://schemas.microsoft.com/office/drawing/2016/5/12/chartex" xmlns:cx7="http://schemas.microsoft.com/office/drawing/2016/5/13/chartex" xmlns:cx8="http://schemas.microsoft.com/office/drawing/2016/5/14/chartex" xmlns:mc="http://schemas.openxmlformats.org/markup-compatibility/2006" xmlns:aink="http://schemas.microsoft.com/office/drawing/2016/ink" xmlns:am3d="http://schemas.microsoft.com/office/drawing/2017/model3d" xmlns:o="urn:schemas-microsoft-com:office:office" xmlns:oel="http://schemas.microsoft.com/office/2019/extlst" xmlns:r="http://schemas.openxmlformats.org/officeDocument/2006/relationships" xmlns:m="http://schemas.openxmlformats.org/officeDocument/2006/math" xmlns:v="urn:schemas-microsoft-com:vml" xmlns:wp14="http://schemas.microsoft.com/office/word/2010/wordprocessingDrawing" xmlns:wp="http://schemas.openxmlformats.org/drawingml/2006/wordprocessingDrawing" xmlns:w10="urn:schemas-microsoft-com:office:word" xmlns:w="http://schemas.openxmlformats.org/wordprocessingml/2006/main" xmlns:w14="http://schemas.microsoft.com/office/word/2010/wordml" xmlns:w15="http://schemas.microsoft.com/office/word/2012/wordml" xmlns:w16cex="http://schemas.microsoft.com/office/word/2018/wordml/cex" xmlns:w16cid="http://schemas.microsoft.com/office/word/2016/wordml/cid" xmlns:w16="http://schemas.microsoft.com/office/word/2018/wordml" xmlns:w16du="http://schemas.microsoft.com/office/word/2023/wordml/word16du" xmlns:w16sdtdh="http://schemas.microsoft.com/office/word/2020/wordml/sdtdatahash" xmlns:w16sdtfl="http://schemas.microsoft.com/office/word/2024/wordml/sdtformatlock" xmlns:w16se="http://schemas.microsoft.com/office/word/2015/wordml/symex" xmlns:wpg="http://schemas.microsoft.com/office/word/2010/wordprocessingGroup" xmlns:wpi="http://schemas.microsoft.com/office/word/2010/wordprocessingInk" xmlns:wne="http://schemas.microsoft.com/office/word/2006/wordml" xmlns:wps="http://schemas.microsoft.com/office/word/2010/wordprocessingShape" mc:Ignorable="w14 w15 w16se w16cid w16 w16cex w16sdtdh w16sdtfl w16du wp14">
   <w:footnote w:type="separator" w:id="-1">
     <w:p>
       <w:r>
@@ -6932,7 +5930,7 @@
 </file>
 
 <file path=word/numbering.xml><?xml version="1.0" encoding="utf-8"?>
-<w:numbering xmlns:wpc="http://schemas.microsoft.com/office/word/2010/wordprocessingCanvas" xmlns:cx="http://schemas.microsoft.com/office/drawing/2014/chartex" xmlns:cx1="http://schemas.microsoft.com/office/drawing/2015/9/8/chartex" xmlns:cx2="http://schemas.microsoft.com/office/drawing/2015/10/21/chartex" xmlns:cx3="http://schemas.microsoft.com/office/drawing/2016/5/9/chartex" xmlns:cx4="http://schemas.microsoft.com/office/drawing/2016/5/10/chartex" xmlns:cx5="http://schemas.microsoft.com/office/drawing/2016/5/11/chartex" xmlns:cx6="http://schemas.microsoft.com/office/drawing/2016/5/12/chartex" xmlns:cx7="http://schemas.microsoft.com/office/drawing/2016/5/13/chartex" xmlns:cx8="http://schemas.microsoft.com/office/drawing/2016/5/14/chartex" xmlns:mc="http://schemas.openxmlformats.org/markup-compatibility/2006" xmlns:aink="http://schemas.microsoft.com/office/drawing/2016/ink" xmlns:am3d="http://schemas.microsoft.com/office/drawing/2017/model3d" xmlns:o="urn:schemas-microsoft-com:office:office" xmlns:oel="http://schemas.microsoft.com/office/2019/extlst" xmlns:r="http://schemas.openxmlformats.org/officeDocument/2006/relationships" xmlns:m="http://schemas.openxmlformats.org/officeDocument/2006/math" xmlns:v="urn:schemas-microsoft-com:vml" xmlns:wp14="http://schemas.microsoft.com/office/word/2010/wordprocessingDrawing" xmlns:wp="http://schemas.openxmlformats.org/drawingml/2006/wordprocessingDrawing" xmlns:w10="urn:schemas-microsoft-com:office:word" xmlns:w="http://schemas.openxmlformats.org/wordprocessingml/2006/main" xmlns:w14="http://schemas.microsoft.com/office/word/2010/wordml" xmlns:w15="http://schemas.microsoft.com/office/word/2012/wordml" xmlns:w16cei="http://schemas.microsoft.com/office/word/2026/wordml/cei" xmlns:w16cex="http://schemas.microsoft.com/office/word/2018/wordml/cex" xmlns:w16cid="http://schemas.microsoft.com/office/word/2016/wordml/cid" xmlns:w16="http://schemas.microsoft.com/office/word/2018/wordml" xmlns:w16du="http://schemas.microsoft.com/office/word/2023/wordml/word16du" xmlns:w16sdtdh="http://schemas.microsoft.com/office/word/2020/wordml/sdtdatahash" xmlns:w16sdtfl="http://schemas.microsoft.com/office/word/2024/wordml/sdtformatlock" xmlns:w16se="http://schemas.microsoft.com/office/word/2015/wordml/symex" xmlns:wpg="http://schemas.microsoft.com/office/word/2010/wordprocessingGroup" xmlns:wpi="http://schemas.microsoft.com/office/word/2010/wordprocessingInk" xmlns:wne="http://schemas.microsoft.com/office/word/2006/wordml" xmlns:wps="http://schemas.microsoft.com/office/word/2010/wordprocessingShape" mc:Ignorable="w14 w15 w16se w16cid w16 w16cex w16sdtdh w16sdtfl w16du wp14">
+<w:numbering xmlns:wpc="http://schemas.microsoft.com/office/word/2010/wordprocessingCanvas" xmlns:cx="http://schemas.microsoft.com/office/drawing/2014/chartex" xmlns:cx1="http://schemas.microsoft.com/office/drawing/2015/9/8/chartex" xmlns:cx2="http://schemas.microsoft.com/office/drawing/2015/10/21/chartex" xmlns:cx3="http://schemas.microsoft.com/office/drawing/2016/5/9/chartex" xmlns:cx4="http://schemas.microsoft.com/office/drawing/2016/5/10/chartex" xmlns:cx5="http://schemas.microsoft.com/office/drawing/2016/5/11/chartex" xmlns:cx6="http://schemas.microsoft.com/office/drawing/2016/5/12/chartex" xmlns:cx7="http://schemas.microsoft.com/office/drawing/2016/5/13/chartex" xmlns:cx8="http://schemas.microsoft.com/office/drawing/2016/5/14/chartex" xmlns:mc="http://schemas.openxmlformats.org/markup-compatibility/2006" xmlns:aink="http://schemas.microsoft.com/office/drawing/2016/ink" xmlns:am3d="http://schemas.microsoft.com/office/drawing/2017/model3d" xmlns:o="urn:schemas-microsoft-com:office:office" xmlns:oel="http://schemas.microsoft.com/office/2019/extlst" xmlns:r="http://schemas.openxmlformats.org/officeDocument/2006/relationships" xmlns:m="http://schemas.openxmlformats.org/officeDocument/2006/math" xmlns:v="urn:schemas-microsoft-com:vml" xmlns:wp14="http://schemas.microsoft.com/office/word/2010/wordprocessingDrawing" xmlns:wp="http://schemas.openxmlformats.org/drawingml/2006/wordprocessingDrawing" xmlns:w10="urn:schemas-microsoft-com:office:word" xmlns:w="http://schemas.openxmlformats.org/wordprocessingml/2006/main" xmlns:w14="http://schemas.microsoft.com/office/word/2010/wordml" xmlns:w15="http://schemas.microsoft.com/office/word/2012/wordml" xmlns:w16cex="http://schemas.microsoft.com/office/word/2018/wordml/cex" xmlns:w16cid="http://schemas.microsoft.com/office/word/2016/wordml/cid" xmlns:w16="http://schemas.microsoft.com/office/word/2018/wordml" xmlns:w16du="http://schemas.microsoft.com/office/word/2023/wordml/word16du" xmlns:w16sdtdh="http://schemas.microsoft.com/office/word/2020/wordml/sdtdatahash" xmlns:w16sdtfl="http://schemas.microsoft.com/office/word/2024/wordml/sdtformatlock" xmlns:w16se="http://schemas.microsoft.com/office/word/2015/wordml/symex" xmlns:wpg="http://schemas.microsoft.com/office/word/2010/wordprocessingGroup" xmlns:wpi="http://schemas.microsoft.com/office/word/2010/wordprocessingInk" xmlns:wne="http://schemas.microsoft.com/office/word/2006/wordml" xmlns:wps="http://schemas.microsoft.com/office/word/2010/wordprocessingShape" mc:Ignorable="w14 w15 w16se w16cid w16 w16cex w16sdtdh w16sdtfl w16du wp14">
   <w:abstractNum w:abstractNumId="0" w15:restartNumberingAfterBreak="0">
     <w:nsid w:val="B6DD5455"/>
     <w:multiLevelType w:val="hybridMultilevel"/>
@@ -10844,7 +9842,7 @@
     <w:qFormat/>
     <w:rsid w:val="00C40D5E"/>
     <w:rPr>
-      <w:rFonts w:ascii="Aptos" w:hAnsi="Aptos" w:eastAsia="Aptos" w:cs="Aptos"/>
+      <w:rFonts w:ascii="Aptos" w:eastAsia="Aptos" w:hAnsi="Aptos" w:cs="Aptos"/>
     </w:rPr>
   </w:style>
   <w:style w:type="paragraph" w:styleId="Heading1">
